--- a/deliverables/ECOLOGICAL_BIBLIOGRAPHY.docx
+++ b/deliverables/ECOLOGICAL_BIBLIOGRAPHY.docx
@@ -2,7 +2,7 @@
 <file path=word/document.xml><?xml version="1.0" encoding="utf-8"?>
 <w:document xmlns:w="http://schemas.openxmlformats.org/wordprocessingml/2006/main" xmlns:m="http://schemas.openxmlformats.org/officeDocument/2006/math" xmlns:r="http://schemas.openxmlformats.org/officeDocument/2006/relationships" xmlns:o="urn:schemas-microsoft-com:office:office" xmlns:v="urn:schemas-microsoft-com:vml" xmlns:w10="urn:schemas-microsoft-com:office:word" xmlns:a="http://schemas.openxmlformats.org/drawingml/2006/main" xmlns:pic="http://schemas.openxmlformats.org/drawingml/2006/picture" xmlns:wp="http://schemas.openxmlformats.org/drawingml/2006/wordprocessingDrawing">
   <w:body>
-    <w:bookmarkStart w:id="37" w:name="X67e4f523d481345e03bdf9498921bf9770bbcb9"/>
+    <w:bookmarkStart w:id="28" w:name="X67e4f523d481345e03bdf9498921bf9770bbcb9"/>
     <w:p>
       <w:pPr>
         <w:pStyle w:val="Heading1"/>
@@ -17,8 +17,8 @@
       </w:pPr>
       <w:r>
         <w:rPr>
-          <w:iCs/>
-          <w:i/>
+          <w:i/>
+          <w:iCs/>
         </w:rPr>
         <w:t xml:space="preserve">Deduplicated, alphabetized reference list spanning all six ecological pathways.</w:t>
       </w:r>
@@ -27,8 +27,8 @@
       </w:r>
       <w:r>
         <w:rPr>
-          <w:iCs/>
-          <w:i/>
+          <w:i/>
+          <w:iCs/>
         </w:rPr>
         <w:t xml:space="preserve">Pathway tags in square brackets at the end of each entry: [P1] groundwater, [P2] tidal creeks and marshes, [P3a] Chesapeake Bay mainstem, [P3b] seaside lagoons, [P4] shellfish and aquaculture, [P5] iconic species, [P6] drainfield footprint.</w:t>
       </w:r>
@@ -69,6 +69,160 @@
       </w:r>
       <w:r>
         <w:t xml:space="preserve">for the cross-pathway synthesis that draws on these references.</w:t>
+      </w:r>
+    </w:p>
+    <w:p>
+      <w:pPr>
+        <w:pStyle w:val="Heading3"/>
+      </w:pPr>
+      <w:bookmarkStart w:id="9" w:name="october-2026-verification-note"/>
+      <w:r>
+        <w:t xml:space="preserve">October 2026 verification note</w:t>
+      </w:r>
+      <w:bookmarkEnd w:id="9"/>
+    </w:p>
+    <w:p>
+      <w:pPr>
+        <w:pStyle w:val="BlockText"/>
+      </w:pPr>
+      <w:r>
+        <w:t xml:space="preserve">These entries were compiled with AI assistance.</w:t>
+      </w:r>
+      <w:r>
+        <w:t xml:space="preserve"> </w:t>
+      </w:r>
+      <w:r>
+        <w:rPr>
+          <w:b/>
+          <w:bCs/>
+        </w:rPr>
+        <w:t xml:space="preserve">Treat every entry as unverified unless it is marked [verified Oct 2026].</w:t>
+      </w:r>
+      <w:r>
+        <w:t xml:space="preserve"> </w:t>
+      </w:r>
+      <w:r>
+        <w:t xml:space="preserve">The October 2026 audit found:</w:t>
+      </w:r>
+    </w:p>
+    <w:p>
+      <w:pPr>
+        <w:pStyle w:val="Compact"/>
+        <w:numPr>
+          <w:ilvl w:val="0"/>
+          <w:numId w:val="1001"/>
+        </w:numPr>
+      </w:pPr>
+      <w:r>
+        <w:t xml:space="preserve">wrong titles and author lists (e.g., Mitchell et al. 2021, Capps et al. 2020);</w:t>
+      </w:r>
+    </w:p>
+    <w:p>
+      <w:pPr>
+        <w:pStyle w:val="Compact"/>
+        <w:numPr>
+          <w:ilvl w:val="0"/>
+          <w:numId w:val="1001"/>
+        </w:numPr>
+      </w:pPr>
+      <w:r>
+        <w:t xml:space="preserve">a garbled citation (Leight &amp; Hood 2018);</w:t>
+      </w:r>
+    </w:p>
+    <w:p>
+      <w:pPr>
+        <w:pStyle w:val="Compact"/>
+        <w:numPr>
+          <w:ilvl w:val="0"/>
+          <w:numId w:val="1001"/>
+        </w:numPr>
+      </w:pPr>
+      <w:r>
+        <w:t xml:space="preserve">a reference that could not be located and appears constructed (the</w:t>
+      </w:r>
+      <w:r>
+        <w:t xml:space="preserve"> </w:t>
+      </w:r>
+      <w:r>
+        <w:t xml:space="preserve">“Bay Journal 2005”</w:t>
+      </w:r>
+      <w:r>
+        <w:t xml:space="preserve"> </w:t>
+      </w:r>
+      <w:r>
+        <w:t xml:space="preserve">Chincoteague item);</w:t>
+      </w:r>
+    </w:p>
+    <w:p>
+      <w:pPr>
+        <w:pStyle w:val="Compact"/>
+        <w:numPr>
+          <w:ilvl w:val="0"/>
+          <w:numId w:val="1001"/>
+        </w:numPr>
+      </w:pPr>
+      <w:r>
+        <w:t xml:space="preserve">duplicated article numbers (Aoki/Berger 2020);</w:t>
+      </w:r>
+    </w:p>
+    <w:p>
+      <w:pPr>
+        <w:pStyle w:val="Compact"/>
+        <w:numPr>
+          <w:ilvl w:val="0"/>
+          <w:numId w:val="1001"/>
+        </w:numPr>
+      </w:pPr>
+      <w:r>
+        <w:t xml:space="preserve">several papers cited for claims they do not make.</w:t>
+      </w:r>
+    </w:p>
+    <w:p>
+      <w:pPr>
+        <w:pStyle w:val="BlockText"/>
+      </w:pPr>
+      <w:r>
+        <w:t xml:space="preserve">Before any entry is used in a publication or outreach material, check it against the paper itself, not just its title.</w:t>
+      </w:r>
+      <w:r>
+        <w:t xml:space="preserve"> </w:t>
+      </w:r>
+      <w:r>
+        <w:t xml:space="preserve">“Verified”</w:t>
+      </w:r>
+      <w:r>
+        <w:t xml:space="preserve"> </w:t>
+      </w:r>
+      <w:r>
+        <w:t xml:space="preserve">below means the entry was checked against publisher or Crossref metadata or the abstract. It does not mean the claims cited to it in the pathway files are supported. See the</w:t>
+      </w:r>
+      <w:r>
+        <w:t xml:space="preserve"> </w:t>
+      </w:r>
+      <w:r>
+        <w:rPr>
+          <w:b/>
+          <w:bCs/>
+        </w:rPr>
+        <w:t xml:space="preserve">[Oct 2026]</w:t>
+      </w:r>
+      <w:r>
+        <w:t xml:space="preserve"> </w:t>
+      </w:r>
+      <w:r>
+        <w:t xml:space="preserve">notes in each pathway file and</w:t>
+      </w:r>
+      <w:r>
+        <w:t xml:space="preserve"> </w:t>
+      </w:r>
+      <w:r>
+        <w:rPr>
+          <w:rStyle w:val="VerbatimChar"/>
+        </w:rPr>
+        <w:t xml:space="preserve">ECOLOGICAL_EFFECTS_SYNTHESIS.md</w:t>
+      </w:r>
+      <w:r>
+        <w:t xml:space="preserve">.</w:t>
       </w:r>
     </w:p>
     <w:p>
@@ -78,7 +232,7 @@
         </w:pict>
       </w:r>
     </w:p>
-    <w:bookmarkStart w:id="21" w:name="ab"/>
+    <w:bookmarkStart w:id="12" w:name="ab"/>
     <w:p>
       <w:pPr>
         <w:pStyle w:val="Heading2"/>
@@ -99,15 +253,15 @@
       </w:r>
       <w:r>
         <w:rPr>
-          <w:iCs/>
-          <w:i/>
+          <w:i/>
+          <w:iCs/>
         </w:rPr>
         <w:t xml:space="preserve">Facts about the Eastern Shore of Virginia’s Groundwater.</w:t>
       </w:r>
       <w:r>
         <w:t xml:space="preserve"> </w:t>
       </w:r>
-      <w:hyperlink r:id="rId20">
+      <w:hyperlink r:id="rId10">
         <w:r>
           <w:rPr>
             <w:rStyle w:val="Hyperlink"/>
@@ -121,6 +275,125 @@
       <w:r>
         <w:t xml:space="preserve">[P2]</w:t>
       </w:r>
+      <w:r>
+        <w:t xml:space="preserve"> </w:t>
+      </w:r>
+      <w:r>
+        <w:rPr>
+          <w:b/>
+          <w:bCs/>
+        </w:rPr>
+        <w:t xml:space="preserve">[Oct 2026: not the source of the</w:t>
+      </w:r>
+      <w:r>
+        <w:rPr>
+          <w:b/>
+          <w:bCs/>
+        </w:rPr>
+        <w:t xml:space="preserve"> </w:t>
+      </w:r>
+      <w:r>
+        <w:rPr>
+          <w:b/>
+          <w:bCs/>
+        </w:rPr>
+        <w:t xml:space="preserve">“~80% groundwater”</w:t>
+      </w:r>
+      <w:r>
+        <w:rPr>
+          <w:b/>
+          <w:bCs/>
+        </w:rPr>
+        <w:t xml:space="preserve"> </w:t>
+      </w:r>
+      <w:r>
+        <w:rPr>
+          <w:b/>
+          <w:bCs/>
+        </w:rPr>
+        <w:t xml:space="preserve">creek figure. That figure comes from the</w:t>
+      </w:r>
+      <w:r>
+        <w:rPr>
+          <w:b/>
+          <w:bCs/>
+        </w:rPr>
+        <w:t xml:space="preserve"> </w:t>
+      </w:r>
+      <w:r>
+        <w:rPr>
+          <w:b/>
+          <w:bCs/>
+          <w:i/>
+          <w:iCs/>
+        </w:rPr>
+        <w:t xml:space="preserve">Accomack County Regional Water Supply Plan</w:t>
+      </w:r>
+      <w:r>
+        <w:rPr>
+          <w:b/>
+          <w:bCs/>
+        </w:rPr>
+        <w:t xml:space="preserve"> </w:t>
+      </w:r>
+      <w:r>
+        <w:rPr>
+          <w:b/>
+          <w:bCs/>
+        </w:rPr>
+        <w:t xml:space="preserve">(April 2010), applies to Accomack only, and describes freshwater inflow, not baseflow.]</w:t>
+      </w:r>
+    </w:p>
+    <w:p>
+      <w:pPr>
+        <w:pStyle w:val="BodyText"/>
+      </w:pPr>
+      <w:r>
+        <w:t xml:space="preserve">Accomack County. 2010.</w:t>
+      </w:r>
+      <w:r>
+        <w:t xml:space="preserve"> </w:t>
+      </w:r>
+      <w:r>
+        <w:rPr>
+          <w:i/>
+          <w:iCs/>
+        </w:rPr>
+        <w:t xml:space="preserve">Accomack County Regional Water Supply Plan</w:t>
+      </w:r>
+      <w:r>
+        <w:t xml:space="preserve"> </w:t>
+      </w:r>
+      <w:r>
+        <w:t xml:space="preserve">(April 2010). Prepared with the Accomack–Northampton Planning District Commission.</w:t>
+      </w:r>
+      <w:r>
+        <w:t xml:space="preserve"> </w:t>
+      </w:r>
+      <w:hyperlink r:id="rId11">
+        <w:r>
+          <w:rPr>
+            <w:rStyle w:val="Hyperlink"/>
+          </w:rPr>
+          <w:t xml:space="preserve">https://www.esvaplan.org/wp-content/uploads/2024/05/Accomack-County-Water-Supply-Plan.pdf</w:t>
+        </w:r>
+      </w:hyperlink>
+      <w:r>
+        <w:t xml:space="preserve"> </w:t>
+      </w:r>
+      <w:r>
+        <w:t xml:space="preserve">[P2]</w:t>
+      </w:r>
+      <w:r>
+        <w:t xml:space="preserve"> </w:t>
+      </w:r>
+      <w:r>
+        <w:rPr>
+          <w:b/>
+          <w:bCs/>
+        </w:rPr>
+        <w:t xml:space="preserve">[Oct 2026: added; source of the ~80% figure, per project verification]</w:t>
+      </w:r>
     </w:p>
     <w:p>
       <w:pPr>
@@ -134,8 +407,8 @@
       </w:r>
       <w:r>
         <w:rPr>
-          <w:iCs/>
-          <w:i/>
+          <w:i/>
+          <w:iCs/>
         </w:rPr>
         <w:t xml:space="preserve">Soil-based Wastewater Treatment.</w:t>
       </w:r>
@@ -157,13 +430,7 @@
         <w:t xml:space="preserve"> </w:t>
       </w:r>
       <w:r>
-        <w:t xml:space="preserve">“</w:t>
-      </w:r>
-      <w:r>
-        <w:t xml:space="preserve">reactive</w:t>
-      </w:r>
-      <w:r>
-        <w:t xml:space="preserve">”</w:t>
+        <w:t xml:space="preserve">“reactive”</w:t>
       </w:r>
       <w:r>
         <w:t xml:space="preserve"> </w:t>
@@ -176,8 +443,8 @@
       </w:r>
       <w:r>
         <w:rPr>
-          <w:iCs/>
-          <w:i/>
+          <w:i/>
+          <w:iCs/>
         </w:rPr>
         <w:t xml:space="preserve">Marine Ecology Progress Series</w:t>
       </w:r>
@@ -200,8 +467,8 @@
       </w:r>
       <w:r>
         <w:rPr>
-          <w:iCs/>
-          <w:i/>
+          <w:i/>
+          <w:iCs/>
         </w:rPr>
         <w:t xml:space="preserve">Limnology and Oceanography Letters</w:t>
       </w:r>
@@ -211,6 +478,37 @@
       <w:r>
         <w:t xml:space="preserve">5(6): 340–346. [P3b, P5]</w:t>
       </w:r>
+      <w:r>
+        <w:t xml:space="preserve"> </w:t>
+      </w:r>
+      <w:r>
+        <w:rPr>
+          <w:b/>
+          <w:bCs/>
+        </w:rPr>
+        <w:t xml:space="preserve">[Oct 2026: unverified. P5 cites a different title (</w:t>
+      </w:r>
+      <w:r>
+        <w:rPr>
+          <w:b/>
+          <w:bCs/>
+        </w:rPr>
+        <w:t xml:space="preserve">“…coastal carbon cycle,”</w:t>
+      </w:r>
+      <w:r>
+        <w:rPr>
+          <w:b/>
+          <w:bCs/>
+        </w:rPr>
+        <w:t xml:space="preserve"> </w:t>
+      </w:r>
+      <w:r>
+        <w:rPr>
+          <w:b/>
+          <w:bCs/>
+        </w:rPr>
+        <w:t xml:space="preserve">5(6): 465–472) and uses this paper for scallop and faunal data it does not report.]</w:t>
+      </w:r>
     </w:p>
     <w:p>
       <w:pPr>
@@ -224,8 +522,239 @@
       </w:r>
       <w:r>
         <w:rPr>
-          <w:iCs/>
-          <w:i/>
+          <w:i/>
+          <w:iCs/>
+        </w:rPr>
+        <w:t xml:space="preserve">Estuaries and Coasts</w:t>
+      </w:r>
+      <w:r>
+        <w:t xml:space="preserve"> </w:t>
+      </w:r>
+      <w:r>
+        <w:t xml:space="preserve">43: 316–328. doi:10.1007/s12237-019-00685-0. [P3b]</w:t>
+      </w:r>
+      <w:r>
+        <w:t xml:space="preserve"> </w:t>
+      </w:r>
+      <w:r>
+        <w:rPr>
+          <w:b/>
+          <w:bCs/>
+        </w:rPr>
+        <w:t xml:space="preserve">[verified Oct 2026 — journal corrected; the earlier entry gave</w:t>
+      </w:r>
+      <w:r>
+        <w:rPr>
+          <w:b/>
+          <w:bCs/>
+        </w:rPr>
+        <w:t xml:space="preserve"> </w:t>
+      </w:r>
+      <w:r>
+        <w:rPr>
+          <w:b/>
+          <w:bCs/>
+          <w:i/>
+          <w:iCs/>
+        </w:rPr>
+        <w:t xml:space="preserve">Front. Mar. Sci.</w:t>
+      </w:r>
+      <w:r>
+        <w:rPr>
+          <w:b/>
+          <w:bCs/>
+        </w:rPr>
+        <w:t xml:space="preserve"> </w:t>
+      </w:r>
+      <w:r>
+        <w:rPr>
+          <w:b/>
+          <w:bCs/>
+        </w:rPr>
+        <w:t xml:space="preserve">7:576784, which is Berger et al.]</w:t>
+      </w:r>
+    </w:p>
+    <w:p>
+      <w:pPr>
+        <w:pStyle w:val="BodyText"/>
+      </w:pPr>
+      <w:r>
+        <w:t xml:space="preserve">Ardón, M., J. L. Morse, B. P. Colman, and E. S. Bernhardt. 2013. Drought-induced saltwater incursion leads to increased wetland nitrogen export.</w:t>
+      </w:r>
+      <w:r>
+        <w:t xml:space="preserve"> </w:t>
+      </w:r>
+      <w:r>
+        <w:rPr>
+          <w:i/>
+          <w:iCs/>
+        </w:rPr>
+        <w:t xml:space="preserve">Global Change Biology</w:t>
+      </w:r>
+      <w:r>
+        <w:t xml:space="preserve"> </w:t>
+      </w:r>
+      <w:r>
+        <w:t xml:space="preserve">19(10): 2976–2985. doi:10.1111/gcb.12287. [P1]</w:t>
+      </w:r>
+    </w:p>
+    <w:p>
+      <w:pPr>
+        <w:pStyle w:val="BodyText"/>
+      </w:pPr>
+      <w:r>
+        <w:t xml:space="preserve">ASMFC (Atlantic States Marine Fisheries Commission). 2019.</w:t>
+      </w:r>
+      <w:r>
+        <w:t xml:space="preserve"> </w:t>
+      </w:r>
+      <w:r>
+        <w:rPr>
+          <w:i/>
+          <w:iCs/>
+        </w:rPr>
+        <w:t xml:space="preserve">2019 Horseshoe Crab Benchmark Stock Assessment and Peer Review Report.</w:t>
+      </w:r>
+      <w:r>
+        <w:t xml:space="preserve"> </w:t>
+      </w:r>
+      <w:r>
+        <w:t xml:space="preserve">Arlington, VA. [P5]</w:t>
+      </w:r>
+    </w:p>
+    <w:p>
+      <w:pPr>
+        <w:pStyle w:val="BodyText"/>
+      </w:pPr>
+      <w:r>
+        <w:t xml:space="preserve">Ator, S. W., A. M. Garcia, G. E. Schwarz, J. D. Blomquist, and A. J. Sekellick. 2020. Toward explaining nitrogen and phosphorus trends in Chesapeake Bay tributaries, 1992–2012.</w:t>
+      </w:r>
+      <w:r>
+        <w:t xml:space="preserve"> </w:t>
+      </w:r>
+      <w:r>
+        <w:rPr>
+          <w:i/>
+          <w:iCs/>
+        </w:rPr>
+        <w:t xml:space="preserve">JAWRA</w:t>
+      </w:r>
+      <w:r>
+        <w:t xml:space="preserve"> </w:t>
+      </w:r>
+      <w:r>
+        <w:t xml:space="preserve">56: 1149–1167. [P3a]</w:t>
+      </w:r>
+    </w:p>
+    <w:p>
+      <w:pPr>
+        <w:pStyle w:val="BodyText"/>
+      </w:pPr>
+      <w:r>
+        <w:t xml:space="preserve">Baker, A. J., P. M. González, T. Piersma, L. J. Niles, et al. 2004. Rapid population decline in red knots: fitness consequences of decreased refuelling rates and late arrival in Delaware Bay.</w:t>
+      </w:r>
+      <w:r>
+        <w:t xml:space="preserve"> </w:t>
+      </w:r>
+      <w:r>
+        <w:rPr>
+          <w:i/>
+          <w:iCs/>
+        </w:rPr>
+        <w:t xml:space="preserve">Proceedings of the Royal Society B</w:t>
+      </w:r>
+      <w:r>
+        <w:t xml:space="preserve"> </w:t>
+      </w:r>
+      <w:r>
+        <w:t xml:space="preserve">271(1541): 875–882. [P5]</w:t>
+      </w:r>
+    </w:p>
+    <w:p>
+      <w:pPr>
+        <w:pStyle w:val="BodyText"/>
+      </w:pPr>
+      <w:r>
+        <w:t xml:space="preserve">Barber, L. B., S. S. Paschke, W. A. Battaglin, C. Douville, K. C. Fitzgerald, S. H. Keefe, D. A. Roth, and A. M. Vajda. 2015. Effects of an extended drought on organic wastewater indicators from a wastewater plume on Cape Cod, Massachusetts.</w:t>
+      </w:r>
+      <w:r>
+        <w:t xml:space="preserve"> </w:t>
+      </w:r>
+      <w:r>
+        <w:rPr>
+          <w:i/>
+          <w:iCs/>
+        </w:rPr>
+        <w:t xml:space="preserve">Environmental Science &amp; Technology</w:t>
+      </w:r>
+      <w:r>
+        <w:t xml:space="preserve"> </w:t>
+      </w:r>
+      <w:r>
+        <w:t xml:space="preserve">49(15): 9056–9064. [P1]</w:t>
+      </w:r>
+    </w:p>
+    <w:p>
+      <w:pPr>
+        <w:pStyle w:val="BodyText"/>
+      </w:pPr>
+      <w:r>
+        <w:rPr>
+          <w:strike/>
+        </w:rPr>
+        <w:t xml:space="preserve">Bay Journal. 2005.</w:t>
+      </w:r>
+      <w:r>
+        <w:rPr>
+          <w:strike/>
+        </w:rPr>
+        <w:t xml:space="preserve"> </w:t>
+      </w:r>
+      <w:r>
+        <w:rPr>
+          <w:i/>
+          <w:iCs/>
+          <w:strike/>
+        </w:rPr>
+        <w:t xml:space="preserve">On Virginia’s Chincoteague, piping in water brings relief from septic contamination.</w:t>
+      </w:r>
+      <w:r>
+        <w:rPr>
+          <w:strike/>
+        </w:rPr>
+        <w:t xml:space="preserve"> </w:t>
+      </w:r>
+      <w:r>
+        <w:rPr>
+          <w:strike/>
+        </w:rPr>
+        <w:t xml:space="preserve">Alliance for the Chesapeake Bay. [P5]</w:t>
+      </w:r>
+      <w:r>
+        <w:t xml:space="preserve"> </w:t>
+      </w:r>
+      <w:r>
+        <w:rPr>
+          <w:b/>
+          <w:bCs/>
+        </w:rPr>
+        <w:t xml:space="preserve">[Oct 2026: REMOVED — could not be located and appears constructed. The claim it supported (septic contamination as the cause of Chincoteague’s water supply move) is withdrawn. Do not cite.]</w:t>
+      </w:r>
+    </w:p>
+    <w:p>
+      <w:pPr>
+        <w:pStyle w:val="BodyText"/>
+      </w:pPr>
+      <w:r>
+        <w:t xml:space="preserve">Berger, A. C., K. J. McGlathery, L. R. Aoki, and M. P. J. Oreska. 2020. Seagrass recovery following marine heat wave influences sediment carbon stocks.</w:t>
+      </w:r>
+      <w:r>
+        <w:t xml:space="preserve"> </w:t>
+      </w:r>
+      <w:r>
+        <w:rPr>
+          <w:i/>
+          <w:iCs/>
         </w:rPr>
         <w:t xml:space="preserve">Frontiers in Marine Science</w:t>
       </w:r>
@@ -233,119 +762,383 @@
         <w:t xml:space="preserve"> </w:t>
       </w:r>
       <w:r>
-        <w:t xml:space="preserve">7: 576784. [P3b]</w:t>
-      </w:r>
-    </w:p>
-    <w:p>
-      <w:pPr>
-        <w:pStyle w:val="BodyText"/>
-      </w:pPr>
-      <w:r>
-        <w:t xml:space="preserve">Ardón, M., J. L. Morse, B. P. Colman, and E. S. Bernhardt. 2013. Drought-induced saltwater incursion leads to increased wetland nitrogen export.</w:t>
-      </w:r>
-      <w:r>
-        <w:t xml:space="preserve"> </w:t>
-      </w:r>
-      <w:r>
-        <w:rPr>
-          <w:iCs/>
-          <w:i/>
-        </w:rPr>
-        <w:t xml:space="preserve">Global Change Biology</w:t>
-      </w:r>
-      <w:r>
-        <w:t xml:space="preserve"> </w:t>
-      </w:r>
-      <w:r>
-        <w:t xml:space="preserve">19(10): 2976–2985. doi:10.1111/gcb.12287. [P1]</w:t>
-      </w:r>
-    </w:p>
-    <w:p>
-      <w:pPr>
-        <w:pStyle w:val="BodyText"/>
-      </w:pPr>
-      <w:r>
-        <w:t xml:space="preserve">ASMFC (Atlantic States Marine Fisheries Commission). 2019.</w:t>
-      </w:r>
-      <w:r>
-        <w:t xml:space="preserve"> </w:t>
-      </w:r>
-      <w:r>
-        <w:rPr>
-          <w:iCs/>
-          <w:i/>
-        </w:rPr>
-        <w:t xml:space="preserve">2019 Horseshoe Crab Benchmark Stock Assessment and Peer Review Report.</w:t>
-      </w:r>
-      <w:r>
-        <w:t xml:space="preserve"> </w:t>
-      </w:r>
-      <w:r>
-        <w:t xml:space="preserve">Arlington, VA. [P5]</w:t>
-      </w:r>
-    </w:p>
-    <w:p>
-      <w:pPr>
-        <w:pStyle w:val="BodyText"/>
-      </w:pPr>
-      <w:r>
-        <w:t xml:space="preserve">Ator, S. W., A. M. Garcia, G. E. Schwarz, J. D. Blomquist, and A. J. Sekellick. 2020. Toward explaining nitrogen and phosphorus trends in Chesapeake Bay tributaries, 1992–2012.</w:t>
-      </w:r>
-      <w:r>
-        <w:t xml:space="preserve"> </w:t>
-      </w:r>
-      <w:r>
-        <w:rPr>
-          <w:iCs/>
-          <w:i/>
-        </w:rPr>
-        <w:t xml:space="preserve">JAWRA</w:t>
-      </w:r>
-      <w:r>
-        <w:t xml:space="preserve"> </w:t>
-      </w:r>
-      <w:r>
-        <w:t xml:space="preserve">56: 1149–1167. [P3a]</w:t>
-      </w:r>
-    </w:p>
-    <w:p>
-      <w:pPr>
-        <w:pStyle w:val="BodyText"/>
-      </w:pPr>
-      <w:r>
-        <w:t xml:space="preserve">Baker, A. J., P. M. González, T. Piersma, L. J. Niles, et al. 2004. Rapid population decline in red knots: fitness consequences of decreased refuelling rates and late arrival in Delaware Bay.</w:t>
-      </w:r>
-      <w:r>
-        <w:t xml:space="preserve"> </w:t>
-      </w:r>
-      <w:r>
-        <w:rPr>
-          <w:iCs/>
-          <w:i/>
-        </w:rPr>
-        <w:t xml:space="preserve">Proceedings of the Royal Society B</w:t>
-      </w:r>
-      <w:r>
-        <w:t xml:space="preserve"> </w:t>
-      </w:r>
-      <w:r>
-        <w:t xml:space="preserve">271(1541): 875–882. [P5]</w:t>
-      </w:r>
-    </w:p>
-    <w:p>
-      <w:pPr>
-        <w:pStyle w:val="BodyText"/>
-      </w:pPr>
-      <w:r>
-        <w:t xml:space="preserve">Barber, L. B., S. S. Paschke, W. A. Battaglin, C. Douville, K. C. Fitzgerald, S. H. Keefe, D. A. Roth, and A. M. Vajda. 2015. Effects of an extended drought on organic wastewater indicators from a wastewater plume on Cape Cod, Massachusetts.</w:t>
-      </w:r>
-      <w:r>
-        <w:t xml:space="preserve"> </w:t>
-      </w:r>
-      <w:r>
-        <w:rPr>
-          <w:iCs/>
-          <w:i/>
+        <w:t xml:space="preserve">7: 576784. doi:10.3389/fmars.2020.576784. [P3b]</w:t>
+      </w:r>
+      <w:r>
+        <w:t xml:space="preserve"> </w:t>
+      </w:r>
+      <w:r>
+        <w:rPr>
+          <w:b/>
+          <w:bCs/>
+        </w:rPr>
+        <w:t xml:space="preserve">[verified Oct 2026]</w:t>
+      </w:r>
+    </w:p>
+    <w:p>
+      <w:pPr>
+        <w:pStyle w:val="BodyText"/>
+      </w:pPr>
+      <w:r>
+        <w:t xml:space="preserve">Bertness, M. D. 1984. Ribbed mussels and</w:t>
+      </w:r>
+      <w:r>
+        <w:t xml:space="preserve"> </w:t>
+      </w:r>
+      <w:r>
+        <w:rPr>
+          <w:i/>
+          <w:iCs/>
+        </w:rPr>
+        <w:t xml:space="preserve">Spartina alterniflora</w:t>
+      </w:r>
+      <w:r>
+        <w:t xml:space="preserve"> </w:t>
+      </w:r>
+      <w:r>
+        <w:t xml:space="preserve">production in a New England salt marsh.</w:t>
+      </w:r>
+      <w:r>
+        <w:t xml:space="preserve"> </w:t>
+      </w:r>
+      <w:r>
+        <w:rPr>
+          <w:i/>
+          <w:iCs/>
+        </w:rPr>
+        <w:t xml:space="preserve">Ecology</w:t>
+      </w:r>
+      <w:r>
+        <w:t xml:space="preserve"> </w:t>
+      </w:r>
+      <w:r>
+        <w:t xml:space="preserve">65(6): 1794–1807. [P5]</w:t>
+      </w:r>
+    </w:p>
+    <w:p>
+      <w:pPr>
+        <w:pStyle w:val="BodyText"/>
+      </w:pPr>
+      <w:r>
+        <w:t xml:space="preserve">Bilkovic, D. M., M. M. Mitchell, R. E. Isdell, M. Schliep, and A. R. Smyth. 2015. The influence of shoreline development on diamondback terrapin populations.</w:t>
+      </w:r>
+      <w:r>
+        <w:t xml:space="preserve"> </w:t>
+      </w:r>
+      <w:r>
+        <w:rPr>
+          <w:i/>
+          <w:iCs/>
+        </w:rPr>
+        <w:t xml:space="preserve">Biological Conservation</w:t>
+      </w:r>
+      <w:r>
+        <w:t xml:space="preserve"> </w:t>
+      </w:r>
+      <w:r>
+        <w:t xml:space="preserve">189: 84–92. [P5]</w:t>
+      </w:r>
+    </w:p>
+    <w:p>
+      <w:pPr>
+        <w:pStyle w:val="BodyText"/>
+      </w:pPr>
+      <w:r>
+        <w:t xml:space="preserve">Boesch, D. F. 2019. Barriers and bridges in the pursuit of Chesapeake Bay restoration.</w:t>
+      </w:r>
+      <w:r>
+        <w:t xml:space="preserve"> </w:t>
+      </w:r>
+      <w:r>
+        <w:rPr>
+          <w:i/>
+          <w:iCs/>
+        </w:rPr>
+        <w:t xml:space="preserve">Ocean &amp; Coastal Management</w:t>
+      </w:r>
+      <w:r>
+        <w:t xml:space="preserve"> </w:t>
+      </w:r>
+      <w:r>
+        <w:t xml:space="preserve">177: 16–21. [P3a]</w:t>
+      </w:r>
+    </w:p>
+    <w:p>
+      <w:pPr>
+        <w:pStyle w:val="BodyText"/>
+      </w:pPr>
+      <w:r>
+        <w:t xml:space="preserve">Böhlke, J. K. 2002. Groundwater recharge and agricultural contamination.</w:t>
+      </w:r>
+      <w:r>
+        <w:t xml:space="preserve"> </w:t>
+      </w:r>
+      <w:r>
+        <w:rPr>
+          <w:i/>
+          <w:iCs/>
+        </w:rPr>
+        <w:t xml:space="preserve">Hydrogeology Journal</w:t>
+      </w:r>
+      <w:r>
+        <w:t xml:space="preserve"> </w:t>
+      </w:r>
+      <w:r>
+        <w:t xml:space="preserve">10(1): 153–179. [P1]</w:t>
+      </w:r>
+    </w:p>
+    <w:p>
+      <w:pPr>
+        <w:pStyle w:val="BodyText"/>
+      </w:pPr>
+      <w:r>
+        <w:t xml:space="preserve">Böhlke, J. K., and J. M. Denver. 1995. Combined use of groundwater dating, chemical, and isotopic analyses to resolve the history and fate of nitrate contamination in two agricultural watersheds, Atlantic coastal plain, Maryland.</w:t>
+      </w:r>
+      <w:r>
+        <w:t xml:space="preserve"> </w:t>
+      </w:r>
+      <w:r>
+        <w:rPr>
+          <w:i/>
+          <w:iCs/>
+        </w:rPr>
+        <w:t xml:space="preserve">Water Resources Research</w:t>
+      </w:r>
+      <w:r>
+        <w:t xml:space="preserve"> </w:t>
+      </w:r>
+      <w:r>
+        <w:t xml:space="preserve">31(9): 2319–2339. [P2]</w:t>
+      </w:r>
+    </w:p>
+    <w:p>
+      <w:pPr>
+        <w:pStyle w:val="BodyText"/>
+      </w:pPr>
+      <w:r>
+        <w:t xml:space="preserve">Bowen, J. L., and I. Valiela. 2001. The ecological effects of urbanization of coastal watersheds: historical increases in nitrogen loads and eutrophication of Waquoit Bay estuaries.</w:t>
+      </w:r>
+      <w:r>
+        <w:t xml:space="preserve"> </w:t>
+      </w:r>
+      <w:r>
+        <w:rPr>
+          <w:i/>
+          <w:iCs/>
+        </w:rPr>
+        <w:t xml:space="preserve">Canadian Journal of Fisheries and Aquatic Sciences</w:t>
+      </w:r>
+      <w:r>
+        <w:t xml:space="preserve"> </w:t>
+      </w:r>
+      <w:r>
+        <w:t xml:space="preserve">58(8): 1489–1500. [P2, P3b]</w:t>
+      </w:r>
+    </w:p>
+    <w:p>
+      <w:pPr>
+        <w:pStyle w:val="BodyText"/>
+      </w:pPr>
+      <w:r>
+        <w:t xml:space="preserve">Bowen, J. L., and I. Valiela. 2008. Using δ¹⁵N to assess coupling between watersheds and estuaries in temperate and tropical regions.</w:t>
+      </w:r>
+      <w:r>
+        <w:t xml:space="preserve"> </w:t>
+      </w:r>
+      <w:r>
+        <w:rPr>
+          <w:i/>
+          <w:iCs/>
+        </w:rPr>
+        <w:t xml:space="preserve">Journal of Coastal Research</w:t>
+      </w:r>
+      <w:r>
+        <w:t xml:space="preserve"> </w:t>
+      </w:r>
+      <w:r>
+        <w:t xml:space="preserve">24(3): 804–813. [P2]</w:t>
+      </w:r>
+    </w:p>
+    <w:p>
+      <w:pPr>
+        <w:pStyle w:val="BodyText"/>
+      </w:pPr>
+      <w:r>
+        <w:t xml:space="preserve">Bratton, J. F., J. K. Böhlke, D. E. Krantz, and C. R. Tobias. 2009. Flow and geochemistry of groundwater beneath a back-barrier lagoon: the subterranean estuary at Chincoteague Bay, Maryland, USA.</w:t>
+      </w:r>
+      <w:r>
+        <w:t xml:space="preserve"> </w:t>
+      </w:r>
+      <w:r>
+        <w:rPr>
+          <w:i/>
+          <w:iCs/>
+        </w:rPr>
+        <w:t xml:space="preserve">Marine Chemistry</w:t>
+      </w:r>
+      <w:r>
+        <w:t xml:space="preserve"> </w:t>
+      </w:r>
+      <w:r>
+        <w:t xml:space="preserve">113: 78–92. [P3a, P3b]</w:t>
+      </w:r>
+      <w:r>
+        <w:t xml:space="preserve"> </w:t>
+      </w:r>
+      <w:r>
+        <w:rPr>
+          <w:b/>
+          <w:bCs/>
+        </w:rPr>
+        <w:t xml:space="preserve">[Oct 2026: this is a Chincoteague Bay, MD (seaside) study. It was mis-cited in P3a as Bayside evidence.]</w:t>
+      </w:r>
+    </w:p>
+    <w:p>
+      <w:pPr>
+        <w:pStyle w:val="BodyText"/>
+      </w:pPr>
+      <w:r>
+        <w:t xml:space="preserve">Bricker, S. B., B. Longstaff, W. Dennison, A. Jones, K. Boicourt, C. Wicks, and J. Woerner. 2008. Effects of nutrient enrichment in the nation’s estuaries: a decade of change.</w:t>
+      </w:r>
+      <w:r>
+        <w:t xml:space="preserve"> </w:t>
+      </w:r>
+      <w:r>
+        <w:rPr>
+          <w:i/>
+          <w:iCs/>
+        </w:rPr>
+        <w:t xml:space="preserve">Harmful Algae</w:t>
+      </w:r>
+      <w:r>
+        <w:t xml:space="preserve"> </w:t>
+      </w:r>
+      <w:r>
+        <w:t xml:space="preserve">8: 21–32. [P3a, P3b]</w:t>
+      </w:r>
+    </w:p>
+    <w:p>
+      <w:pPr>
+        <w:pStyle w:val="BodyText"/>
+      </w:pPr>
+      <w:r>
+        <w:t xml:space="preserve">Burkholder, J. M., and H. B. Glasgow. 2001. History of toxic</w:t>
+      </w:r>
+      <w:r>
+        <w:t xml:space="preserve"> </w:t>
+      </w:r>
+      <w:r>
+        <w:rPr>
+          <w:i/>
+          <w:iCs/>
+        </w:rPr>
+        <w:t xml:space="preserve">Pfiesteria</w:t>
+      </w:r>
+      <w:r>
+        <w:t xml:space="preserve"> </w:t>
+      </w:r>
+      <w:r>
+        <w:t xml:space="preserve">in North Carolina estuaries from 1991 to the present.</w:t>
+      </w:r>
+      <w:r>
+        <w:t xml:space="preserve"> </w:t>
+      </w:r>
+      <w:r>
+        <w:rPr>
+          <w:i/>
+          <w:iCs/>
+        </w:rPr>
+        <w:t xml:space="preserve">BioScience</w:t>
+      </w:r>
+      <w:r>
+        <w:t xml:space="preserve"> </w:t>
+      </w:r>
+      <w:r>
+        <w:t xml:space="preserve">51: 827–841. [P3a]</w:t>
+      </w:r>
+      <w:r>
+        <w:t xml:space="preserve"> </w:t>
+      </w:r>
+      <w:r>
+        <w:rPr>
+          <w:b/>
+          <w:bCs/>
+        </w:rPr>
+        <w:t xml:space="preserve">[Oct 2026: a North Carolina paper; cited in P3a for the 1997 Pocomoke (MD) events — marked unverified there]</w:t>
+      </w:r>
+    </w:p>
+    <w:bookmarkEnd w:id="12"/>
+    <w:bookmarkStart w:id="14" w:name="cd"/>
+    <w:p>
+      <w:pPr>
+        <w:pStyle w:val="Heading2"/>
+      </w:pPr>
+      <w:r>
+        <w:t xml:space="preserve">C–D</w:t>
+      </w:r>
+    </w:p>
+    <w:p>
+      <w:pPr>
+        <w:pStyle w:val="FirstParagraph"/>
+      </w:pPr>
+      <w:r>
+        <w:t xml:space="preserve">Camp, E. V., W. E. Pine III, K. Havens, A. S. Kane, C. J. Walters, T. Irani, A. B. Lindsey, and J. G. Morris Jr. 2015. Collapse of a historic oyster fishery: diagnosing causes and identifying paths toward increased resilience.</w:t>
+      </w:r>
+      <w:r>
+        <w:t xml:space="preserve"> </w:t>
+      </w:r>
+      <w:r>
+        <w:rPr>
+          <w:i/>
+          <w:iCs/>
+        </w:rPr>
+        <w:t xml:space="preserve">Ecology and Society</w:t>
+      </w:r>
+      <w:r>
+        <w:t xml:space="preserve"> </w:t>
+      </w:r>
+      <w:r>
+        <w:t xml:space="preserve">20(3): 45. [P4]</w:t>
+      </w:r>
+    </w:p>
+    <w:p>
+      <w:pPr>
+        <w:pStyle w:val="BodyText"/>
+      </w:pPr>
+      <w:r>
+        <w:t xml:space="preserve">Campos, C. J. A., S. R. Kershaw, and D. N. Lees. 2013. Environmental influences on faecal indicator organisms in coastal waters and their accumulation in bivalve shellfish.</w:t>
+      </w:r>
+      <w:r>
+        <w:t xml:space="preserve"> </w:t>
+      </w:r>
+      <w:r>
+        <w:rPr>
+          <w:i/>
+          <w:iCs/>
+        </w:rPr>
+        <w:t xml:space="preserve">Estuaries and Coasts</w:t>
+      </w:r>
+      <w:r>
+        <w:t xml:space="preserve"> </w:t>
+      </w:r>
+      <w:r>
+        <w:t xml:space="preserve">36: 834–853. [P4]</w:t>
+      </w:r>
+    </w:p>
+    <w:p>
+      <w:pPr>
+        <w:pStyle w:val="BodyText"/>
+      </w:pPr>
+      <w:r>
+        <w:t xml:space="preserve">Campos, C. J. A., J. Avant, N. Gustar, J. Lowther, A. Powell, L. Stockley, and D. N. Lees. 2015. Fate of human noroviruses in shellfish and water impacted by frequent sewage pollution events.</w:t>
+      </w:r>
+      <w:r>
+        <w:t xml:space="preserve"> </w:t>
+      </w:r>
+      <w:r>
+        <w:rPr>
+          <w:i/>
+          <w:iCs/>
         </w:rPr>
         <w:t xml:space="preserve">Environmental Science &amp; Technology</w:t>
       </w:r>
@@ -353,401 +1146,47 @@
         <w:t xml:space="preserve"> </w:t>
       </w:r>
       <w:r>
-        <w:t xml:space="preserve">49(15): 9056–9064. [P1]</w:t>
-      </w:r>
-    </w:p>
-    <w:p>
-      <w:pPr>
-        <w:pStyle w:val="BodyText"/>
-      </w:pPr>
-      <w:r>
-        <w:t xml:space="preserve">Bay Journal. 2005.</w:t>
-      </w:r>
-      <w:r>
-        <w:t xml:space="preserve"> </w:t>
-      </w:r>
-      <w:r>
-        <w:rPr>
-          <w:iCs/>
-          <w:i/>
-        </w:rPr>
-        <w:t xml:space="preserve">On Virginia’s Chincoteague, piping in water brings relief from septic contamination.</w:t>
-      </w:r>
-      <w:r>
-        <w:t xml:space="preserve"> </w:t>
-      </w:r>
-      <w:r>
-        <w:t xml:space="preserve">Alliance for the Chesapeake Bay. [P5]</w:t>
-      </w:r>
-    </w:p>
-    <w:p>
-      <w:pPr>
-        <w:pStyle w:val="BodyText"/>
-      </w:pPr>
-      <w:r>
-        <w:t xml:space="preserve">Berger, A. C., K. J. McGlathery, L. R. Aoki, and M. P. J. Oreska. 2020. Seagrass recovery following marine heat wave influences sediment carbon stocks.</w:t>
-      </w:r>
-      <w:r>
-        <w:t xml:space="preserve"> </w:t>
-      </w:r>
-      <w:r>
-        <w:rPr>
-          <w:iCs/>
-          <w:i/>
-        </w:rPr>
-        <w:t xml:space="preserve">Frontiers in Marine Science</w:t>
-      </w:r>
-      <w:r>
-        <w:t xml:space="preserve"> </w:t>
-      </w:r>
-      <w:r>
-        <w:t xml:space="preserve">7: 576784. [P3b]</w:t>
-      </w:r>
-    </w:p>
-    <w:p>
-      <w:pPr>
-        <w:pStyle w:val="BodyText"/>
-      </w:pPr>
-      <w:r>
-        <w:t xml:space="preserve">Bertness, M. D. 1984. Ribbed mussels and</w:t>
-      </w:r>
-      <w:r>
-        <w:t xml:space="preserve"> </w:t>
-      </w:r>
-      <w:r>
-        <w:rPr>
-          <w:iCs/>
-          <w:i/>
-        </w:rPr>
-        <w:t xml:space="preserve">Spartina alterniflora</w:t>
-      </w:r>
-      <w:r>
-        <w:t xml:space="preserve"> </w:t>
-      </w:r>
-      <w:r>
-        <w:t xml:space="preserve">production in a New England salt marsh.</w:t>
-      </w:r>
-      <w:r>
-        <w:t xml:space="preserve"> </w:t>
-      </w:r>
-      <w:r>
-        <w:rPr>
-          <w:iCs/>
-          <w:i/>
-        </w:rPr>
-        <w:t xml:space="preserve">Ecology</w:t>
-      </w:r>
-      <w:r>
-        <w:t xml:space="preserve"> </w:t>
-      </w:r>
-      <w:r>
-        <w:t xml:space="preserve">65(6): 1794–1807. [P5]</w:t>
-      </w:r>
-    </w:p>
-    <w:p>
-      <w:pPr>
-        <w:pStyle w:val="BodyText"/>
-      </w:pPr>
-      <w:r>
-        <w:t xml:space="preserve">Bilkovic, D. M., M. M. Mitchell, R. E. Isdell, M. Schliep, and A. R. Smyth. 2015. The influence of shoreline development on diamondback terrapin populations.</w:t>
-      </w:r>
-      <w:r>
-        <w:t xml:space="preserve"> </w:t>
-      </w:r>
-      <w:r>
-        <w:rPr>
-          <w:iCs/>
-          <w:i/>
-        </w:rPr>
-        <w:t xml:space="preserve">Biological Conservation</w:t>
-      </w:r>
-      <w:r>
-        <w:t xml:space="preserve"> </w:t>
-      </w:r>
-      <w:r>
-        <w:t xml:space="preserve">189: 84–92. [P5]</w:t>
-      </w:r>
-    </w:p>
-    <w:p>
-      <w:pPr>
-        <w:pStyle w:val="BodyText"/>
-      </w:pPr>
-      <w:r>
-        <w:t xml:space="preserve">Boesch, D. F. 2019. Barriers and bridges in the pursuit of Chesapeake Bay restoration.</w:t>
-      </w:r>
-      <w:r>
-        <w:t xml:space="preserve"> </w:t>
-      </w:r>
-      <w:r>
-        <w:rPr>
-          <w:iCs/>
-          <w:i/>
-        </w:rPr>
-        <w:t xml:space="preserve">Ocean &amp; Coastal Management</w:t>
-      </w:r>
-      <w:r>
-        <w:t xml:space="preserve"> </w:t>
-      </w:r>
-      <w:r>
-        <w:t xml:space="preserve">177: 16–21. [P3a]</w:t>
-      </w:r>
-    </w:p>
-    <w:p>
-      <w:pPr>
-        <w:pStyle w:val="BodyText"/>
-      </w:pPr>
-      <w:r>
-        <w:t xml:space="preserve">Böhlke, J. K. 2002. Groundwater recharge and agricultural contamination.</w:t>
-      </w:r>
-      <w:r>
-        <w:t xml:space="preserve"> </w:t>
-      </w:r>
-      <w:r>
-        <w:rPr>
-          <w:iCs/>
-          <w:i/>
-        </w:rPr>
-        <w:t xml:space="preserve">Hydrogeology Journal</w:t>
-      </w:r>
-      <w:r>
-        <w:t xml:space="preserve"> </w:t>
-      </w:r>
-      <w:r>
-        <w:t xml:space="preserve">10(1): 153–179. [P1]</w:t>
-      </w:r>
-    </w:p>
-    <w:p>
-      <w:pPr>
-        <w:pStyle w:val="BodyText"/>
-      </w:pPr>
-      <w:r>
-        <w:t xml:space="preserve">Böhlke, J. K., and J. M. Denver. 1995. Combined use of groundwater dating, chemical, and isotopic analyses to resolve the history and fate of nitrate contamination in two agricultural watersheds, Atlantic coastal plain, Maryland.</w:t>
-      </w:r>
-      <w:r>
-        <w:t xml:space="preserve"> </w:t>
-      </w:r>
-      <w:r>
-        <w:rPr>
-          <w:iCs/>
-          <w:i/>
-        </w:rPr>
-        <w:t xml:space="preserve">Water Resources Research</w:t>
-      </w:r>
-      <w:r>
-        <w:t xml:space="preserve"> </w:t>
-      </w:r>
-      <w:r>
-        <w:t xml:space="preserve">31(9): 2319–2339. [P2]</w:t>
-      </w:r>
-    </w:p>
-    <w:p>
-      <w:pPr>
-        <w:pStyle w:val="BodyText"/>
-      </w:pPr>
-      <w:r>
-        <w:t xml:space="preserve">Bowen, J. L., and I. Valiela. 2001. The ecological effects of urbanization of coastal watersheds: historical increases in nitrogen loads and eutrophication of Waquoit Bay estuaries.</w:t>
-      </w:r>
-      <w:r>
-        <w:t xml:space="preserve"> </w:t>
-      </w:r>
-      <w:r>
-        <w:rPr>
-          <w:iCs/>
-          <w:i/>
-        </w:rPr>
-        <w:t xml:space="preserve">Canadian Journal of Fisheries and Aquatic Sciences</w:t>
-      </w:r>
-      <w:r>
-        <w:t xml:space="preserve"> </w:t>
-      </w:r>
-      <w:r>
-        <w:t xml:space="preserve">58(8): 1489–1500. [P2, P3b]</w:t>
-      </w:r>
-    </w:p>
-    <w:p>
-      <w:pPr>
-        <w:pStyle w:val="BodyText"/>
-      </w:pPr>
-      <w:r>
-        <w:t xml:space="preserve">Bowen, J. L., and I. Valiela. 2008. Using δ¹⁵N to assess coupling between watersheds and estuaries in temperate and tropical regions.</w:t>
-      </w:r>
-      <w:r>
-        <w:t xml:space="preserve"> </w:t>
-      </w:r>
-      <w:r>
-        <w:rPr>
-          <w:iCs/>
-          <w:i/>
-        </w:rPr>
-        <w:t xml:space="preserve">Journal of Coastal Research</w:t>
-      </w:r>
-      <w:r>
-        <w:t xml:space="preserve"> </w:t>
-      </w:r>
-      <w:r>
-        <w:t xml:space="preserve">24(3): 804–813. [P2]</w:t>
-      </w:r>
-    </w:p>
-    <w:p>
-      <w:pPr>
-        <w:pStyle w:val="BodyText"/>
-      </w:pPr>
-      <w:r>
-        <w:t xml:space="preserve">Bratton, J. F., J. K. Böhlke, D. E. Krantz, and C. R. Tobias. 2009. Flow and geochemistry of groundwater beneath a back-barrier lagoon: the subterranean estuary at Chincoteague Bay, Maryland, USA.</w:t>
-      </w:r>
-      <w:r>
-        <w:t xml:space="preserve"> </w:t>
-      </w:r>
-      <w:r>
-        <w:rPr>
-          <w:iCs/>
-          <w:i/>
-        </w:rPr>
-        <w:t xml:space="preserve">Marine Chemistry</w:t>
-      </w:r>
-      <w:r>
-        <w:t xml:space="preserve"> </w:t>
-      </w:r>
-      <w:r>
-        <w:t xml:space="preserve">113: 78–92. [P3a, P3b]</w:t>
-      </w:r>
-    </w:p>
-    <w:p>
-      <w:pPr>
-        <w:pStyle w:val="BodyText"/>
-      </w:pPr>
-      <w:r>
-        <w:t xml:space="preserve">Bricker, S. B., B. Longstaff, W. Dennison, A. Jones, K. Boicourt, C. Wicks, and J. Woerner. 2008. Effects of nutrient enrichment in the nation’s estuaries: a decade of change.</w:t>
-      </w:r>
-      <w:r>
-        <w:t xml:space="preserve"> </w:t>
-      </w:r>
-      <w:r>
-        <w:rPr>
-          <w:iCs/>
-          <w:i/>
-        </w:rPr>
-        <w:t xml:space="preserve">Harmful Algae</w:t>
-      </w:r>
-      <w:r>
-        <w:t xml:space="preserve"> </w:t>
-      </w:r>
-      <w:r>
-        <w:t xml:space="preserve">8: 21–32. [P3a, P3b]</w:t>
-      </w:r>
-    </w:p>
-    <w:p>
-      <w:pPr>
-        <w:pStyle w:val="BodyText"/>
-      </w:pPr>
-      <w:r>
-        <w:t xml:space="preserve">Burkholder, J. M., and H. B. Glasgow. 2001. History of toxic</w:t>
-      </w:r>
-      <w:r>
-        <w:t xml:space="preserve"> </w:t>
-      </w:r>
-      <w:r>
-        <w:rPr>
-          <w:iCs/>
-          <w:i/>
-        </w:rPr>
-        <w:t xml:space="preserve">Pfiesteria</w:t>
-      </w:r>
-      <w:r>
-        <w:t xml:space="preserve"> </w:t>
-      </w:r>
-      <w:r>
-        <w:t xml:space="preserve">in North Carolina estuaries from 1991 to the present.</w:t>
-      </w:r>
-      <w:r>
-        <w:t xml:space="preserve"> </w:t>
-      </w:r>
-      <w:r>
-        <w:rPr>
-          <w:iCs/>
-          <w:i/>
-        </w:rPr>
-        <w:t xml:space="preserve">BioScience</w:t>
-      </w:r>
-      <w:r>
-        <w:t xml:space="preserve"> </w:t>
-      </w:r>
-      <w:r>
-        <w:t xml:space="preserve">51: 827–841. [P3a]</w:t>
-      </w:r>
-    </w:p>
-    <w:bookmarkEnd w:id="21"/>
-    <w:bookmarkStart w:id="23" w:name="cd"/>
-    <w:p>
-      <w:pPr>
-        <w:pStyle w:val="Heading2"/>
-      </w:pPr>
-      <w:r>
-        <w:t xml:space="preserve">C–D</w:t>
-      </w:r>
-    </w:p>
-    <w:p>
-      <w:pPr>
-        <w:pStyle w:val="FirstParagraph"/>
-      </w:pPr>
-      <w:r>
-        <w:t xml:space="preserve">Camp, E. V., W. E. Pine III, K. Havens, A. S. Kane, C. J. Walters, T. Irani, A. B. Lindsey, and J. G. Morris Jr. 2015. Collapse of a historic oyster fishery: diagnosing causes and identifying paths toward increased resilience.</w:t>
-      </w:r>
-      <w:r>
-        <w:t xml:space="preserve"> </w:t>
-      </w:r>
-      <w:r>
-        <w:rPr>
-          <w:iCs/>
-          <w:i/>
-        </w:rPr>
-        <w:t xml:space="preserve">Ecology and Society</w:t>
-      </w:r>
-      <w:r>
-        <w:t xml:space="preserve"> </w:t>
-      </w:r>
-      <w:r>
-        <w:t xml:space="preserve">20(3): 45. [P4]</w:t>
-      </w:r>
-    </w:p>
-    <w:p>
-      <w:pPr>
-        <w:pStyle w:val="BodyText"/>
-      </w:pPr>
-      <w:r>
-        <w:t xml:space="preserve">Campos, C. J. A., S. R. Kershaw, and D. N. Lees. 2013. Environmental influences on faecal indicator organisms in coastal waters and their accumulation in bivalve shellfish.</w:t>
-      </w:r>
-      <w:r>
-        <w:t xml:space="preserve"> </w:t>
-      </w:r>
-      <w:r>
-        <w:rPr>
-          <w:iCs/>
-          <w:i/>
-        </w:rPr>
-        <w:t xml:space="preserve">Estuaries and Coasts</w:t>
-      </w:r>
-      <w:r>
-        <w:t xml:space="preserve"> </w:t>
-      </w:r>
-      <w:r>
-        <w:t xml:space="preserve">36: 834–853. [P4]</w:t>
-      </w:r>
-    </w:p>
-    <w:p>
-      <w:pPr>
-        <w:pStyle w:val="BodyText"/>
-      </w:pPr>
-      <w:r>
-        <w:t xml:space="preserve">Campos, C. J. A., J. Avant, N. Gustar, J. Lowther, A. Powell, L. Stockley, and D. N. Lees. 2015. Fate of human noroviruses in shellfish and water impacted by frequent sewage pollution events.</w:t>
-      </w:r>
-      <w:r>
-        <w:t xml:space="preserve"> </w:t>
-      </w:r>
-      <w:r>
-        <w:rPr>
-          <w:iCs/>
-          <w:i/>
+        <w:t xml:space="preserve">49: 8377–8385. [P4]</w:t>
+      </w:r>
+    </w:p>
+    <w:p>
+      <w:pPr>
+        <w:pStyle w:val="BodyText"/>
+      </w:pPr>
+      <w:r>
+        <w:t xml:space="preserve">Campos, C. J. A., J. Avant, J. Lowther, D. Till, J.-C. Le Saux, R. L. Atmar, and D. N. Lees. 2017. Determination of norovirus concentrations in the digestive tissue of oysters: sampling and handling considerations.</w:t>
+      </w:r>
+      <w:r>
+        <w:t xml:space="preserve"> </w:t>
+      </w:r>
+      <w:r>
+        <w:rPr>
+          <w:i/>
+          <w:iCs/>
+        </w:rPr>
+        <w:t xml:space="preserve">Food and Environmental Virology</w:t>
+      </w:r>
+      <w:r>
+        <w:t xml:space="preserve"> </w:t>
+      </w:r>
+      <w:r>
+        <w:t xml:space="preserve">9: 140–147. [P4]</w:t>
+      </w:r>
+    </w:p>
+    <w:p>
+      <w:pPr>
+        <w:pStyle w:val="BodyText"/>
+      </w:pPr>
+      <w:r>
+        <w:t xml:space="preserve">Capps, K. A., J. M. Bateman McDonald, N. Gaur, and R. Parsons. 2020. Assessing the socio-environmental risk of onsite wastewater treatment systems to inform management decisions.</w:t>
+      </w:r>
+      <w:r>
+        <w:t xml:space="preserve"> </w:t>
+      </w:r>
+      <w:r>
+        <w:rPr>
+          <w:i/>
+          <w:iCs/>
         </w:rPr>
         <w:t xml:space="preserve">Environmental Science &amp; Technology</w:t>
       </w:r>
@@ -755,47 +1194,33 @@
         <w:t xml:space="preserve"> </w:t>
       </w:r>
       <w:r>
-        <w:t xml:space="preserve">49: 8377–8385. [P4]</w:t>
-      </w:r>
-    </w:p>
-    <w:p>
-      <w:pPr>
-        <w:pStyle w:val="BodyText"/>
-      </w:pPr>
-      <w:r>
-        <w:t xml:space="preserve">Campos, C. J. A., J. Avant, J. Lowther, D. Till, J.-C. Le Saux, R. L. Atmar, and D. N. Lees. 2017. Determination of norovirus concentrations in the digestive tissue of oysters: sampling and handling considerations.</w:t>
-      </w:r>
-      <w:r>
-        <w:t xml:space="preserve"> </w:t>
-      </w:r>
-      <w:r>
-        <w:rPr>
-          <w:iCs/>
-          <w:i/>
-        </w:rPr>
-        <w:t xml:space="preserve">Food and Environmental Virology</w:t>
-      </w:r>
-      <w:r>
-        <w:t xml:space="preserve"> </w:t>
-      </w:r>
-      <w:r>
-        <w:t xml:space="preserve">9: 140–147. [P4]</w:t>
-      </w:r>
-    </w:p>
-    <w:p>
-      <w:pPr>
-        <w:pStyle w:val="BodyText"/>
-      </w:pPr>
-      <w:r>
-        <w:t xml:space="preserve">Capps, K. A., J. M. Bateman McDonald, N. Gaur, and R. Parsons. 2020. Assessing the socio-environmental risk of onsite wastewater treatment systems to inform management decisions.</w:t>
-      </w:r>
-      <w:r>
-        <w:t xml:space="preserve"> </w:t>
-      </w:r>
-      <w:r>
-        <w:rPr>
-          <w:iCs/>
-          <w:i/>
+        <w:t xml:space="preserve">54(23): 14843–14853. doi:10.1021/acs.est.0c03909. [P2, P3a]</w:t>
+      </w:r>
+      <w:r>
+        <w:t xml:space="preserve"> </w:t>
+      </w:r>
+      <w:r>
+        <w:rPr>
+          <w:b/>
+          <w:bCs/>
+        </w:rPr>
+        <w:t xml:space="preserve">[verified Oct 2026 — a single-jurisdiction framework study. It does not identify Delmarva or ESVA as a risk hotspot, as P3a claimed.]</w:t>
+      </w:r>
+    </w:p>
+    <w:p>
+      <w:pPr>
+        <w:pStyle w:val="BodyText"/>
+      </w:pPr>
+      <w:r>
+        <w:t xml:space="preserve">Capps, K. A., C. N. Bentsen, and A. Ramírez. 2020. Poverty, urbanization, and environmental degradation: urban streams in the developing world.</w:t>
+      </w:r>
+      <w:r>
+        <w:t xml:space="preserve"> </w:t>
+      </w:r>
+      <w:r>
+        <w:rPr>
+          <w:i/>
+          <w:iCs/>
         </w:rPr>
         <w:t xml:space="preserve">Environmental Science &amp; Technology</w:t>
       </w:r>
@@ -803,32 +1228,39 @@
         <w:t xml:space="preserve"> </w:t>
       </w:r>
       <w:r>
-        <w:t xml:space="preserve">54(23): 14843–14853. doi:10.1021/acs.est.0c03909. [P2, P3a]</w:t>
-      </w:r>
-    </w:p>
-    <w:p>
-      <w:pPr>
-        <w:pStyle w:val="BodyText"/>
-      </w:pPr>
-      <w:r>
-        <w:t xml:space="preserve">Capps, K. A., C. N. Bentsen, and A. Ramírez. 2020. Poverty, urbanization, and environmental degradation: urban streams in the developing world.</w:t>
-      </w:r>
-      <w:r>
-        <w:t xml:space="preserve"> </w:t>
-      </w:r>
-      <w:r>
-        <w:rPr>
-          <w:iCs/>
-          <w:i/>
-        </w:rPr>
-        <w:t xml:space="preserve">Environmental Science &amp; Technology</w:t>
-      </w:r>
-      <w:r>
-        <w:t xml:space="preserve"> </w:t>
-      </w:r>
-      <w:r>
         <w:t xml:space="preserve">54: 11732–11743. [P3b, P4]</w:t>
       </w:r>
+      <w:r>
+        <w:t xml:space="preserve"> </w:t>
+      </w:r>
+      <w:r>
+        <w:rPr>
+          <w:b/>
+          <w:bCs/>
+        </w:rPr>
+        <w:t xml:space="preserve">[Oct 2026: unverified. It does not support the ESVA claims it was cited for in P3b and P4 (now withdrawn). P4 cited yet another title for</w:t>
+      </w:r>
+      <w:r>
+        <w:rPr>
+          <w:b/>
+          <w:bCs/>
+        </w:rPr>
+        <w:t xml:space="preserve"> </w:t>
+      </w:r>
+      <w:r>
+        <w:rPr>
+          <w:b/>
+          <w:bCs/>
+        </w:rPr>
+        <w:t xml:space="preserve">“Capps et al. 2020.”</w:t>
+      </w:r>
+      <w:r>
+        <w:rPr>
+          <w:b/>
+          <w:bCs/>
+        </w:rPr>
+        <w:t xml:space="preserve">]</w:t>
+      </w:r>
     </w:p>
     <w:p>
       <w:pPr>
@@ -842,8 +1274,8 @@
       </w:r>
       <w:r>
         <w:rPr>
-          <w:iCs/>
-          <w:i/>
+          <w:i/>
+          <w:iCs/>
         </w:rPr>
         <w:t xml:space="preserve">Journal of Experimental Marine Biology and Ecology</w:t>
       </w:r>
@@ -866,8 +1298,8 @@
       </w:r>
       <w:r>
         <w:rPr>
-          <w:iCs/>
-          <w:i/>
+          <w:i/>
+          <w:iCs/>
         </w:rPr>
         <w:t xml:space="preserve">Water Research</w:t>
       </w:r>
@@ -877,6 +1309,16 @@
       <w:r>
         <w:t xml:space="preserve">188: 116537. [P1]</w:t>
       </w:r>
+      <w:r>
+        <w:t xml:space="preserve"> </w:t>
+      </w:r>
+      <w:r>
+        <w:rPr>
+          <w:b/>
+          <w:bCs/>
+        </w:rPr>
+        <w:t xml:space="preserve">[verified Oct 2026 — a nitrate source-tracking study; does not support the septic-plume microbiome claim it was cited for in P1]</w:t>
+      </w:r>
     </w:p>
     <w:p>
       <w:pPr>
@@ -890,8 +1332,8 @@
       </w:r>
       <w:r>
         <w:rPr>
-          <w:iCs/>
-          <w:i/>
+          <w:i/>
+          <w:iCs/>
         </w:rPr>
         <w:t xml:space="preserve">Limnology and Oceanography</w:t>
       </w:r>
@@ -914,8 +1356,8 @@
       </w:r>
       <w:r>
         <w:rPr>
-          <w:iCs/>
-          <w:i/>
+          <w:i/>
+          <w:iCs/>
         </w:rPr>
         <w:t xml:space="preserve">Environmental Reviews</w:t>
       </w:r>
@@ -925,6 +1367,16 @@
       <w:r>
         <w:t xml:space="preserve">23(4): 399–410. [P5]</w:t>
       </w:r>
+      <w:r>
+        <w:t xml:space="preserve"> </w:t>
+      </w:r>
+      <w:r>
+        <w:rPr>
+          <w:b/>
+          <w:bCs/>
+        </w:rPr>
+        <w:t xml:space="preserve">[Oct 2026: unverified; not found in Crossref. Cited in P5 for boring sponges, which this title does not cover.]</w:t>
+      </w:r>
     </w:p>
     <w:p>
       <w:pPr>
@@ -938,8 +1390,8 @@
       </w:r>
       <w:r>
         <w:rPr>
-          <w:iCs/>
-          <w:i/>
+          <w:i/>
+          <w:iCs/>
         </w:rPr>
         <w:t xml:space="preserve">Environmental Management</w:t>
       </w:r>
@@ -962,8 +1414,8 @@
       </w:r>
       <w:r>
         <w:rPr>
-          <w:iCs/>
-          <w:i/>
+          <w:i/>
+          <w:iCs/>
         </w:rPr>
         <w:t xml:space="preserve">2022 Chesapeake Bay Blue Crab Advisory Report.</w:t>
       </w:r>
@@ -986,8 +1438,8 @@
       </w:r>
       <w:r>
         <w:rPr>
-          <w:iCs/>
-          <w:i/>
+          <w:i/>
+          <w:iCs/>
         </w:rPr>
         <w:t xml:space="preserve">Phragmites australis</w:t>
       </w:r>
@@ -1002,8 +1454,8 @@
       </w:r>
       <w:r>
         <w:rPr>
-          <w:iCs/>
-          <w:i/>
+          <w:i/>
+          <w:iCs/>
         </w:rPr>
         <w:t xml:space="preserve">Aquatic Botany</w:t>
       </w:r>
@@ -1026,8 +1478,8 @@
       </w:r>
       <w:r>
         <w:rPr>
-          <w:iCs/>
-          <w:i/>
+          <w:i/>
+          <w:iCs/>
         </w:rPr>
         <w:t xml:space="preserve">Chesapeake Bay Phase 6 Watershed Model — Section 8: Direct Loads (including septic sector methods).</w:t>
       </w:r>
@@ -1050,15 +1502,15 @@
       </w:r>
       <w:r>
         <w:rPr>
-          <w:iCs/>
-          <w:i/>
+          <w:i/>
+          <w:iCs/>
         </w:rPr>
         <w:t xml:space="preserve">Chesapeake Assessment Scenario Tool documentation and FAQs.</w:t>
       </w:r>
       <w:r>
         <w:t xml:space="preserve"> </w:t>
       </w:r>
-      <w:hyperlink r:id="rId22">
+      <w:hyperlink r:id="rId13">
         <w:r>
           <w:rPr>
             <w:rStyle w:val="Hyperlink"/>
@@ -1085,8 +1537,8 @@
       </w:r>
       <w:r>
         <w:rPr>
-          <w:iCs/>
-          <w:i/>
+          <w:i/>
+          <w:iCs/>
         </w:rPr>
         <w:t xml:space="preserve">Landscaping over septic drain fields.</w:t>
       </w:r>
@@ -1109,8 +1561,8 @@
       </w:r>
       <w:r>
         <w:rPr>
-          <w:iCs/>
-          <w:i/>
+          <w:i/>
+          <w:iCs/>
         </w:rPr>
         <w:t xml:space="preserve">Marine Ecology Progress Series</w:t>
       </w:r>
@@ -1133,8 +1585,8 @@
       </w:r>
       <w:r>
         <w:rPr>
-          <w:iCs/>
-          <w:i/>
+          <w:i/>
+          <w:iCs/>
         </w:rPr>
         <w:t xml:space="preserve">Marine Ecology Progress Series</w:t>
       </w:r>
@@ -1157,8 +1609,8 @@
       </w:r>
       <w:r>
         <w:rPr>
-          <w:iCs/>
-          <w:i/>
+          <w:i/>
+          <w:iCs/>
         </w:rPr>
         <w:t xml:space="preserve">Journal of Sustainable Water in the Built Environment</w:t>
       </w:r>
@@ -1181,8 +1633,8 @@
       </w:r>
       <w:r>
         <w:rPr>
-          <w:iCs/>
-          <w:i/>
+          <w:i/>
+          <w:iCs/>
         </w:rPr>
         <w:t xml:space="preserve">Small and Decentralized Wastewater Management Systems.</w:t>
       </w:r>
@@ -1205,8 +1657,8 @@
       </w:r>
       <w:r>
         <w:rPr>
-          <w:iCs/>
-          <w:i/>
+          <w:i/>
+          <w:iCs/>
         </w:rPr>
         <w:t xml:space="preserve">Nature</w:t>
       </w:r>
@@ -1229,8 +1681,8 @@
       </w:r>
       <w:r>
         <w:rPr>
-          <w:iCs/>
-          <w:i/>
+          <w:i/>
+          <w:iCs/>
         </w:rPr>
         <w:t xml:space="preserve">Estuaries and Coasts</w:t>
       </w:r>
@@ -1253,8 +1705,8 @@
       </w:r>
       <w:r>
         <w:rPr>
-          <w:iCs/>
-          <w:i/>
+          <w:i/>
+          <w:iCs/>
         </w:rPr>
         <w:t xml:space="preserve">Limulus polyphemus</w:t>
       </w:r>
@@ -1269,8 +1721,8 @@
       </w:r>
       <w:r>
         <w:rPr>
-          <w:iCs/>
-          <w:i/>
+          <w:i/>
+          <w:iCs/>
         </w:rPr>
         <w:t xml:space="preserve">Journal of Shellfish Research</w:t>
       </w:r>
@@ -1281,8 +1733,8 @@
         <w:t xml:space="preserve">27(4): 807–814. [P5]</w:t>
       </w:r>
     </w:p>
-    <w:bookmarkEnd w:id="23"/>
-    <w:bookmarkStart w:id="25" w:name="eg"/>
+    <w:bookmarkEnd w:id="14"/>
+    <w:bookmarkStart w:id="16" w:name="eg"/>
     <w:p>
       <w:pPr>
         <w:pStyle w:val="Heading2"/>
@@ -1303,8 +1755,8 @@
       </w:r>
       <w:r>
         <w:rPr>
-          <w:iCs/>
-          <w:i/>
+          <w:i/>
+          <w:iCs/>
         </w:rPr>
         <w:t xml:space="preserve">Groundwater depth and septic drainage on the Eastern Shore.</w:t>
       </w:r>
@@ -1317,7 +1769,7 @@
       <w:r>
         <w:t xml:space="preserve"> </w:t>
       </w:r>
-      <w:hyperlink r:id="rId24">
+      <w:hyperlink r:id="rId15">
         <w:r>
           <w:rPr>
             <w:rStyle w:val="Hyperlink"/>
@@ -1344,8 +1796,8 @@
       </w:r>
       <w:r>
         <w:rPr>
-          <w:iCs/>
-          <w:i/>
+          <w:i/>
+          <w:iCs/>
         </w:rPr>
         <w:t xml:space="preserve">Sole source aquifer designation for the Eastern Shore of Virginia aquifer system, Accomack and Northampton Counties, Virginia.</w:t>
       </w:r>
@@ -1355,6 +1807,16 @@
       <w:r>
         <w:t xml:space="preserve">Federal Register, 62 FR 11562. [P1]</w:t>
       </w:r>
+      <w:r>
+        <w:t xml:space="preserve"> </w:t>
+      </w:r>
+      <w:r>
+        <w:rPr>
+          <w:b/>
+          <w:bCs/>
+        </w:rPr>
+        <w:t xml:space="preserve">[Oct 2026: the designation covers both the Columbia and Yorktown–Eastover aquifer systems and excludes Chincoteague and Tangier islands. Re-check the Federal Register citation; project poster notes cite 62(68), April 9, 1997.]</w:t>
+      </w:r>
     </w:p>
     <w:p>
       <w:pPr>
@@ -1368,8 +1830,8 @@
       </w:r>
       <w:r>
         <w:rPr>
-          <w:iCs/>
-          <w:i/>
+          <w:i/>
+          <w:iCs/>
         </w:rPr>
         <w:t xml:space="preserve">National Shellfish Sanitation Program Guide for the Control of Molluscan Shellfish: Model Ordinance.</w:t>
       </w:r>
@@ -1392,8 +1854,8 @@
       </w:r>
       <w:r>
         <w:rPr>
-          <w:iCs/>
-          <w:i/>
+          <w:i/>
+          <w:iCs/>
         </w:rPr>
         <w:t xml:space="preserve">The Eastern Oyster, Crassostrea virginica.</w:t>
       </w:r>
@@ -1416,8 +1878,8 @@
       </w:r>
       <w:r>
         <w:rPr>
-          <w:iCs/>
-          <w:i/>
+          <w:i/>
+          <w:iCs/>
         </w:rPr>
         <w:t xml:space="preserve">Science of the Total Environment</w:t>
       </w:r>
@@ -1440,8 +1902,8 @@
       </w:r>
       <w:r>
         <w:rPr>
-          <w:iCs/>
-          <w:i/>
+          <w:i/>
+          <w:iCs/>
         </w:rPr>
         <w:t xml:space="preserve">Estuaries</w:t>
       </w:r>
@@ -1464,8 +1926,8 @@
       </w:r>
       <w:r>
         <w:rPr>
-          <w:iCs/>
-          <w:i/>
+          <w:i/>
+          <w:iCs/>
         </w:rPr>
         <w:t xml:space="preserve">Frontiers in Marine Science</w:t>
       </w:r>
@@ -1480,8 +1942,8 @@
       </w:r>
       <w:r>
         <w:rPr>
-          <w:iCs/>
-          <w:i/>
+          <w:i/>
+          <w:iCs/>
         </w:rPr>
         <w:t xml:space="preserve">Prorocentrum</w:t>
       </w:r>
@@ -1491,6 +1953,16 @@
       <w:r>
         <w:t xml:space="preserve">context via 2017 reviews.) [P3a]</w:t>
       </w:r>
+      <w:r>
+        <w:t xml:space="preserve"> </w:t>
+      </w:r>
+      <w:r>
+        <w:rPr>
+          <w:b/>
+          <w:bCs/>
+        </w:rPr>
+        <w:t xml:space="preserve">[Oct 2026: unverified; a San Francisco Bay study cited for a Chesapeake septic-vs-agriculture N:P claim]</w:t>
+      </w:r>
     </w:p>
     <w:p>
       <w:pPr>
@@ -1504,8 +1976,8 @@
       </w:r>
       <w:r>
         <w:rPr>
-          <w:iCs/>
-          <w:i/>
+          <w:i/>
+          <w:iCs/>
         </w:rPr>
         <w:t xml:space="preserve">Aureococcus anophagefferens. Harmful Algae</w:t>
       </w:r>
@@ -1528,8 +2000,8 @@
       </w:r>
       <w:r>
         <w:rPr>
-          <w:iCs/>
-          <w:i/>
+          <w:i/>
+          <w:iCs/>
         </w:rPr>
         <w:t xml:space="preserve">Aureococcus anophagefferens</w:t>
       </w:r>
@@ -1544,8 +2016,8 @@
       </w:r>
       <w:r>
         <w:rPr>
-          <w:iCs/>
-          <w:i/>
+          <w:i/>
+          <w:iCs/>
         </w:rPr>
         <w:t xml:space="preserve">Aquatic Microbial Ecology</w:t>
       </w:r>
@@ -1560,8 +2032,8 @@
       </w:r>
       <w:r>
         <w:rPr>
-          <w:iCs/>
-          <w:i/>
+          <w:i/>
+          <w:iCs/>
         </w:rPr>
         <w:t xml:space="preserve">Harmful Algae</w:t>
       </w:r>
@@ -1581,8 +2053,8 @@
       </w:r>
       <w:r>
         <w:rPr>
-          <w:iCs/>
-          <w:i/>
+          <w:i/>
+          <w:iCs/>
         </w:rPr>
         <w:t xml:space="preserve">Aureococcus anophagefferens</w:t>
       </w:r>
@@ -1597,8 +2069,8 @@
       </w:r>
       <w:r>
         <w:rPr>
-          <w:iCs/>
-          <w:i/>
+          <w:i/>
+          <w:iCs/>
         </w:rPr>
         <w:t xml:space="preserve">ISME Journal</w:t>
       </w:r>
@@ -1621,8 +2093,8 @@
       </w:r>
       <w:r>
         <w:rPr>
-          <w:iCs/>
-          <w:i/>
+          <w:i/>
+          <w:iCs/>
         </w:rPr>
         <w:t xml:space="preserve">Aureococcus anophagefferens. Estuaries</w:t>
       </w:r>
@@ -1645,8 +2117,8 @@
       </w:r>
       <w:r>
         <w:rPr>
-          <w:iCs/>
-          <w:i/>
+          <w:i/>
+          <w:iCs/>
         </w:rPr>
         <w:t xml:space="preserve">Aureococcus anophagefferens</w:t>
       </w:r>
@@ -1661,8 +2133,8 @@
       </w:r>
       <w:r>
         <w:rPr>
-          <w:iCs/>
-          <w:i/>
+          <w:i/>
+          <w:iCs/>
         </w:rPr>
         <w:t xml:space="preserve">Aureoumbra lagunensis. Harmful Algae</w:t>
       </w:r>
@@ -1685,8 +2157,8 @@
       </w:r>
       <w:r>
         <w:rPr>
-          <w:iCs/>
-          <w:i/>
+          <w:i/>
+          <w:iCs/>
         </w:rPr>
         <w:t xml:space="preserve">Biogeosciences</w:t>
       </w:r>
@@ -1709,8 +2181,8 @@
       </w:r>
       <w:r>
         <w:rPr>
-          <w:iCs/>
-          <w:i/>
+          <w:i/>
+          <w:iCs/>
         </w:rPr>
         <w:t xml:space="preserve">BioScience</w:t>
       </w:r>
@@ -1721,8 +2193,8 @@
         <w:t xml:space="preserve">62(10): 900–909. [P5]</w:t>
       </w:r>
     </w:p>
-    <w:bookmarkEnd w:id="25"/>
-    <w:bookmarkStart w:id="26" w:name="hl"/>
+    <w:bookmarkEnd w:id="16"/>
+    <w:bookmarkStart w:id="17" w:name="hl"/>
     <w:p>
       <w:pPr>
         <w:pStyle w:val="Heading2"/>
@@ -1743,8 +2215,8 @@
       </w:r>
       <w:r>
         <w:rPr>
-          <w:iCs/>
-          <w:i/>
+          <w:i/>
+          <w:iCs/>
         </w:rPr>
         <w:t xml:space="preserve">Caulerpa prolifera</w:t>
       </w:r>
@@ -1754,6 +2226,16 @@
       <w:r>
         <w:t xml:space="preserve">expansion and seagrass replacement in the Indian River Lagoon. [P3b]</w:t>
       </w:r>
+      <w:r>
+        <w:t xml:space="preserve"> </w:t>
+      </w:r>
+      <w:r>
+        <w:rPr>
+          <w:b/>
+          <w:bCs/>
+        </w:rPr>
+        <w:t xml:space="preserve">[Oct 2026: unverified; incomplete reference]</w:t>
+      </w:r>
     </w:p>
     <w:p>
       <w:pPr>
@@ -1767,8 +2249,8 @@
       </w:r>
       <w:r>
         <w:rPr>
-          <w:iCs/>
-          <w:i/>
+          <w:i/>
+          <w:iCs/>
         </w:rPr>
         <w:t xml:space="preserve">Estuaries and Coasts</w:t>
       </w:r>
@@ -1791,8 +2273,8 @@
       </w:r>
       <w:r>
         <w:rPr>
-          <w:iCs/>
-          <w:i/>
+          <w:i/>
+          <w:iCs/>
         </w:rPr>
         <w:t xml:space="preserve">Apalachicola Bay Oyster Situation Report.</w:t>
       </w:r>
@@ -1815,8 +2297,8 @@
       </w:r>
       <w:r>
         <w:rPr>
-          <w:iCs/>
-          <w:i/>
+          <w:i/>
+          <w:iCs/>
         </w:rPr>
         <w:t xml:space="preserve">Prorocentrum minimum</w:t>
       </w:r>
@@ -1831,8 +2313,8 @@
       </w:r>
       <w:r>
         <w:rPr>
-          <w:iCs/>
-          <w:i/>
+          <w:i/>
+          <w:iCs/>
         </w:rPr>
         <w:t xml:space="preserve">Harmful Algae</w:t>
       </w:r>
@@ -1855,8 +2337,8 @@
       </w:r>
       <w:r>
         <w:rPr>
-          <w:iCs/>
-          <w:i/>
+          <w:i/>
+          <w:iCs/>
         </w:rPr>
         <w:t xml:space="preserve">Ruppia</w:t>
       </w:r>
@@ -1871,8 +2353,8 @@
       </w:r>
       <w:r>
         <w:rPr>
-          <w:iCs/>
-          <w:i/>
+          <w:i/>
+          <w:iCs/>
         </w:rPr>
         <w:t xml:space="preserve">PNAS</w:t>
       </w:r>
@@ -1895,8 +2377,8 @@
       </w:r>
       <w:r>
         <w:rPr>
-          <w:iCs/>
-          <w:i/>
+          <w:i/>
+          <w:iCs/>
         </w:rPr>
         <w:t xml:space="preserve">Journal of Hydrology</w:t>
       </w:r>
@@ -1908,11 +2390,49 @@
       </w:r>
       <w:r>
         <w:rPr>
-          <w:iCs/>
-          <w:i/>
+          <w:i/>
+          <w:iCs/>
         </w:rPr>
         <w:t xml:space="preserve">Note: a minor citation discrepancy exists across pathway files for the author list; the version here matches the original ESVA Climate Equity Project documentation.</w:t>
       </w:r>
+      <w:r>
+        <w:t xml:space="preserve"> </w:t>
+      </w:r>
+      <w:r>
+        <w:rPr>
+          <w:b/>
+          <w:bCs/>
+        </w:rPr>
+        <w:t xml:space="preserve">[Oct 2026: the discrepancy is not minor. P1 describes a different paper (Hesamfar, Sanford, Pyrak-Nolte; a SEAWAT septic-vulnerability model) with unpublished</w:t>
+      </w:r>
+      <w:r>
+        <w:rPr>
+          <w:b/>
+          <w:bCs/>
+        </w:rPr>
+        <w:t xml:space="preserve"> </w:t>
+      </w:r>
+      <w:r>
+        <w:rPr>
+          <w:b/>
+          <w:bCs/>
+        </w:rPr>
+        <w:t xml:space="preserve">“preliminary results.”</w:t>
+      </w:r>
+      <w:r>
+        <w:rPr>
+          <w:b/>
+          <w:bCs/>
+        </w:rPr>
+        <w:t xml:space="preserve"> </w:t>
+      </w:r>
+      <w:r>
+        <w:rPr>
+          <w:b/>
+          <w:bCs/>
+        </w:rPr>
+        <w:t xml:space="preserve">Reconcile before citing, and treat all ESVA water-table-in-drainfield figures as unpublished project modeling.]</w:t>
+      </w:r>
     </w:p>
     <w:p>
       <w:pPr>
@@ -1926,8 +2446,8 @@
       </w:r>
       <w:r>
         <w:rPr>
-          <w:iCs/>
-          <w:i/>
+          <w:i/>
+          <w:iCs/>
         </w:rPr>
         <w:t xml:space="preserve">The Blue Crab: Callinectes sapidus.</w:t>
       </w:r>
@@ -1950,8 +2470,8 @@
       </w:r>
       <w:r>
         <w:rPr>
-          <w:iCs/>
-          <w:i/>
+          <w:i/>
+          <w:iCs/>
         </w:rPr>
         <w:t xml:space="preserve">PLoS ONE</w:t>
       </w:r>
@@ -1974,8 +2494,8 @@
       </w:r>
       <w:r>
         <w:rPr>
-          <w:iCs/>
-          <w:i/>
+          <w:i/>
+          <w:iCs/>
         </w:rPr>
         <w:t xml:space="preserve">Linked watershed–embayment model to determine critical loads of nitrogen for Massachusetts embayments.</w:t>
       </w:r>
@@ -1998,8 +2518,8 @@
       </w:r>
       <w:r>
         <w:rPr>
-          <w:iCs/>
-          <w:i/>
+          <w:i/>
+          <w:iCs/>
         </w:rPr>
         <w:t xml:space="preserve">Estuarine Shores.</w:t>
       </w:r>
@@ -2022,8 +2542,8 @@
       </w:r>
       <w:r>
         <w:rPr>
-          <w:iCs/>
-          <w:i/>
+          <w:i/>
+          <w:iCs/>
         </w:rPr>
         <w:t xml:space="preserve">Virginia Shellfish Aquaculture Situation and Outlook Report.</w:t>
       </w:r>
@@ -2039,15 +2559,15 @@
         <w:pStyle w:val="BodyText"/>
       </w:pPr>
       <w:r>
-        <w:t xml:space="preserve">Humphrey, C. P., J. Jernigan, G. Iverson, B. Serozi, M. O’Driscoll, S. Pradhan, and E. Bean. 2015. Field evaluation of nitrogen treatment by conventional and single-pass sand filter onsite wastewater systems in the North Carolina Piedmont.</w:t>
-      </w:r>
-      <w:r>
-        <w:t xml:space="preserve"> </w:t>
-      </w:r>
-      <w:r>
-        <w:rPr>
-          <w:iCs/>
-          <w:i/>
+        <w:t xml:space="preserve">Humphrey, C. P., et al. 2016. Field evaluation of nitrogen treatment by conventional and single-pass sand filter onsite wastewater systems in the North Carolina Piedmont.</w:t>
+      </w:r>
+      <w:r>
+        <w:t xml:space="preserve"> </w:t>
+      </w:r>
+      <w:r>
+        <w:rPr>
+          <w:i/>
+          <w:iCs/>
         </w:rPr>
         <w:t xml:space="preserve">Water, Air, &amp; Soil Pollution</w:t>
       </w:r>
@@ -2055,7 +2575,45 @@
         <w:t xml:space="preserve"> </w:t>
       </w:r>
       <w:r>
-        <w:t xml:space="preserve">226(10): 335. [P1]</w:t>
+        <w:t xml:space="preserve">227: 255. doi:10.1007/s11270-016-2958-0. [P1]</w:t>
+      </w:r>
+      <w:r>
+        <w:t xml:space="preserve"> </w:t>
+      </w:r>
+      <w:r>
+        <w:rPr>
+          <w:b/>
+          <w:bCs/>
+        </w:rPr>
+        <w:t xml:space="preserve">[verified Oct 2026 — year, volume and DOI corrected per Crossref (the author list was not re-checked). It is a Piedmont system-performance study and does not support the coastal-watershed</w:t>
+      </w:r>
+      <w:r>
+        <w:rPr>
+          <w:b/>
+          <w:bCs/>
+        </w:rPr>
+        <w:t xml:space="preserve"> </w:t>
+      </w:r>
+      <w:r>
+        <w:rPr>
+          <w:b/>
+          <w:bCs/>
+        </w:rPr>
+        <w:t xml:space="preserve">“3× TDN”</w:t>
+      </w:r>
+      <w:r>
+        <w:rPr>
+          <w:b/>
+          <w:bCs/>
+        </w:rPr>
+        <w:t xml:space="preserve"> </w:t>
+      </w:r>
+      <w:r>
+        <w:rPr>
+          <w:b/>
+          <w:bCs/>
+        </w:rPr>
+        <w:t xml:space="preserve">claim it was cited for in P1.]</w:t>
       </w:r>
     </w:p>
     <w:p>
@@ -2070,8 +2628,8 @@
       </w:r>
       <w:r>
         <w:rPr>
-          <w:iCs/>
-          <w:i/>
+          <w:i/>
+          <w:iCs/>
         </w:rPr>
         <w:t xml:space="preserve">Diversity and Distributions</w:t>
       </w:r>
@@ -2094,8 +2652,8 @@
       </w:r>
       <w:r>
         <w:rPr>
-          <w:iCs/>
-          <w:i/>
+          <w:i/>
+          <w:iCs/>
         </w:rPr>
         <w:t xml:space="preserve">Clinical Microbiology Reviews</w:t>
       </w:r>
@@ -2118,8 +2676,8 @@
       </w:r>
       <w:r>
         <w:rPr>
-          <w:iCs/>
-          <w:i/>
+          <w:i/>
+          <w:iCs/>
         </w:rPr>
         <w:t xml:space="preserve">Marine Ecology Progress Series</w:t>
       </w:r>
@@ -2142,8 +2700,8 @@
       </w:r>
       <w:r>
         <w:rPr>
-          <w:iCs/>
-          <w:i/>
+          <w:i/>
+          <w:iCs/>
         </w:rPr>
         <w:t xml:space="preserve">Marine Ecology Progress Series</w:t>
       </w:r>
@@ -2166,8 +2724,8 @@
       </w:r>
       <w:r>
         <w:rPr>
-          <w:iCs/>
-          <w:i/>
+          <w:i/>
+          <w:iCs/>
         </w:rPr>
         <w:t xml:space="preserve">The Eastern Oyster, Crassostrea virginica.</w:t>
       </w:r>
@@ -2190,8 +2748,8 @@
       </w:r>
       <w:r>
         <w:rPr>
-          <w:iCs/>
-          <w:i/>
+          <w:i/>
+          <w:iCs/>
         </w:rPr>
         <w:t xml:space="preserve">Journal of Coastal Research</w:t>
       </w:r>
@@ -2214,8 +2772,8 @@
       </w:r>
       <w:r>
         <w:rPr>
-          <w:iCs/>
-          <w:i/>
+          <w:i/>
+          <w:iCs/>
         </w:rPr>
         <w:t xml:space="preserve">Nature</w:t>
       </w:r>
@@ -2238,8 +2796,8 @@
       </w:r>
       <w:r>
         <w:rPr>
-          <w:iCs/>
-          <w:i/>
+          <w:i/>
+          <w:iCs/>
         </w:rPr>
         <w:t xml:space="preserve">Nature Climate Change</w:t>
       </w:r>
@@ -2262,8 +2820,8 @@
       </w:r>
       <w:r>
         <w:rPr>
-          <w:iCs/>
-          <w:i/>
+          <w:i/>
+          <w:iCs/>
         </w:rPr>
         <w:t xml:space="preserve">Concepts and Controversies in Tidal Marsh Ecology.</w:t>
       </w:r>
@@ -2279,15 +2837,15 @@
         <w:pStyle w:val="BodyText"/>
       </w:pPr>
       <w:r>
-        <w:t xml:space="preserve">La Peyre, M. K., A. T. Humphries, S. M. Casas, and J. F. La Peyre. 2010. Temporal variation in development of ecosystem services from oyster reef restoration.</w:t>
-      </w:r>
-      <w:r>
-        <w:t xml:space="preserve"> </w:t>
-      </w:r>
-      <w:r>
-        <w:rPr>
-          <w:iCs/>
-          <w:i/>
+        <w:t xml:space="preserve">La Peyre, M. K., A. T. Humphries, S. M. Casas, and J. F. La Peyre. 2014. Temporal variation in development of ecosystem services from oyster reef restoration.</w:t>
+      </w:r>
+      <w:r>
+        <w:t xml:space="preserve"> </w:t>
+      </w:r>
+      <w:r>
+        <w:rPr>
+          <w:i/>
+          <w:iCs/>
         </w:rPr>
         <w:t xml:space="preserve">Ecological Engineering</w:t>
       </w:r>
@@ -2295,7 +2853,17 @@
         <w:t xml:space="preserve"> </w:t>
       </w:r>
       <w:r>
-        <w:t xml:space="preserve">63: 34–44. [P5]</w:t>
+        <w:t xml:space="preserve">63: 34–44. doi:10.1016/j.ecoleng.2013.12.001. [P5]</w:t>
+      </w:r>
+      <w:r>
+        <w:t xml:space="preserve"> </w:t>
+      </w:r>
+      <w:r>
+        <w:rPr>
+          <w:b/>
+          <w:bCs/>
+        </w:rPr>
+        <w:t xml:space="preserve">[verified Oct 2026 — year corrected from 2010. It does not address the nutrient–temperature–Dermo interactions it was cited for in P5.]</w:t>
       </w:r>
     </w:p>
     <w:p>
@@ -2310,8 +2878,8 @@
       </w:r>
       <w:r>
         <w:rPr>
-          <w:iCs/>
-          <w:i/>
+          <w:i/>
+          <w:iCs/>
         </w:rPr>
         <w:t xml:space="preserve">Harmful Algae</w:t>
       </w:r>
@@ -2334,8 +2902,8 @@
       </w:r>
       <w:r>
         <w:rPr>
-          <w:iCs/>
-          <w:i/>
+          <w:i/>
+          <w:iCs/>
         </w:rPr>
         <w:t xml:space="preserve">Harmful Algae</w:t>
       </w:r>
@@ -2358,8 +2926,8 @@
       </w:r>
       <w:r>
         <w:rPr>
-          <w:iCs/>
-          <w:i/>
+          <w:i/>
+          <w:iCs/>
         </w:rPr>
         <w:t xml:space="preserve">Science of the Total Environment</w:t>
       </w:r>
@@ -2382,8 +2950,8 @@
       </w:r>
       <w:r>
         <w:rPr>
-          <w:iCs/>
-          <w:i/>
+          <w:i/>
+          <w:iCs/>
         </w:rPr>
         <w:t xml:space="preserve">Marine Pollution Bulletin</w:t>
       </w:r>
@@ -2406,8 +2974,8 @@
       </w:r>
       <w:r>
         <w:rPr>
-          <w:iCs/>
-          <w:i/>
+          <w:i/>
+          <w:iCs/>
         </w:rPr>
         <w:t xml:space="preserve">Sewage plume in a sand and gravel aquifer, Cape Cod, Massachusetts.</w:t>
       </w:r>
@@ -2427,8 +2995,8 @@
       </w:r>
       <w:r>
         <w:rPr>
-          <w:iCs/>
-          <w:i/>
+          <w:i/>
+          <w:iCs/>
         </w:rPr>
         <w:t xml:space="preserve">Zostera marina</w:t>
       </w:r>
@@ -2440,8 +3008,8 @@
       </w:r>
       <w:r>
         <w:rPr>
-          <w:iCs/>
-          <w:i/>
+          <w:i/>
+          <w:iCs/>
         </w:rPr>
         <w:t xml:space="preserve">Global Change Biology</w:t>
       </w:r>
@@ -2464,8 +3032,8 @@
       </w:r>
       <w:r>
         <w:rPr>
-          <w:iCs/>
-          <w:i/>
+          <w:i/>
+          <w:iCs/>
         </w:rPr>
         <w:t xml:space="preserve">PNAS</w:t>
       </w:r>
@@ -2488,8 +3056,8 @@
       </w:r>
       <w:r>
         <w:rPr>
-          <w:iCs/>
-          <w:i/>
+          <w:i/>
+          <w:iCs/>
         </w:rPr>
         <w:t xml:space="preserve">Conservation Letters</w:t>
       </w:r>
@@ -2499,6 +3067,44 @@
       <w:r>
         <w:t xml:space="preserve">12(4): e12645. [P5]</w:t>
       </w:r>
+      <w:r>
+        <w:t xml:space="preserve"> </w:t>
+      </w:r>
+      <w:r>
+        <w:rPr>
+          <w:b/>
+          <w:bCs/>
+        </w:rPr>
+        <w:t xml:space="preserve">[verified Oct 2026 — a meta-analysis. P5 cited</w:t>
+      </w:r>
+      <w:r>
+        <w:rPr>
+          <w:b/>
+          <w:bCs/>
+        </w:rPr>
+        <w:t xml:space="preserve"> </w:t>
+      </w:r>
+      <w:r>
+        <w:rPr>
+          <w:b/>
+          <w:bCs/>
+        </w:rPr>
+        <w:t xml:space="preserve">“Lefcheck et al. 2019, PNAS 116:20636”</w:t>
+      </w:r>
+      <w:r>
+        <w:rPr>
+          <w:b/>
+          <w:bCs/>
+        </w:rPr>
+        <w:t xml:space="preserve"> </w:t>
+      </w:r>
+      <w:r>
+        <w:rPr>
+          <w:b/>
+          <w:bCs/>
+        </w:rPr>
+        <w:t xml:space="preserve">for a Chesapeake SAV–fauna monitoring analysis; no such PNAS paper was found, and that claim is marked unverified.]</w:t>
+      </w:r>
     </w:p>
     <w:p>
       <w:pPr>
@@ -2512,8 +3118,8 @@
       </w:r>
       <w:r>
         <w:rPr>
-          <w:iCs/>
-          <w:i/>
+          <w:i/>
+          <w:iCs/>
         </w:rPr>
         <w:t xml:space="preserve">Residence times and nitrate transport in ground water discharging to streams in the Chesapeake Bay watershed.</w:t>
       </w:r>
@@ -2536,8 +3142,8 @@
       </w:r>
       <w:r>
         <w:rPr>
-          <w:iCs/>
-          <w:i/>
+          <w:i/>
+          <w:iCs/>
         </w:rPr>
         <w:t xml:space="preserve">Journal of Experimental Marine Biology and Ecology</w:t>
       </w:r>
@@ -2560,8 +3166,8 @@
       </w:r>
       <w:r>
         <w:rPr>
-          <w:iCs/>
-          <w:i/>
+          <w:i/>
+          <w:iCs/>
         </w:rPr>
         <w:t xml:space="preserve">Marine Pollution Bulletin</w:t>
       </w:r>
@@ -2584,8 +3190,8 @@
       </w:r>
       <w:r>
         <w:rPr>
-          <w:iCs/>
-          <w:i/>
+          <w:i/>
+          <w:iCs/>
         </w:rPr>
         <w:t xml:space="preserve">Estuaries and Coasts</w:t>
       </w:r>
@@ -2608,8 +3214,8 @@
       </w:r>
       <w:r>
         <w:rPr>
-          <w:iCs/>
-          <w:i/>
+          <w:i/>
+          <w:iCs/>
         </w:rPr>
         <w:t xml:space="preserve">E. coli</w:t>
       </w:r>
@@ -2624,8 +3230,8 @@
       </w:r>
       <w:r>
         <w:rPr>
-          <w:iCs/>
-          <w:i/>
+          <w:i/>
+          <w:iCs/>
         </w:rPr>
         <w:t xml:space="preserve">Frontiers in Microbiology</w:t>
       </w:r>
@@ -2648,8 +3254,8 @@
       </w:r>
       <w:r>
         <w:rPr>
-          <w:iCs/>
-          <w:i/>
+          <w:i/>
+          <w:iCs/>
         </w:rPr>
         <w:t xml:space="preserve">Critical Reviews in Environmental Science and Technology</w:t>
       </w:r>
@@ -2660,8 +3266,8 @@
         <w:t xml:space="preserve">47(7): 455–541. [P1, P3a]</w:t>
       </w:r>
     </w:p>
-    <w:bookmarkEnd w:id="26"/>
-    <w:bookmarkStart w:id="28" w:name="mo"/>
+    <w:bookmarkEnd w:id="17"/>
+    <w:bookmarkStart w:id="19" w:name="mo"/>
     <w:p>
       <w:pPr>
         <w:pStyle w:val="Heading2"/>
@@ -2682,8 +3288,8 @@
       </w:r>
       <w:r>
         <w:rPr>
-          <w:iCs/>
-          <w:i/>
+          <w:i/>
+          <w:iCs/>
         </w:rPr>
         <w:t xml:space="preserve">Estuaries</w:t>
       </w:r>
@@ -2706,8 +3312,8 @@
       </w:r>
       <w:r>
         <w:rPr>
-          <w:iCs/>
-          <w:i/>
+          <w:i/>
+          <w:iCs/>
         </w:rPr>
         <w:t xml:space="preserve">Marine Ecology Progress Series</w:t>
       </w:r>
@@ -2730,8 +3336,8 @@
       </w:r>
       <w:r>
         <w:rPr>
-          <w:iCs/>
-          <w:i/>
+          <w:i/>
+          <w:iCs/>
         </w:rPr>
         <w:t xml:space="preserve">Marine Ecology Progress Series</w:t>
       </w:r>
@@ -2754,8 +3360,8 @@
       </w:r>
       <w:r>
         <w:rPr>
-          <w:iCs/>
-          <w:i/>
+          <w:i/>
+          <w:iCs/>
         </w:rPr>
         <w:t xml:space="preserve">Frontiers in Marine Science</w:t>
       </w:r>
@@ -2770,26 +3376,122 @@
       </w:r>
       <w:r>
         <w:rPr>
-          <w:iCs/>
-          <w:i/>
-        </w:rPr>
-        <w:t xml:space="preserve">Cited in all six pathways — the foundational ESVA-specific reference for the synthesis.</w:t>
-      </w:r>
-    </w:p>
-    <w:p>
-      <w:pPr>
-        <w:pStyle w:val="BodyText"/>
-      </w:pPr>
-      <w:r>
-        <w:t xml:space="preserve">Mitchell, M., et al. 2021.</w:t>
-      </w:r>
-      <w:r>
-        <w:t xml:space="preserve"> </w:t>
-      </w:r>
-      <w:r>
-        <w:rPr>
-          <w:iCs/>
-          <w:i/>
+          <w:b/>
+          <w:bCs/>
+        </w:rPr>
+        <w:t xml:space="preserve">[verified Oct 2026]</w:t>
+      </w:r>
+      <w:r>
+        <w:t xml:space="preserve"> </w:t>
+      </w:r>
+      <w:r>
+        <w:rPr>
+          <w:i/>
+          <w:iCs/>
+        </w:rPr>
+        <w:t xml:space="preserve">Cited in all six pathways.</w:t>
+      </w:r>
+      <w:r>
+        <w:t xml:space="preserve"> </w:t>
+      </w:r>
+      <w:r>
+        <w:rPr>
+          <w:b/>
+          <w:bCs/>
+        </w:rPr>
+        <w:t xml:space="preserve">[Oct 2026]</w:t>
+      </w:r>
+      <w:r>
+        <w:t xml:space="preserve"> </w:t>
+      </w:r>
+      <w:r>
+        <w:t xml:space="preserve">The earlier note called this</w:t>
+      </w:r>
+      <w:r>
+        <w:t xml:space="preserve"> </w:t>
+      </w:r>
+      <w:r>
+        <w:t xml:space="preserve">“the foundational ESVA-specific reference,”</w:t>
+      </w:r>
+      <w:r>
+        <w:t xml:space="preserve"> </w:t>
+      </w:r>
+      <w:r>
+        <w:t xml:space="preserve">which was wrong:</w:t>
+      </w:r>
+      <w:r>
+        <w:t xml:space="preserve"> </w:t>
+      </w:r>
+      <w:r>
+        <w:t xml:space="preserve">- It is a</w:t>
+      </w:r>
+      <w:r>
+        <w:t xml:space="preserve"> </w:t>
+      </w:r>
+      <w:r>
+        <w:rPr>
+          <w:b/>
+          <w:bCs/>
+        </w:rPr>
+        <w:t xml:space="preserve">Tidewater-wide</w:t>
+      </w:r>
+      <w:r>
+        <w:t xml:space="preserve"> </w:t>
+      </w:r>
+      <w:r>
+        <w:t xml:space="preserve">analysis of 2008–2018 VDH septic repair-permit hot spots, prevalent around Richmond and Gloucester County.</w:t>
+      </w:r>
+      <w:r>
+        <w:t xml:space="preserve"> </w:t>
+      </w:r>
+      <w:r>
+        <w:t xml:space="preserve">- It does not report Eastern Shore results separately, rank ESVA, use a 1.5-ft sea-level scenario, name ESVA towns, or calculate nitrogen loads.</w:t>
+      </w:r>
+      <w:r>
+        <w:t xml:space="preserve"> </w:t>
+      </w:r>
+      <w:r>
+        <w:t xml:space="preserve">- It found</w:t>
+      </w:r>
+      <w:r>
+        <w:t xml:space="preserve"> </w:t>
+      </w:r>
+      <w:r>
+        <w:t xml:space="preserve">“only one incident where a low WQ region overlapped directly with a septic hot spot in Tidewater Virginia”</w:t>
+      </w:r>
+      <w:r>
+        <w:t xml:space="preserve"> </w:t>
+      </w:r>
+      <w:r>
+        <w:t xml:space="preserve">and urged</w:t>
+      </w:r>
+      <w:r>
+        <w:t xml:space="preserve"> </w:t>
+      </w:r>
+      <w:r>
+        <w:t xml:space="preserve">“extreme caution.”</w:t>
+      </w:r>
+      <w:r>
+        <w:t xml:space="preserve"> </w:t>
+      </w:r>
+      <w:r>
+        <w:t xml:space="preserve">- Pathway files had cited it under three other titles and author lists; those have been corrected.</w:t>
+      </w:r>
+    </w:p>
+    <w:p>
+      <w:pPr>
+        <w:pStyle w:val="BodyText"/>
+      </w:pPr>
+      <w:r>
+        <w:t xml:space="preserve">Mitchell, M., R. Isdell, J. Herman, and C. Tombleson. 2021.</w:t>
+      </w:r>
+      <w:r>
+        <w:t xml:space="preserve"> </w:t>
+      </w:r>
+      <w:r>
+        <w:rPr>
+          <w:i/>
+          <w:iCs/>
         </w:rPr>
         <w:t xml:space="preserve">Analysis of failed, failing or threatened septic systems in the Coastal Plain.</w:t>
       </w:r>
@@ -2797,12 +3499,12 @@
         <w:t xml:space="preserve"> </w:t>
       </w:r>
       <w:r>
-        <w:t xml:space="preserve">CBSAG / Virginia Department of Conservation and Recreation report.</w:t>
-      </w:r>
-      <w:r>
-        <w:t xml:space="preserve"> </w:t>
-      </w:r>
-      <w:hyperlink r:id="rId27">
+        <w:t xml:space="preserve">Slide presentation, Chesapeake Bay Stakeholder Advisory Group meeting, August 19, 2021.</w:t>
+      </w:r>
+      <w:r>
+        <w:t xml:space="preserve"> </w:t>
+      </w:r>
+      <w:hyperlink r:id="rId18">
         <w:r>
           <w:rPr>
             <w:rStyle w:val="Hyperlink"/>
@@ -2816,6 +3518,16 @@
       <w:r>
         <w:t xml:space="preserve">[P3a]</w:t>
       </w:r>
+      <w:r>
+        <w:t xml:space="preserve"> </w:t>
+      </w:r>
+      <w:r>
+        <w:rPr>
+          <w:b/>
+          <w:bCs/>
+        </w:rPr>
+        <w:t xml:space="preserve">[verified Oct 2026 — a slide deck, not a report; contains no ESVA-specific findings]</w:t>
+      </w:r>
     </w:p>
     <w:p>
       <w:pPr>
@@ -2829,8 +3541,8 @@
       </w:r>
       <w:r>
         <w:rPr>
-          <w:iCs/>
-          <w:i/>
+          <w:i/>
+          <w:iCs/>
         </w:rPr>
         <w:t xml:space="preserve">Florida Scientist</w:t>
       </w:r>
@@ -2853,8 +3565,8 @@
       </w:r>
       <w:r>
         <w:rPr>
-          <w:iCs/>
-          <w:i/>
+          <w:i/>
+          <w:iCs/>
         </w:rPr>
         <w:t xml:space="preserve">Phragmites australis</w:t>
       </w:r>
@@ -2869,8 +3581,8 @@
       </w:r>
       <w:r>
         <w:rPr>
-          <w:iCs/>
-          <w:i/>
+          <w:i/>
+          <w:iCs/>
         </w:rPr>
         <w:t xml:space="preserve">Journal of Ecology</w:t>
       </w:r>
@@ -2893,8 +3605,8 @@
       </w:r>
       <w:r>
         <w:rPr>
-          <w:iCs/>
-          <w:i/>
+          <w:i/>
+          <w:iCs/>
         </w:rPr>
         <w:t xml:space="preserve">Estuaries and Coasts</w:t>
       </w:r>
@@ -2917,8 +3629,8 @@
       </w:r>
       <w:r>
         <w:rPr>
-          <w:iCs/>
-          <w:i/>
+          <w:i/>
+          <w:iCs/>
         </w:rPr>
         <w:t xml:space="preserve">The feral horses of Assateague Island.</w:t>
       </w:r>
@@ -2941,8 +3653,8 @@
       </w:r>
       <w:r>
         <w:rPr>
-          <w:iCs/>
-          <w:i/>
+          <w:i/>
+          <w:iCs/>
         </w:rPr>
         <w:t xml:space="preserve">Environmental Modelling &amp; Software</w:t>
       </w:r>
@@ -2962,8 +3674,8 @@
       </w:r>
       <w:r>
         <w:rPr>
-          <w:iCs/>
-          <w:i/>
+          <w:i/>
+          <w:iCs/>
         </w:rPr>
         <w:t xml:space="preserve">Journal of Shellfish Research</w:t>
       </w:r>
@@ -2986,8 +3698,8 @@
       </w:r>
       <w:r>
         <w:rPr>
-          <w:iCs/>
-          <w:i/>
+          <w:i/>
+          <w:iCs/>
         </w:rPr>
         <w:t xml:space="preserve">Calidris canutus rufa</w:t>
       </w:r>
@@ -2999,8 +3711,8 @@
       </w:r>
       <w:r>
         <w:rPr>
-          <w:iCs/>
-          <w:i/>
+          <w:i/>
+          <w:iCs/>
         </w:rPr>
         <w:t xml:space="preserve">Studies in Avian Biology</w:t>
       </w:r>
@@ -3020,8 +3732,8 @@
       </w:r>
       <w:r>
         <w:rPr>
-          <w:iCs/>
-          <w:i/>
+          <w:i/>
+          <w:iCs/>
         </w:rPr>
         <w:t xml:space="preserve">Haematopus palliatus</w:t>
       </w:r>
@@ -3033,8 +3745,8 @@
       </w:r>
       <w:r>
         <w:rPr>
-          <w:iCs/>
-          <w:i/>
+          <w:i/>
+          <w:iCs/>
         </w:rPr>
         <w:t xml:space="preserve">Birds of the World</w:t>
       </w:r>
@@ -3057,8 +3769,8 @@
       </w:r>
       <w:r>
         <w:rPr>
-          <w:iCs/>
-          <w:i/>
+          <w:i/>
+          <w:iCs/>
         </w:rPr>
         <w:t xml:space="preserve">Journal of Environmental Quality</w:t>
       </w:r>
@@ -3081,8 +3793,8 @@
       </w:r>
       <w:r>
         <w:rPr>
-          <w:iCs/>
-          <w:i/>
+          <w:i/>
+          <w:iCs/>
         </w:rPr>
         <w:t xml:space="preserve">Journal of Water and Climate Change</w:t>
       </w:r>
@@ -3102,8 +3814,8 @@
       </w:r>
       <w:r>
         <w:rPr>
-          <w:iCs/>
-          <w:i/>
+          <w:i/>
+          <w:iCs/>
         </w:rPr>
         <w:t xml:space="preserve">Argopecten irradians</w:t>
       </w:r>
@@ -3115,8 +3827,8 @@
       </w:r>
       <w:r>
         <w:rPr>
-          <w:iCs/>
-          <w:i/>
+          <w:i/>
+          <w:iCs/>
         </w:rPr>
         <w:t xml:space="preserve">Marine Policy</w:t>
       </w:r>
@@ -3139,8 +3851,8 @@
       </w:r>
       <w:r>
         <w:rPr>
-          <w:iCs/>
-          <w:i/>
+          <w:i/>
+          <w:iCs/>
         </w:rPr>
         <w:t xml:space="preserve">Scientific Reports</w:t>
       </w:r>
@@ -3163,8 +3875,8 @@
       </w:r>
       <w:r>
         <w:rPr>
-          <w:iCs/>
-          <w:i/>
+          <w:i/>
+          <w:iCs/>
         </w:rPr>
         <w:t xml:space="preserve">Callinectes sapidus</w:t>
       </w:r>
@@ -3176,8 +3888,8 @@
       </w:r>
       <w:r>
         <w:rPr>
-          <w:iCs/>
-          <w:i/>
+          <w:i/>
+          <w:iCs/>
         </w:rPr>
         <w:t xml:space="preserve">Marine Ecology Progress Series</w:t>
       </w:r>
@@ -3200,8 +3912,8 @@
       </w:r>
       <w:r>
         <w:rPr>
-          <w:iCs/>
-          <w:i/>
+          <w:i/>
+          <w:iCs/>
         </w:rPr>
         <w:t xml:space="preserve">Aquatic Botany</w:t>
       </w:r>
@@ -3224,8 +3936,8 @@
       </w:r>
       <w:r>
         <w:rPr>
-          <w:iCs/>
-          <w:i/>
+          <w:i/>
+          <w:iCs/>
         </w:rPr>
         <w:t xml:space="preserve">BioScience</w:t>
       </w:r>
@@ -3248,8 +3960,8 @@
       </w:r>
       <w:r>
         <w:rPr>
-          <w:iCs/>
-          <w:i/>
+          <w:i/>
+          <w:iCs/>
         </w:rPr>
         <w:t xml:space="preserve">Science Advances</w:t>
       </w:r>
@@ -3260,8 +3972,8 @@
         <w:t xml:space="preserve">6(41): eabc6434. [P3b, P5]</w:t>
       </w:r>
     </w:p>
-    <w:bookmarkEnd w:id="28"/>
-    <w:bookmarkStart w:id="29" w:name="pr"/>
+    <w:bookmarkEnd w:id="19"/>
+    <w:bookmarkStart w:id="20" w:name="pr"/>
     <w:p>
       <w:pPr>
         <w:pStyle w:val="Heading2"/>
@@ -3282,8 +3994,8 @@
       </w:r>
       <w:r>
         <w:rPr>
-          <w:iCs/>
-          <w:i/>
+          <w:i/>
+          <w:iCs/>
         </w:rPr>
         <w:t xml:space="preserve">Proceedings of the Chesapeake Bay Research Conference</w:t>
       </w:r>
@@ -3306,8 +4018,8 @@
       </w:r>
       <w:r>
         <w:rPr>
-          <w:iCs/>
-          <w:i/>
+          <w:i/>
+          <w:iCs/>
         </w:rPr>
         <w:t xml:space="preserve">Marine Ecology Progress Series</w:t>
       </w:r>
@@ -3317,6 +4029,16 @@
       <w:r>
         <w:t xml:space="preserve">218: 115–125. [P5]</w:t>
       </w:r>
+      <w:r>
+        <w:t xml:space="preserve"> </w:t>
+      </w:r>
+      <w:r>
+        <w:rPr>
+          <w:b/>
+          <w:bCs/>
+        </w:rPr>
+        <w:t xml:space="preserve">[verified Oct 2026 — about mussels facilitating seagrass. It does not support the bay scallop–eelgrass dependency claim it was cited for in P5.]</w:t>
+      </w:r>
     </w:p>
     <w:p>
       <w:pPr>
@@ -3330,8 +4052,8 @@
       </w:r>
       <w:r>
         <w:rPr>
-          <w:iCs/>
-          <w:i/>
+          <w:i/>
+          <w:iCs/>
         </w:rPr>
         <w:t xml:space="preserve">Estuaries and Coasts</w:t>
       </w:r>
@@ -3354,8 +4076,8 @@
       </w:r>
       <w:r>
         <w:rPr>
-          <w:iCs/>
-          <w:i/>
+          <w:i/>
+          <w:iCs/>
         </w:rPr>
         <w:t xml:space="preserve">Culex restuans</w:t>
       </w:r>
@@ -3370,8 +4092,8 @@
       </w:r>
       <w:r>
         <w:rPr>
-          <w:iCs/>
-          <w:i/>
+          <w:i/>
+          <w:iCs/>
         </w:rPr>
         <w:t xml:space="preserve">Journal of Medical Entomology</w:t>
       </w:r>
@@ -3394,8 +4116,8 @@
       </w:r>
       <w:r>
         <w:rPr>
-          <w:iCs/>
-          <w:i/>
+          <w:i/>
+          <w:iCs/>
         </w:rPr>
         <w:t xml:space="preserve">Hydrogeology and analysis of the ground-water-flow system of the Eastern Shore, Virginia.</w:t>
       </w:r>
@@ -3418,8 +4140,8 @@
       </w:r>
       <w:r>
         <w:rPr>
-          <w:iCs/>
-          <w:i/>
+          <w:i/>
+          <w:iCs/>
         </w:rPr>
         <w:t xml:space="preserve">Ground Water</w:t>
       </w:r>
@@ -3429,6 +4151,16 @@
       <w:r>
         <w:t xml:space="preserve">29(1): 82–92. [P6]</w:t>
       </w:r>
+      <w:r>
+        <w:t xml:space="preserve"> </w:t>
+      </w:r>
+      <w:r>
+        <w:rPr>
+          <w:b/>
+          <w:bCs/>
+        </w:rPr>
+        <w:t xml:space="preserve">[Oct 2026: unverified for the post-decommissioning legacy-N claim it is cited for in P6]</w:t>
+      </w:r>
     </w:p>
     <w:p>
       <w:pPr>
@@ -3442,8 +4174,8 @@
       </w:r>
       <w:r>
         <w:rPr>
-          <w:iCs/>
-          <w:i/>
+          <w:i/>
+          <w:iCs/>
         </w:rPr>
         <w:t xml:space="preserve">Ground Water</w:t>
       </w:r>
@@ -3466,8 +4198,8 @@
       </w:r>
       <w:r>
         <w:rPr>
-          <w:iCs/>
-          <w:i/>
+          <w:i/>
+          <w:iCs/>
         </w:rPr>
         <w:t xml:space="preserve">Chesapeake Research Consortium Publication</w:t>
       </w:r>
@@ -3490,8 +4222,8 @@
       </w:r>
       <w:r>
         <w:rPr>
-          <w:iCs/>
-          <w:i/>
+          <w:i/>
+          <w:iCs/>
         </w:rPr>
         <w:t xml:space="preserve">Marine Ecology Progress Series</w:t>
       </w:r>
@@ -3509,9 +4241,19 @@
       <w:r>
         <w:t xml:space="preserve">Russ, E. J., and C. M. Palinkas. 2020. Sedimentary organic matter sources on the seaside of the Delmarva Peninsula. (Coastal geology / biogeochemistry report.) [P3b]</w:t>
       </w:r>
-    </w:p>
-    <w:bookmarkEnd w:id="29"/>
-    <w:bookmarkStart w:id="30" w:name="st"/>
+      <w:r>
+        <w:t xml:space="preserve"> </w:t>
+      </w:r>
+      <w:r>
+        <w:rPr>
+          <w:b/>
+          <w:bCs/>
+        </w:rPr>
+        <w:t xml:space="preserve">[Oct 2026: unverified; incomplete reference]</w:t>
+      </w:r>
+    </w:p>
+    <w:bookmarkEnd w:id="20"/>
+    <w:bookmarkStart w:id="21" w:name="st"/>
     <w:p>
       <w:pPr>
         <w:pStyle w:val="Heading2"/>
@@ -3532,8 +4274,8 @@
       </w:r>
       <w:r>
         <w:rPr>
-          <w:iCs/>
-          <w:i/>
+          <w:i/>
+          <w:iCs/>
         </w:rPr>
         <w:t xml:space="preserve">Continental Shelf Research</w:t>
       </w:r>
@@ -3556,8 +4298,8 @@
       </w:r>
       <w:r>
         <w:rPr>
-          <w:iCs/>
-          <w:i/>
+          <w:i/>
+          <w:iCs/>
         </w:rPr>
         <w:t xml:space="preserve">Environmental Science &amp; Technology</w:t>
       </w:r>
@@ -3573,15 +4315,15 @@
         <w:pStyle w:val="BodyText"/>
       </w:pPr>
       <w:r>
-        <w:t xml:space="preserve">Schaider, L. A., J. M. Ackerman, and R. A. Rudel. 2014. Septic systems as sources of organic wastewater compounds in domestic drinking water wells in a shallow sand and gravel aquifer.</w:t>
-      </w:r>
-      <w:r>
-        <w:t xml:space="preserve"> </w:t>
-      </w:r>
-      <w:r>
-        <w:rPr>
-          <w:iCs/>
-          <w:i/>
+        <w:t xml:space="preserve">Schaider, L. A., J. M. Ackerman, and R. A. Rudel. 2016. Septic systems as sources of organic wastewater compounds in domestic drinking water wells in a shallow sand and gravel aquifer.</w:t>
+      </w:r>
+      <w:r>
+        <w:t xml:space="preserve"> </w:t>
+      </w:r>
+      <w:r>
+        <w:rPr>
+          <w:i/>
+          <w:iCs/>
         </w:rPr>
         <w:t xml:space="preserve">Science of the Total Environment</w:t>
       </w:r>
@@ -3589,23 +4331,33 @@
         <w:t xml:space="preserve"> </w:t>
       </w:r>
       <w:r>
-        <w:t xml:space="preserve">547: 470–481. [P1]</w:t>
-      </w:r>
-    </w:p>
-    <w:p>
-      <w:pPr>
-        <w:pStyle w:val="BodyText"/>
-      </w:pPr>
-      <w:r>
-        <w:t xml:space="preserve">Seitz, R. D., R. N. Lipcius, A. H. Hines, and D. B. Eggleston. 2003. Density-dependent predation, habitat variation, and the persistence of marine bivalve prey.</w:t>
-      </w:r>
-      <w:r>
-        <w:t xml:space="preserve"> </w:t>
-      </w:r>
-      <w:r>
-        <w:rPr>
-          <w:iCs/>
-          <w:i/>
+        <w:t xml:space="preserve">547: 470–481. doi:10.1016/j.scitotenv.2015.12.081. [P1]</w:t>
+      </w:r>
+      <w:r>
+        <w:t xml:space="preserve"> </w:t>
+      </w:r>
+      <w:r>
+        <w:rPr>
+          <w:b/>
+          <w:bCs/>
+        </w:rPr>
+        <w:t xml:space="preserve">[verified Oct 2026 — year corrected from 2014]</w:t>
+      </w:r>
+    </w:p>
+    <w:p>
+      <w:pPr>
+        <w:pStyle w:val="BodyText"/>
+      </w:pPr>
+      <w:r>
+        <w:t xml:space="preserve">Seitz, R. D., R. N. Lipcius, A. H. Hines, and D. B. Eggleston. 2001. Density-dependent predation, habitat variation, and the persistence of marine bivalve prey.</w:t>
+      </w:r>
+      <w:r>
+        <w:t xml:space="preserve"> </w:t>
+      </w:r>
+      <w:r>
+        <w:rPr>
+          <w:i/>
+          <w:iCs/>
         </w:rPr>
         <w:t xml:space="preserve">Ecology</w:t>
       </w:r>
@@ -3613,7 +4365,17 @@
         <w:t xml:space="preserve"> </w:t>
       </w:r>
       <w:r>
-        <w:t xml:space="preserve">84(6): 1428–1440. [P5]</w:t>
+        <w:t xml:space="preserve">82(9): 2435–2451. [P5]</w:t>
+      </w:r>
+      <w:r>
+        <w:t xml:space="preserve"> </w:t>
+      </w:r>
+      <w:r>
+        <w:rPr>
+          <w:b/>
+          <w:bCs/>
+        </w:rPr>
+        <w:t xml:space="preserve">[verified Oct 2026 — year and volume corrected from 2003, 84(6): 1428–1440. A bivalve-prey paper; it does not support the crab–SAV abundance claim it was cited for in P5.]</w:t>
       </w:r>
     </w:p>
     <w:p>
@@ -3628,8 +4390,8 @@
       </w:r>
       <w:r>
         <w:rPr>
-          <w:iCs/>
-          <w:i/>
+          <w:i/>
+          <w:iCs/>
         </w:rPr>
         <w:t xml:space="preserve">Water Resources Research</w:t>
       </w:r>
@@ -3639,6 +4401,44 @@
       <w:r>
         <w:t xml:space="preserve">44: W09416. [P3a]</w:t>
       </w:r>
+      <w:r>
+        <w:t xml:space="preserve"> </w:t>
+      </w:r>
+      <w:r>
+        <w:rPr>
+          <w:b/>
+          <w:bCs/>
+        </w:rPr>
+        <w:t xml:space="preserve">[Oct 2026: title verified (Baltimore-area urban–rural catchments). The</w:t>
+      </w:r>
+      <w:r>
+        <w:rPr>
+          <w:b/>
+          <w:bCs/>
+        </w:rPr>
+        <w:t xml:space="preserve"> </w:t>
+      </w:r>
+      <w:r>
+        <w:rPr>
+          <w:b/>
+          <w:bCs/>
+        </w:rPr>
+        <w:t xml:space="preserve">“~9% of Patuxent N from septic”</w:t>
+      </w:r>
+      <w:r>
+        <w:rPr>
+          <w:b/>
+          <w:bCs/>
+        </w:rPr>
+        <w:t xml:space="preserve"> </w:t>
+      </w:r>
+      <w:r>
+        <w:rPr>
+          <w:b/>
+          <w:bCs/>
+        </w:rPr>
+        <w:t xml:space="preserve">figure cited to it in P3a is unverified.]</w:t>
+      </w:r>
     </w:p>
     <w:p>
       <w:pPr>
@@ -3652,8 +4452,8 @@
       </w:r>
       <w:r>
         <w:rPr>
-          <w:iCs/>
-          <w:i/>
+          <w:i/>
+          <w:iCs/>
         </w:rPr>
         <w:t xml:space="preserve">Limulus polyphemus</w:t>
       </w:r>
@@ -3665,8 +4465,8 @@
       </w:r>
       <w:r>
         <w:rPr>
-          <w:iCs/>
-          <w:i/>
+          <w:i/>
+          <w:iCs/>
         </w:rPr>
         <w:t xml:space="preserve">Reviews in Fish Biology and Fisheries</w:t>
       </w:r>
@@ -3689,8 +4489,8 @@
       </w:r>
       <w:r>
         <w:rPr>
-          <w:iCs/>
-          <w:i/>
+          <w:i/>
+          <w:iCs/>
         </w:rPr>
         <w:t xml:space="preserve">Geohydrology and geochemistry near coastal ground-water-discharge areas of the Eastern Shore, Virginia.</w:t>
       </w:r>
@@ -3700,6 +4500,44 @@
       <w:r>
         <w:t xml:space="preserve">USGS Water-Supply Paper 2479. [P1, P2, P3a, P3b]</w:t>
       </w:r>
+      <w:r>
+        <w:t xml:space="preserve"> </w:t>
+      </w:r>
+      <w:r>
+        <w:rPr>
+          <w:b/>
+          <w:bCs/>
+        </w:rPr>
+        <w:t xml:space="preserve">[verified Oct 2026 — the groundwater studied</w:t>
+      </w:r>
+      <w:r>
+        <w:rPr>
+          <w:b/>
+          <w:bCs/>
+        </w:rPr>
+        <w:t xml:space="preserve"> </w:t>
+      </w:r>
+      <w:r>
+        <w:rPr>
+          <w:b/>
+          <w:bCs/>
+        </w:rPr>
+        <w:t xml:space="preserve">“recharged through agricultural fields.”</w:t>
+      </w:r>
+      <w:r>
+        <w:rPr>
+          <w:b/>
+          <w:bCs/>
+        </w:rPr>
+        <w:t xml:space="preserve"> </w:t>
+      </w:r>
+      <w:r>
+        <w:rPr>
+          <w:b/>
+          <w:bCs/>
+        </w:rPr>
+        <w:t xml:space="preserve">This is an agricultural-nitrate study, not septic.]</w:t>
+      </w:r>
     </w:p>
     <w:p>
       <w:pPr>
@@ -3713,8 +4551,8 @@
       </w:r>
       <w:r>
         <w:rPr>
-          <w:iCs/>
-          <w:i/>
+          <w:i/>
+          <w:iCs/>
         </w:rPr>
         <w:t xml:space="preserve">Journal of the American Water Resources Association</w:t>
       </w:r>
@@ -3737,8 +4575,8 @@
       </w:r>
       <w:r>
         <w:rPr>
-          <w:iCs/>
-          <w:i/>
+          <w:i/>
+          <w:iCs/>
         </w:rPr>
         <w:t xml:space="preserve">PLOS Water</w:t>
       </w:r>
@@ -3761,8 +4599,8 @@
       </w:r>
       <w:r>
         <w:rPr>
-          <w:iCs/>
-          <w:i/>
+          <w:i/>
+          <w:iCs/>
         </w:rPr>
         <w:t xml:space="preserve">Journal of Environmental Quality</w:t>
       </w:r>
@@ -3770,7 +4608,17 @@
         <w:t xml:space="preserve"> </w:t>
       </w:r>
       <w:r>
-        <w:t xml:space="preserve">38: 2070–2083. [P3b]</w:t>
+        <w:t xml:space="preserve">38: 2070–2083. doi:10.2134/jeq2008.0358. [P2, P3a, P3b]</w:t>
+      </w:r>
+      <w:r>
+        <w:t xml:space="preserve"> </w:t>
+      </w:r>
+      <w:r>
+        <w:rPr>
+          <w:b/>
+          <w:bCs/>
+        </w:rPr>
+        <w:t xml:space="preserve">[verified Oct 2026 — 14 first-order streams. TDN concentrations tracked % agricultural land; yields also tracked % developed land. It is a baseflow study, not a submarine-groundwater-discharge study as P3b had described it.]</w:t>
       </w:r>
     </w:p>
     <w:p>
@@ -3785,8 +4633,8 @@
       </w:r>
       <w:r>
         <w:rPr>
-          <w:iCs/>
-          <w:i/>
+          <w:i/>
+          <w:iCs/>
         </w:rPr>
         <w:t xml:space="preserve">Environmental Science &amp; Technology</w:t>
       </w:r>
@@ -3809,8 +4657,8 @@
       </w:r>
       <w:r>
         <w:rPr>
-          <w:iCs/>
-          <w:i/>
+          <w:i/>
+          <w:iCs/>
         </w:rPr>
         <w:t xml:space="preserve">BioScience</w:t>
       </w:r>
@@ -3833,8 +4681,8 @@
       </w:r>
       <w:r>
         <w:rPr>
-          <w:iCs/>
-          <w:i/>
+          <w:i/>
+          <w:iCs/>
         </w:rPr>
         <w:t xml:space="preserve">Aquatic Invasions</w:t>
       </w:r>
@@ -3857,8 +4705,8 @@
       </w:r>
       <w:r>
         <w:rPr>
-          <w:iCs/>
-          <w:i/>
+          <w:i/>
+          <w:iCs/>
         </w:rPr>
         <w:t xml:space="preserve">Gracilaria vermiculophylla</w:t>
       </w:r>
@@ -3873,8 +4721,8 @@
       </w:r>
       <w:r>
         <w:rPr>
-          <w:iCs/>
-          <w:i/>
+          <w:i/>
+          <w:iCs/>
         </w:rPr>
         <w:t xml:space="preserve">Journal of Phycology</w:t>
       </w:r>
@@ -3897,8 +4745,8 @@
       </w:r>
       <w:r>
         <w:rPr>
-          <w:iCs/>
-          <w:i/>
+          <w:i/>
+          <w:iCs/>
         </w:rPr>
         <w:t xml:space="preserve">Codium fragile</w:t>
       </w:r>
@@ -3913,8 +4761,8 @@
       </w:r>
       <w:r>
         <w:rPr>
-          <w:iCs/>
-          <w:i/>
+          <w:i/>
+          <w:iCs/>
         </w:rPr>
         <w:t xml:space="preserve">Gracilaria vermiculophylla</w:t>
       </w:r>
@@ -3929,8 +4777,8 @@
       </w:r>
       <w:r>
         <w:rPr>
-          <w:iCs/>
-          <w:i/>
+          <w:i/>
+          <w:iCs/>
         </w:rPr>
         <w:t xml:space="preserve">Biological Invasions</w:t>
       </w:r>
@@ -3953,8 +4801,8 @@
       </w:r>
       <w:r>
         <w:rPr>
-          <w:iCs/>
-          <w:i/>
+          <w:i/>
+          <w:iCs/>
         </w:rPr>
         <w:t xml:space="preserve">Gracilaria vermiculophylla</w:t>
       </w:r>
@@ -3969,8 +4817,8 @@
       </w:r>
       <w:r>
         <w:rPr>
-          <w:iCs/>
-          <w:i/>
+          <w:i/>
+          <w:iCs/>
         </w:rPr>
         <w:t xml:space="preserve">Codium fragile. Estuaries and Coasts</w:t>
       </w:r>
@@ -3993,8 +4841,8 @@
       </w:r>
       <w:r>
         <w:rPr>
-          <w:iCs/>
-          <w:i/>
+          <w:i/>
+          <w:iCs/>
         </w:rPr>
         <w:t xml:space="preserve">Gracilaria vermiculophylla</w:t>
       </w:r>
@@ -4009,8 +4857,8 @@
       </w:r>
       <w:r>
         <w:rPr>
-          <w:iCs/>
-          <w:i/>
+          <w:i/>
+          <w:iCs/>
         </w:rPr>
         <w:t xml:space="preserve">Biological Invasions</w:t>
       </w:r>
@@ -4033,8 +4881,8 @@
       </w:r>
       <w:r>
         <w:rPr>
-          <w:iCs/>
-          <w:i/>
+          <w:i/>
+          <w:iCs/>
         </w:rPr>
         <w:t xml:space="preserve">BioScience</w:t>
       </w:r>
@@ -4057,8 +4905,8 @@
       </w:r>
       <w:r>
         <w:rPr>
-          <w:iCs/>
-          <w:i/>
+          <w:i/>
+          <w:iCs/>
         </w:rPr>
         <w:t xml:space="preserve">Gracilaria vermiculophylla</w:t>
       </w:r>
@@ -4073,8 +4921,8 @@
       </w:r>
       <w:r>
         <w:rPr>
-          <w:iCs/>
-          <w:i/>
+          <w:i/>
+          <w:iCs/>
         </w:rPr>
         <w:t xml:space="preserve">Journal of Phycology</w:t>
       </w:r>
@@ -4097,8 +4945,8 @@
       </w:r>
       <w:r>
         <w:rPr>
-          <w:iCs/>
-          <w:i/>
+          <w:i/>
+          <w:iCs/>
         </w:rPr>
         <w:t xml:space="preserve">Estuarine, Coastal and Shelf Science</w:t>
       </w:r>
@@ -4121,8 +4969,8 @@
       </w:r>
       <w:r>
         <w:rPr>
-          <w:iCs/>
-          <w:i/>
+          <w:i/>
+          <w:iCs/>
         </w:rPr>
         <w:t xml:space="preserve">Limnology and Oceanography</w:t>
       </w:r>
@@ -4133,8 +4981,8 @@
         <w:t xml:space="preserve">48(6): 2125–2137. [P2, P3b]</w:t>
       </w:r>
     </w:p>
-    <w:bookmarkEnd w:id="30"/>
-    <w:bookmarkStart w:id="36" w:name="uz"/>
+    <w:bookmarkEnd w:id="21"/>
+    <w:bookmarkStart w:id="27" w:name="uz"/>
     <w:p>
       <w:pPr>
         <w:pStyle w:val="Heading2"/>
@@ -4155,8 +5003,8 @@
       </w:r>
       <w:r>
         <w:rPr>
-          <w:iCs/>
-          <w:i/>
+          <w:i/>
+          <w:iCs/>
         </w:rPr>
         <w:t xml:space="preserve">Landscaping on or near septic drain fields.</w:t>
       </w:r>
@@ -4169,7 +5017,7 @@
       <w:r>
         <w:t xml:space="preserve"> </w:t>
       </w:r>
-      <w:hyperlink r:id="rId31">
+      <w:hyperlink r:id="rId22">
         <w:r>
           <w:rPr>
             <w:rStyle w:val="Hyperlink"/>
@@ -4196,8 +5044,8 @@
       </w:r>
       <w:r>
         <w:rPr>
-          <w:iCs/>
-          <w:i/>
+          <w:i/>
+          <w:iCs/>
         </w:rPr>
         <w:t xml:space="preserve">Aedes albopictus</w:t>
       </w:r>
@@ -4212,8 +5060,8 @@
       </w:r>
       <w:r>
         <w:rPr>
-          <w:iCs/>
-          <w:i/>
+          <w:i/>
+          <w:iCs/>
         </w:rPr>
         <w:t xml:space="preserve">PLoS ONE</w:t>
       </w:r>
@@ -4236,8 +5084,8 @@
       </w:r>
       <w:r>
         <w:rPr>
-          <w:iCs/>
-          <w:i/>
+          <w:i/>
+          <w:iCs/>
         </w:rPr>
         <w:t xml:space="preserve">Onsite Wastewater Treatment Systems Manual.</w:t>
       </w:r>
@@ -4260,8 +5108,8 @@
       </w:r>
       <w:r>
         <w:rPr>
-          <w:iCs/>
-          <w:i/>
+          <w:i/>
+          <w:iCs/>
         </w:rPr>
         <w:t xml:space="preserve">Chesapeake Bay Total Maximum Daily Load for Nitrogen, Phosphorus and Sediment.</w:t>
       </w:r>
@@ -4284,8 +5132,8 @@
       </w:r>
       <w:r>
         <w:rPr>
-          <w:iCs/>
-          <w:i/>
+          <w:i/>
+          <w:iCs/>
         </w:rPr>
         <w:t xml:space="preserve">Septic tanks and natural hazards resource guide.</w:t>
       </w:r>
@@ -4298,7 +5146,7 @@
       <w:r>
         <w:t xml:space="preserve"> </w:t>
       </w:r>
-      <w:hyperlink r:id="rId32">
+      <w:hyperlink r:id="rId23">
         <w:r>
           <w:rPr>
             <w:rStyle w:val="Hyperlink"/>
@@ -4325,8 +5173,8 @@
       </w:r>
       <w:r>
         <w:rPr>
-          <w:iCs/>
-          <w:i/>
+          <w:i/>
+          <w:iCs/>
         </w:rPr>
         <w:t xml:space="preserve">Piping plover (Charadrius melodus) 5-year review: summary and evaluation.</w:t>
       </w:r>
@@ -4349,8 +5197,8 @@
       </w:r>
       <w:r>
         <w:rPr>
-          <w:iCs/>
-          <w:i/>
+          <w:i/>
+          <w:iCs/>
         </w:rPr>
         <w:t xml:space="preserve">Biogeochemistry</w:t>
       </w:r>
@@ -4373,8 +5221,8 @@
       </w:r>
       <w:r>
         <w:rPr>
-          <w:iCs/>
-          <w:i/>
+          <w:i/>
+          <w:iCs/>
         </w:rPr>
         <w:t xml:space="preserve">Ecological Applications</w:t>
       </w:r>
@@ -4397,8 +5245,8 @@
       </w:r>
       <w:r>
         <w:rPr>
-          <w:iCs/>
-          <w:i/>
+          <w:i/>
+          <w:iCs/>
         </w:rPr>
         <w:t xml:space="preserve">Marine Pollution Bulletin</w:t>
       </w:r>
@@ -4421,15 +5269,15 @@
       </w:r>
       <w:r>
         <w:rPr>
-          <w:iCs/>
-          <w:i/>
+          <w:i/>
+          <w:iCs/>
         </w:rPr>
         <w:t xml:space="preserve">Virginia Coast Reserve Long-Term Ecological Research Program.</w:t>
       </w:r>
       <w:r>
         <w:t xml:space="preserve"> </w:t>
       </w:r>
-      <w:hyperlink r:id="rId33">
+      <w:hyperlink r:id="rId24">
         <w:r>
           <w:rPr>
             <w:rStyle w:val="Hyperlink"/>
@@ -4456,15 +5304,15 @@
       </w:r>
       <w:r>
         <w:rPr>
-          <w:iCs/>
-          <w:i/>
+          <w:i/>
+          <w:iCs/>
         </w:rPr>
         <w:t xml:space="preserve">Classification of Shellfish Growing Areas; Conditional Shellfish Harvesting Area Status; Accomack County and Northampton County Shellfish Closure and Shoreline Survey Documents.</w:t>
       </w:r>
       <w:r>
         <w:t xml:space="preserve"> </w:t>
       </w:r>
-      <w:hyperlink r:id="rId34">
+      <w:hyperlink r:id="rId25">
         <w:r>
           <w:rPr>
             <w:rStyle w:val="Hyperlink"/>
@@ -4491,15 +5339,15 @@
       </w:r>
       <w:r>
         <w:rPr>
-          <w:iCs/>
-          <w:i/>
+          <w:i/>
+          <w:iCs/>
         </w:rPr>
         <w:t xml:space="preserve">Bay Scallop Restoration Annual Survey.</w:t>
       </w:r>
       <w:r>
         <w:t xml:space="preserve"> </w:t>
       </w:r>
-      <w:hyperlink r:id="rId35">
+      <w:hyperlink r:id="rId26">
         <w:r>
           <w:rPr>
             <w:rStyle w:val="Hyperlink"/>
@@ -4526,8 +5374,8 @@
       </w:r>
       <w:r>
         <w:rPr>
-          <w:iCs/>
-          <w:i/>
+          <w:i/>
+          <w:iCs/>
         </w:rPr>
         <w:t xml:space="preserve">Report to the Virginia General Assembly.</w:t>
       </w:r>
@@ -4550,8 +5398,8 @@
       </w:r>
       <w:r>
         <w:rPr>
-          <w:iCs/>
-          <w:i/>
+          <w:i/>
+          <w:iCs/>
         </w:rPr>
         <w:t xml:space="preserve">Commercial Landings Statistics: Hard Clam, Eastern Oyster, Blue Crab; Accomack and Northampton Counties.</w:t>
       </w:r>
@@ -4574,8 +5422,8 @@
       </w:r>
       <w:r>
         <w:rPr>
-          <w:iCs/>
-          <w:i/>
+          <w:i/>
+          <w:iCs/>
         </w:rPr>
         <w:t xml:space="preserve">Nature Climate Change</w:t>
       </w:r>
@@ -4598,8 +5446,8 @@
       </w:r>
       <w:r>
         <w:rPr>
-          <w:iCs/>
-          <w:i/>
+          <w:i/>
+          <w:iCs/>
         </w:rPr>
         <w:t xml:space="preserve">Clinical Infectious Diseases</w:t>
       </w:r>
@@ -4622,8 +5470,8 @@
       </w:r>
       <w:r>
         <w:rPr>
-          <w:iCs/>
-          <w:i/>
+          <w:i/>
+          <w:iCs/>
         </w:rPr>
         <w:t xml:space="preserve">Estuaries and Coasts</w:t>
       </w:r>
@@ -4641,21 +5489,31 @@
       <w:r>
         <w:t xml:space="preserve">Young, C. S., C. J. Gobler, and B. G. Heikes. 2010. Coupled N loading, brown tide, and seagrass decline in Long Island lagoons. (Ecological synthesis report.) [P3b]</w:t>
       </w:r>
-    </w:p>
-    <w:p>
-      <w:pPr>
-        <w:pStyle w:val="BodyText"/>
-      </w:pPr>
-      <w:r>
-        <w:t xml:space="preserve">Leight, A.K. &amp; R. Hood 2018. Precipitation thresholds for fecal bacterial indicators in the Chesapeake Bay [Maryland shellfish waters; fecal source not apportioned].</w:t>
-      </w:r>
-      <w:r>
-        <w:t xml:space="preserve"> </w:t>
-      </w:r>
-      <w:r>
-        <w:rPr>
-          <w:iCs/>
-          <w:i/>
+      <w:r>
+        <w:t xml:space="preserve"> </w:t>
+      </w:r>
+      <w:r>
+        <w:rPr>
+          <w:b/>
+          <w:bCs/>
+        </w:rPr>
+        <w:t xml:space="preserve">[Oct 2026: unverified; incomplete reference, possibly constructed]</w:t>
+      </w:r>
+    </w:p>
+    <w:p>
+      <w:pPr>
+        <w:pStyle w:val="BodyText"/>
+      </w:pPr>
+      <w:r>
+        <w:t xml:space="preserve">Leight, A. K., and R. R. Hood. 2018. Precipitation thresholds for fecal bacterial indicators in the Chesapeake Bay.</w:t>
+      </w:r>
+      <w:r>
+        <w:t xml:space="preserve"> </w:t>
+      </w:r>
+      <w:r>
+        <w:rPr>
+          <w:i/>
+          <w:iCs/>
         </w:rPr>
         <w:t xml:space="preserve">Water Research</w:t>
       </w:r>
@@ -4663,12 +5521,26 @@
         <w:t xml:space="preserve"> </w:t>
       </w:r>
       <w:r>
-        <w:t xml:space="preserve">139: 252–262. [P4]</w:t>
-      </w:r>
-    </w:p>
-    <w:bookmarkEnd w:id="36"/>
-    <w:bookmarkEnd w:id="37"/>
-    <w:sectPr/>
+        <w:t xml:space="preserve">139: 252–262. [Maryland shellfish waters, 2004–2014; fecal source not apportioned.] [P4]</w:t>
+      </w:r>
+      <w:r>
+        <w:t xml:space="preserve"> </w:t>
+      </w:r>
+      <w:r>
+        <w:rPr>
+          <w:b/>
+          <w:bCs/>
+        </w:rPr>
+        <w:t xml:space="preserve">[verified Oct 2026 — citation corrected; the P4 version had co-authors from an unrelated paper spliced in]</w:t>
+      </w:r>
+    </w:p>
+    <w:bookmarkEnd w:id="27"/>
+    <w:bookmarkEnd w:id="28"/>
+    <w:sectPr>
+      <w:footnotePr>
+        <w:numRestart w:val="eachSect"/>
+      </w:footnotePr>
+    </w:sectPr>
   </w:body>
 </w:document>
 </file>
@@ -4699,14 +5571,14 @@
 <file path=word/numbering.xml><?xml version="1.0" encoding="utf-8"?>
 <w:numbering xmlns:w="http://schemas.openxmlformats.org/wordprocessingml/2006/main">
   <w:abstractNum w:abstractNumId="990">
-    <w:nsid w:val="A990"/>
+    <w:nsid w:val="0000A990"/>
     <w:multiLevelType w:val="multilevel"/>
     <w:lvl w:ilvl="0">
       <w:numFmt w:val="bullet"/>
       <w:lvlText w:val=" "/>
       <w:lvlJc w:val="left"/>
       <w:pPr>
-        <w:ind w:left="720" w:hanging="480"/>
+        <w:ind w:left="720" w:hanging="360"/>
       </w:pPr>
     </w:lvl>
     <w:lvl w:ilvl="1">
@@ -4714,7 +5586,7 @@
       <w:lvlText w:val=" "/>
       <w:lvlJc w:val="left"/>
       <w:pPr>
-        <w:ind w:left="1440" w:hanging="480"/>
+        <w:ind w:left="1440" w:hanging="360"/>
       </w:pPr>
     </w:lvl>
     <w:lvl w:ilvl="2">
@@ -4722,7 +5594,7 @@
       <w:lvlText w:val=" "/>
       <w:lvlJc w:val="left"/>
       <w:pPr>
-        <w:ind w:left="2160" w:hanging="480"/>
+        <w:ind w:left="2160" w:hanging="360"/>
       </w:pPr>
     </w:lvl>
     <w:lvl w:ilvl="3">
@@ -4730,7 +5602,7 @@
       <w:lvlText w:val=" "/>
       <w:lvlJc w:val="left"/>
       <w:pPr>
-        <w:ind w:left="2880" w:hanging="480"/>
+        <w:ind w:left="2880" w:hanging="360"/>
       </w:pPr>
     </w:lvl>
     <w:lvl w:ilvl="4">
@@ -4738,7 +5610,7 @@
       <w:lvlText w:val=" "/>
       <w:lvlJc w:val="left"/>
       <w:pPr>
-        <w:ind w:left="3600" w:hanging="480"/>
+        <w:ind w:left="3600" w:hanging="360"/>
       </w:pPr>
     </w:lvl>
     <w:lvl w:ilvl="5">
@@ -4746,7 +5618,7 @@
       <w:lvlText w:val=" "/>
       <w:lvlJc w:val="left"/>
       <w:pPr>
-        <w:ind w:left="4320" w:hanging="480"/>
+        <w:ind w:left="4320" w:hanging="360"/>
       </w:pPr>
     </w:lvl>
     <w:lvl w:ilvl="6">
@@ -4754,7 +5626,7 @@
       <w:lvlText w:val=" "/>
       <w:lvlJc w:val="left"/>
       <w:pPr>
-        <w:ind w:left="5040" w:hanging="480"/>
+        <w:ind w:left="5040" w:hanging="360"/>
       </w:pPr>
     </w:lvl>
     <w:lvl w:ilvl="7">
@@ -4762,7 +5634,7 @@
       <w:lvlText w:val=" "/>
       <w:lvlJc w:val="left"/>
       <w:pPr>
-        <w:ind w:left="5760" w:hanging="480"/>
+        <w:ind w:left="5760" w:hanging="360"/>
       </w:pPr>
     </w:lvl>
     <w:lvl w:ilvl="8">
@@ -4770,12 +5642,118 @@
       <w:lvlText w:val=" "/>
       <w:lvlJc w:val="left"/>
       <w:pPr>
-        <w:ind w:left="6480" w:hanging="480"/>
-      </w:pPr>
+        <w:ind w:left="6480" w:hanging="360"/>
+      </w:pPr>
+    </w:lvl>
+  </w:abstractNum>
+  <w:abstractNum w:abstractNumId="991">
+    <w:nsid w:val="0000A991"/>
+    <w:multiLevelType w:val="multilevel"/>
+    <w:lvl w:ilvl="0">
+      <w:numFmt w:val="bullet"/>
+      <w:lvlText w:val=""/>
+      <w:lvlJc w:val="left"/>
+      <w:pPr>
+        <w:ind w:left="720" w:hanging="360"/>
+      </w:pPr>
+      <w:rPr>
+        <w:rFonts w:ascii="Symbol" w:hAnsi="Symbol" w:cs="Symbol" w:hint="default"/>
+      </w:rPr>
+    </w:lvl>
+    <w:lvl w:ilvl="1">
+      <w:numFmt w:val="bullet"/>
+      <w:lvlText w:val="o"/>
+      <w:lvlJc w:val="left"/>
+      <w:pPr>
+        <w:ind w:left="1440" w:hanging="360"/>
+      </w:pPr>
+      <w:rPr>
+        <w:rFonts w:ascii="Courier New" w:hAnsi="Courier New" w:cs="Courier New" w:hint="default"/>
+      </w:rPr>
+    </w:lvl>
+    <w:lvl w:ilvl="2">
+      <w:numFmt w:val="bullet"/>
+      <w:lvlText w:val=""/>
+      <w:lvlJc w:val="left"/>
+      <w:pPr>
+        <w:ind w:left="2160" w:hanging="360"/>
+      </w:pPr>
+      <w:rPr>
+        <w:rFonts w:ascii="Wingdings" w:hAnsi="Wingdings" w:cs="Wingdings" w:hint="default"/>
+      </w:rPr>
+    </w:lvl>
+    <w:lvl w:ilvl="3">
+      <w:numFmt w:val="bullet"/>
+      <w:lvlText w:val=""/>
+      <w:lvlJc w:val="left"/>
+      <w:pPr>
+        <w:ind w:left="2880" w:hanging="360"/>
+      </w:pPr>
+      <w:rPr>
+        <w:rFonts w:ascii="Symbol" w:hAnsi="Symbol" w:cs="Symbol" w:hint="default"/>
+      </w:rPr>
+    </w:lvl>
+    <w:lvl w:ilvl="4">
+      <w:numFmt w:val="bullet"/>
+      <w:lvlText w:val="o"/>
+      <w:lvlJc w:val="left"/>
+      <w:pPr>
+        <w:ind w:left="3600" w:hanging="360"/>
+      </w:pPr>
+      <w:rPr>
+        <w:rFonts w:ascii="Courier New" w:hAnsi="Courier New" w:cs="Courier New" w:hint="default"/>
+      </w:rPr>
+    </w:lvl>
+    <w:lvl w:ilvl="5">
+      <w:numFmt w:val="bullet"/>
+      <w:lvlText w:val=""/>
+      <w:lvlJc w:val="left"/>
+      <w:pPr>
+        <w:ind w:left="4320" w:hanging="360"/>
+      </w:pPr>
+      <w:rPr>
+        <w:rFonts w:ascii="Wingdings" w:hAnsi="Wingdings" w:cs="Wingdings" w:hint="default"/>
+      </w:rPr>
+    </w:lvl>
+    <w:lvl w:ilvl="6">
+      <w:numFmt w:val="bullet"/>
+      <w:lvlText w:val=""/>
+      <w:lvlJc w:val="left"/>
+      <w:pPr>
+        <w:ind w:left="5040" w:hanging="360"/>
+      </w:pPr>
+      <w:rPr>
+        <w:rFonts w:ascii="Symbol" w:hAnsi="Symbol" w:cs="Symbol" w:hint="default"/>
+      </w:rPr>
+    </w:lvl>
+    <w:lvl w:ilvl="7">
+      <w:numFmt w:val="bullet"/>
+      <w:lvlText w:val="o"/>
+      <w:lvlJc w:val="left"/>
+      <w:pPr>
+        <w:ind w:left="5760" w:hanging="360"/>
+      </w:pPr>
+      <w:rPr>
+        <w:rFonts w:ascii="Courier New" w:hAnsi="Courier New" w:cs="Courier New" w:hint="default"/>
+      </w:rPr>
+    </w:lvl>
+    <w:lvl w:ilvl="8">
+      <w:numFmt w:val="bullet"/>
+      <w:lvlText w:val=""/>
+      <w:lvlJc w:val="left"/>
+      <w:pPr>
+        <w:ind w:left="6480" w:hanging="360"/>
+      </w:pPr>
+      <w:rPr>
+        <w:rFonts w:ascii="Wingdings" w:hAnsi="Wingdings" w:cs="Wingdings" w:hint="default"/>
+      </w:rPr>
     </w:lvl>
   </w:abstractNum>
   <w:num w:numId="1000">
     <w:abstractNumId w:val="990"/>
+  </w:num>
+  <w:num w:numId="1001">
+    <w:abstractNumId w:val="991"/>
   </w:num>
 </w:numbering>
 </file>
@@ -4785,10 +5763,10 @@
   <w:docDefaults>
     <w:rPrDefault>
       <w:rPr>
-        <w:rFonts w:asciiTheme="minorHAnsi" w:cstheme="minorBidi" w:eastAsiaTheme="minorHAnsi" w:hAnsiTheme="minorHAnsi"/>
+        <w:rFonts w:asciiTheme="minorHAnsi" w:cstheme="minorBidi" w:eastAsiaTheme="minorEastAsia" w:hAnsiTheme="minorHAnsi"/>
         <w:sz w:val="24"/>
         <w:szCs w:val="24"/>
-        <w:lang w:bidi="ar-SA" w:eastAsia="en-US" w:val="en-US"/>
+        <w:lang w:bidi="ar-SA" w:eastAsia="zh-CN" w:val="en-US"/>
       </w:rPr>
     </w:rPrDefault>
     <w:pPrDefault>
@@ -4806,10 +5784,10 @@
     <w:name w:val="Body Text"/>
     <w:basedOn w:val="Normal"/>
     <w:link w:val="BodyTextChar"/>
+    <w:qFormat/>
     <w:pPr>
       <w:spacing w:after="180" w:before="180"/>
     </w:pPr>
-    <w:qFormat/>
   </w:style>
   <w:style w:customStyle="1" w:styleId="FirstParagraph" w:type="paragraph">
     <w:name w:val="First Paragraph"/>
@@ -4829,57 +5807,94 @@
     <w:name w:val="Title"/>
     <w:basedOn w:val="Normal"/>
     <w:next w:val="BodyText"/>
+    <w:link w:val="TitleChar"/>
+    <w:uiPriority w:val="10"/>
     <w:qFormat/>
+    <w:rsid w:val="00A10FD9"/>
     <w:pPr>
-      <w:keepNext/>
-      <w:keepLines/>
-      <w:spacing w:after="240" w:before="480"/>
+      <w:spacing w:after="80" w:line="240" w:lineRule="auto"/>
+      <w:contextualSpacing/>
       <w:jc w:val="center"/>
     </w:pPr>
     <w:rPr>
       <w:rFonts w:asciiTheme="majorHAnsi" w:cstheme="majorBidi" w:eastAsiaTheme="majorEastAsia" w:hAnsiTheme="majorHAnsi"/>
-      <w:b/>
-      <w:bCs/>
-      <w:color w:themeColor="accent1" w:themeShade="B5" w:val="345A8A"/>
-      <w:sz w:val="36"/>
-      <w:szCs w:val="36"/>
+      <w:sz w:val="56"/>
+      <w:szCs w:val="56"/>
+    </w:rPr>
+  </w:style>
+  <w:style w:customStyle="1" w:styleId="TitleChar" w:type="character">
+    <w:name w:val="Title Char"/>
+    <w:basedOn w:val="DefaultParagraphFont"/>
+    <w:link w:val="Title"/>
+    <w:uiPriority w:val="10"/>
+    <w:rsid w:val="00A10FD9"/>
+    <w:rPr>
+      <w:rFonts w:asciiTheme="majorHAnsi" w:cstheme="majorBidi" w:eastAsiaTheme="majorEastAsia" w:hAnsiTheme="majorHAnsi"/>
+      <w:sz w:val="56"/>
+      <w:szCs w:val="56"/>
     </w:rPr>
   </w:style>
   <w:style w:styleId="Subtitle" w:type="paragraph">
     <w:name w:val="Subtitle"/>
+    <w:basedOn w:val="Title"/>
+    <w:next w:val="BodyText"/>
+    <w:link w:val="SubtitleChar"/>
+    <w:uiPriority w:val="11"/>
+    <w:qFormat/>
+    <w:rsid w:val="00A10FD9"/>
+    <w:pPr>
+      <w:numPr>
+        <w:ilvl w:val="1"/>
+      </w:numPr>
+    </w:pPr>
+    <w:rPr>
+      <w:rFonts w:cstheme="majorBidi" w:eastAsiaTheme="majorEastAsia"/>
+      <w:spacing w:val="15"/>
+      <w:sz w:val="28"/>
+      <w:szCs w:val="28"/>
+    </w:rPr>
+  </w:style>
+  <w:style w:customStyle="1" w:styleId="SubtitleChar" w:type="character">
+    <w:name w:val="Subtitle Char"/>
+    <w:basedOn w:val="DefaultParagraphFont"/>
+    <w:link w:val="Subtitle"/>
+    <w:uiPriority w:val="11"/>
+    <w:rsid w:val="00A10FD9"/>
+    <w:rPr>
+      <w:rFonts w:cstheme="majorBidi" w:eastAsiaTheme="majorEastAsia"/>
+      <w:color w:themeColor="text1" w:themeTint="A6" w:val="595959"/>
+      <w:spacing w:val="15"/>
+      <w:sz w:val="28"/>
+      <w:szCs w:val="28"/>
+    </w:rPr>
+  </w:style>
+  <w:style w:customStyle="1" w:styleId="Author" w:type="paragraph">
+    <w:name w:val="Author"/>
     <w:basedOn w:val="Title"/>
     <w:next w:val="BodyText"/>
     <w:qFormat/>
     <w:pPr>
       <w:keepNext/>
       <w:keepLines/>
-      <w:spacing w:after="240" w:before="240"/>
-      <w:jc w:val="center"/>
     </w:pPr>
     <w:rPr>
-      <w:sz w:val="30"/>
-      <w:szCs w:val="30"/>
+      <w:sz w:val="24"/>
+      <w:szCs w:val="24"/>
     </w:rPr>
   </w:style>
-  <w:style w:customStyle="1" w:styleId="Author" w:type="paragraph">
-    <w:name w:val="Author"/>
+  <w:style w:styleId="Date" w:type="paragraph">
+    <w:name w:val="Date"/>
+    <w:basedOn w:val="Title"/>
     <w:next w:val="BodyText"/>
     <w:qFormat/>
     <w:pPr>
       <w:keepNext/>
       <w:keepLines/>
-      <w:jc w:val="center"/>
     </w:pPr>
-  </w:style>
-  <w:style w:styleId="Date" w:type="paragraph">
-    <w:name w:val="Date"/>
-    <w:next w:val="BodyText"/>
-    <w:qFormat/>
-    <w:pPr>
-      <w:keepNext/>
-      <w:keepLines/>
-      <w:jc w:val="center"/>
-    </w:pPr>
+    <w:rPr>
+      <w:sz w:val="24"/>
+      <w:szCs w:val="24"/>
+    </w:rPr>
   </w:style>
   <w:style w:customStyle="1" w:styleId="AbstractTitle" w:type="paragraph">
     <w:name w:val="Abstract Title"/>
@@ -4889,15 +5904,13 @@
     <w:pPr>
       <w:keepNext/>
       <w:keepLines/>
+      <w:spacing w:after="0" w:before="300"/>
       <w:jc w:val="center"/>
-      <w:spacing w:after="0" w:before="300"/>
     </w:pPr>
     <w:rPr>
+      <w:b/>
       <w:sz w:val="20"/>
       <w:szCs w:val="20"/>
-      <w:b/>
-      <w:color w:val="345A8A"/>
-      &gt;
     </w:rPr>
   </w:style>
   <w:style w:customStyle="1" w:styleId="Abstract" w:type="paragraph">
@@ -4924,191 +5937,321 @@
     <w:rPr/>
   </w:style>
   <w:style w:styleId="Heading1" w:type="paragraph">
-    <w:name w:val="Heading 1"/>
+    <w:name w:val="heading 1"/>
     <w:basedOn w:val="Normal"/>
     <w:next w:val="BodyText"/>
+    <w:link w:val="Heading1Char"/>
     <w:uiPriority w:val="9"/>
     <w:qFormat/>
+    <w:rsid w:val="00A10FD9"/>
     <w:pPr>
       <w:keepNext/>
       <w:keepLines/>
-      <w:spacing w:after="0" w:before="480"/>
+      <w:spacing w:after="80" w:before="360"/>
       <w:outlineLvl w:val="0"/>
     </w:pPr>
     <w:rPr>
       <w:rFonts w:asciiTheme="majorHAnsi" w:cstheme="majorBidi" w:eastAsiaTheme="majorEastAsia" w:hAnsiTheme="majorHAnsi"/>
-      <w:b/>
-      <w:bCs/>
-      <w:color w:themeColor="accent1" w:val="4F81BD"/>
-      <w:sz w:val="32"/>
-      <w:szCs w:val="32"/>
+      <w:color w:themeColor="accent1" w:themeShade="BF" w:val="0F4761"/>
+      <w:sz w:val="40"/>
+      <w:szCs w:val="40"/>
     </w:rPr>
   </w:style>
   <w:style w:styleId="Heading2" w:type="paragraph">
-    <w:name w:val="Heading 2"/>
+    <w:name w:val="heading 2"/>
     <w:basedOn w:val="Normal"/>
     <w:next w:val="BodyText"/>
+    <w:link w:val="Heading2Char"/>
     <w:uiPriority w:val="9"/>
+    <w:semiHidden/>
     <w:unhideWhenUsed/>
     <w:qFormat/>
+    <w:rsid w:val="00A10FD9"/>
     <w:pPr>
       <w:keepNext/>
       <w:keepLines/>
-      <w:spacing w:after="0" w:before="200"/>
+      <w:spacing w:after="80" w:before="160"/>
       <w:outlineLvl w:val="1"/>
     </w:pPr>
     <w:rPr>
       <w:rFonts w:asciiTheme="majorHAnsi" w:cstheme="majorBidi" w:eastAsiaTheme="majorEastAsia" w:hAnsiTheme="majorHAnsi"/>
-      <w:b/>
-      <w:bCs/>
-      <w:color w:themeColor="accent1" w:val="4F81BD"/>
+      <w:color w:themeColor="accent1" w:themeShade="BF" w:val="0F4761"/>
+      <w:sz w:val="32"/>
+      <w:szCs w:val="32"/>
+    </w:rPr>
+  </w:style>
+  <w:style w:styleId="Heading3" w:type="paragraph">
+    <w:name w:val="heading 3"/>
+    <w:basedOn w:val="Normal"/>
+    <w:next w:val="BodyText"/>
+    <w:link w:val="Heading3Char"/>
+    <w:uiPriority w:val="9"/>
+    <w:semiHidden/>
+    <w:unhideWhenUsed/>
+    <w:qFormat/>
+    <w:rsid w:val="00A10FD9"/>
+    <w:pPr>
+      <w:keepNext/>
+      <w:keepLines/>
+      <w:spacing w:after="80" w:before="160"/>
+      <w:outlineLvl w:val="2"/>
+    </w:pPr>
+    <w:rPr>
+      <w:rFonts w:cstheme="majorBidi" w:eastAsiaTheme="majorEastAsia"/>
+      <w:color w:themeColor="accent1" w:themeShade="BF" w:val="0F4761"/>
       <w:sz w:val="28"/>
       <w:szCs w:val="28"/>
     </w:rPr>
   </w:style>
-  <w:style w:styleId="Heading3" w:type="paragraph">
-    <w:name w:val="Heading 3"/>
+  <w:style w:styleId="Heading4" w:type="paragraph">
+    <w:name w:val="heading 4"/>
     <w:basedOn w:val="Normal"/>
     <w:next w:val="BodyText"/>
+    <w:link w:val="Heading4Char"/>
     <w:uiPriority w:val="9"/>
+    <w:semiHidden/>
     <w:unhideWhenUsed/>
     <w:qFormat/>
+    <w:rsid w:val="00A10FD9"/>
     <w:pPr>
       <w:keepNext/>
       <w:keepLines/>
-      <w:spacing w:after="0" w:before="200"/>
-      <w:outlineLvl w:val="2"/>
+      <w:spacing w:after="40" w:before="80"/>
+      <w:outlineLvl w:val="3"/>
     </w:pPr>
     <w:rPr>
-      <w:rFonts w:asciiTheme="majorHAnsi" w:cstheme="majorBidi" w:eastAsiaTheme="majorEastAsia" w:hAnsiTheme="majorHAnsi"/>
-      <w:b/>
-      <w:bCs/>
-      <w:color w:themeColor="accent1" w:val="4F81BD"/>
-      <w:sz w:val="24"/>
-      <w:szCs w:val="24"/>
+      <w:rFonts w:cstheme="majorBidi" w:eastAsiaTheme="majorEastAsia"/>
+      <w:i/>
+      <w:iCs/>
+      <w:color w:themeColor="accent1" w:themeShade="BF" w:val="0F4761"/>
     </w:rPr>
   </w:style>
-  <w:style w:styleId="Heading4" w:type="paragraph">
-    <w:name w:val="Heading 4"/>
+  <w:style w:styleId="Heading5" w:type="paragraph">
+    <w:name w:val="heading 5"/>
     <w:basedOn w:val="Normal"/>
     <w:next w:val="BodyText"/>
+    <w:link w:val="Heading5Char"/>
     <w:uiPriority w:val="9"/>
+    <w:semiHidden/>
     <w:unhideWhenUsed/>
     <w:qFormat/>
+    <w:rsid w:val="00A10FD9"/>
     <w:pPr>
       <w:keepNext/>
       <w:keepLines/>
-      <w:spacing w:after="0" w:before="200"/>
-      <w:outlineLvl w:val="3"/>
+      <w:spacing w:after="40" w:before="80"/>
+      <w:outlineLvl w:val="4"/>
     </w:pPr>
     <w:rPr>
-      <w:rFonts w:asciiTheme="majorHAnsi" w:cstheme="majorBidi" w:eastAsiaTheme="majorEastAsia" w:hAnsiTheme="majorHAnsi"/>
-      <w:i/>
-      <w:bCs/>
-      <w:color w:themeColor="accent1" w:val="4F81BD"/>
-      <w:sz w:val="24"/>
-      <w:szCs w:val="24"/>
+      <w:rFonts w:cstheme="majorBidi" w:eastAsiaTheme="majorEastAsia"/>
+      <w:color w:themeColor="accent1" w:themeShade="BF" w:val="0F4761"/>
     </w:rPr>
   </w:style>
-  <w:style w:styleId="Heading5" w:type="paragraph">
-    <w:name w:val="Heading 5"/>
+  <w:style w:styleId="Heading6" w:type="paragraph">
+    <w:name w:val="heading 6"/>
     <w:basedOn w:val="Normal"/>
     <w:next w:val="BodyText"/>
+    <w:link w:val="Heading6Char"/>
     <w:uiPriority w:val="9"/>
+    <w:semiHidden/>
     <w:unhideWhenUsed/>
     <w:qFormat/>
+    <w:rsid w:val="00A10FD9"/>
     <w:pPr>
       <w:keepNext/>
       <w:keepLines/>
-      <w:spacing w:after="0" w:before="200"/>
-      <w:outlineLvl w:val="4"/>
+      <w:spacing w:after="0" w:before="40"/>
+      <w:outlineLvl w:val="5"/>
     </w:pPr>
     <w:rPr>
-      <w:rFonts w:asciiTheme="majorHAnsi" w:cstheme="majorBidi" w:eastAsiaTheme="majorEastAsia" w:hAnsiTheme="majorHAnsi"/>
+      <w:rFonts w:cstheme="majorBidi" w:eastAsiaTheme="majorEastAsia"/>
+      <w:i/>
       <w:iCs/>
-      <w:color w:themeColor="accent1" w:val="4F81BD"/>
-      <w:sz w:val="24"/>
-      <w:szCs w:val="24"/>
+      <w:color w:themeColor="text1" w:themeTint="A6" w:val="595959"/>
     </w:rPr>
   </w:style>
-  <w:style w:styleId="Heading6" w:type="paragraph">
-    <w:name w:val="Heading 6"/>
+  <w:style w:styleId="Heading7" w:type="paragraph">
+    <w:name w:val="heading 7"/>
     <w:basedOn w:val="Normal"/>
     <w:next w:val="BodyText"/>
+    <w:link w:val="Heading7Char"/>
     <w:uiPriority w:val="9"/>
+    <w:semiHidden/>
     <w:unhideWhenUsed/>
     <w:qFormat/>
+    <w:rsid w:val="00A10FD9"/>
     <w:pPr>
       <w:keepNext/>
       <w:keepLines/>
-      <w:spacing w:after="0" w:before="200"/>
-      <w:outlineLvl w:val="5"/>
+      <w:spacing w:after="0" w:before="40"/>
+      <w:outlineLvl w:val="6"/>
     </w:pPr>
     <w:rPr>
-      <w:rFonts w:asciiTheme="majorHAnsi" w:cstheme="majorBidi" w:eastAsiaTheme="majorEastAsia" w:hAnsiTheme="majorHAnsi"/>
-      <w:color w:themeColor="accent1" w:val="4F81BD"/>
-      <w:sz w:val="24"/>
-      <w:szCs w:val="24"/>
+      <w:rFonts w:cstheme="majorBidi" w:eastAsiaTheme="majorEastAsia"/>
+      <w:color w:themeColor="text1" w:themeTint="A6" w:val="595959"/>
     </w:rPr>
   </w:style>
-  <w:style w:styleId="Heading7" w:type="paragraph">
-    <w:name w:val="Heading 7"/>
+  <w:style w:styleId="Heading8" w:type="paragraph">
+    <w:name w:val="heading 8"/>
     <w:basedOn w:val="Normal"/>
     <w:next w:val="BodyText"/>
+    <w:link w:val="Heading8Char"/>
     <w:uiPriority w:val="9"/>
+    <w:semiHidden/>
     <w:unhideWhenUsed/>
     <w:qFormat/>
+    <w:rsid w:val="00A10FD9"/>
     <w:pPr>
       <w:keepNext/>
       <w:keepLines/>
-      <w:spacing w:after="0" w:before="200"/>
-      <w:outlineLvl w:val="6"/>
+      <w:spacing w:after="0"/>
+      <w:outlineLvl w:val="7"/>
     </w:pPr>
     <w:rPr>
-      <w:rFonts w:asciiTheme="majorHAnsi" w:cstheme="majorBidi" w:eastAsiaTheme="majorEastAsia" w:hAnsiTheme="majorHAnsi"/>
-      <w:color w:themeColor="accent1" w:val="4F81BD"/>
-      <w:sz w:val="24"/>
-      <w:szCs w:val="24"/>
+      <w:rFonts w:cstheme="majorBidi" w:eastAsiaTheme="majorEastAsia"/>
+      <w:i/>
+      <w:iCs/>
+      <w:color w:themeColor="text1" w:themeTint="D8" w:val="272727"/>
     </w:rPr>
   </w:style>
-  <w:style w:styleId="Heading8" w:type="paragraph">
-    <w:name w:val="Heading 8"/>
+  <w:style w:styleId="Heading9" w:type="paragraph">
+    <w:name w:val="heading 9"/>
     <w:basedOn w:val="Normal"/>
     <w:next w:val="BodyText"/>
+    <w:link w:val="Heading9Char"/>
     <w:uiPriority w:val="9"/>
+    <w:semiHidden/>
     <w:unhideWhenUsed/>
     <w:qFormat/>
+    <w:rsid w:val="00A10FD9"/>
     <w:pPr>
       <w:keepNext/>
       <w:keepLines/>
-      <w:spacing w:after="0" w:before="200"/>
-      <w:outlineLvl w:val="7"/>
-    </w:pPr>
-    <w:rPr>
-      <w:rFonts w:asciiTheme="majorHAnsi" w:cstheme="majorBidi" w:eastAsiaTheme="majorEastAsia" w:hAnsiTheme="majorHAnsi"/>
-      <w:color w:themeColor="accent1" w:val="4F81BD"/>
-      <w:sz w:val="24"/>
-      <w:szCs w:val="24"/>
-    </w:rPr>
-  </w:style>
-  <w:style w:styleId="Heading9" w:type="paragraph">
-    <w:name w:val="Heading 9"/>
-    <w:basedOn w:val="Normal"/>
-    <w:next w:val="BodyText"/>
-    <w:uiPriority w:val="9"/>
-    <w:unhideWhenUsed/>
-    <w:qFormat/>
-    <w:pPr>
-      <w:keepNext/>
-      <w:keepLines/>
-      <w:spacing w:after="0" w:before="200"/>
+      <w:spacing w:after="0"/>
       <w:outlineLvl w:val="8"/>
     </w:pPr>
     <w:rPr>
+      <w:rFonts w:cstheme="majorBidi" w:eastAsiaTheme="majorEastAsia"/>
+      <w:color w:themeColor="text1" w:themeTint="D8" w:val="272727"/>
+    </w:rPr>
+  </w:style>
+  <w:style w:customStyle="1" w:styleId="Heading1Char" w:type="character">
+    <w:name w:val="Heading 1 Char"/>
+    <w:basedOn w:val="DefaultParagraphFont"/>
+    <w:link w:val="Heading1"/>
+    <w:uiPriority w:val="9"/>
+    <w:rsid w:val="00A10FD9"/>
+    <w:rPr>
       <w:rFonts w:asciiTheme="majorHAnsi" w:cstheme="majorBidi" w:eastAsiaTheme="majorEastAsia" w:hAnsiTheme="majorHAnsi"/>
-      <w:color w:themeColor="accent1" w:val="4F81BD"/>
-      <w:sz w:val="24"/>
-      <w:szCs w:val="24"/>
+      <w:color w:themeColor="accent1" w:themeShade="BF" w:val="0F4761"/>
+      <w:sz w:val="40"/>
+      <w:szCs w:val="40"/>
+    </w:rPr>
+  </w:style>
+  <w:style w:customStyle="1" w:styleId="Heading2Char" w:type="character">
+    <w:name w:val="Heading 2 Char"/>
+    <w:basedOn w:val="DefaultParagraphFont"/>
+    <w:link w:val="Heading2"/>
+    <w:uiPriority w:val="9"/>
+    <w:semiHidden/>
+    <w:rsid w:val="00A10FD9"/>
+    <w:rPr>
+      <w:rFonts w:asciiTheme="majorHAnsi" w:cstheme="majorBidi" w:eastAsiaTheme="majorEastAsia" w:hAnsiTheme="majorHAnsi"/>
+      <w:color w:themeColor="accent1" w:themeShade="BF" w:val="0F4761"/>
+      <w:sz w:val="32"/>
+      <w:szCs w:val="32"/>
+    </w:rPr>
+  </w:style>
+  <w:style w:customStyle="1" w:styleId="Heading3Char" w:type="character">
+    <w:name w:val="Heading 3 Char"/>
+    <w:basedOn w:val="DefaultParagraphFont"/>
+    <w:link w:val="Heading3"/>
+    <w:uiPriority w:val="9"/>
+    <w:semiHidden/>
+    <w:rsid w:val="00A10FD9"/>
+    <w:rPr>
+      <w:rFonts w:cstheme="majorBidi" w:eastAsiaTheme="majorEastAsia"/>
+      <w:color w:themeColor="accent1" w:themeShade="BF" w:val="0F4761"/>
+      <w:sz w:val="28"/>
+      <w:szCs w:val="28"/>
+    </w:rPr>
+  </w:style>
+  <w:style w:customStyle="1" w:styleId="Heading4Char" w:type="character">
+    <w:name w:val="Heading 4 Char"/>
+    <w:basedOn w:val="DefaultParagraphFont"/>
+    <w:link w:val="Heading4"/>
+    <w:uiPriority w:val="9"/>
+    <w:semiHidden/>
+    <w:rsid w:val="00A10FD9"/>
+    <w:rPr>
+      <w:rFonts w:cstheme="majorBidi" w:eastAsiaTheme="majorEastAsia"/>
+      <w:i/>
+      <w:iCs/>
+      <w:color w:themeColor="accent1" w:themeShade="BF" w:val="0F4761"/>
+    </w:rPr>
+  </w:style>
+  <w:style w:customStyle="1" w:styleId="Heading5Char" w:type="character">
+    <w:name w:val="Heading 5 Char"/>
+    <w:basedOn w:val="DefaultParagraphFont"/>
+    <w:link w:val="Heading5"/>
+    <w:uiPriority w:val="9"/>
+    <w:semiHidden/>
+    <w:rsid w:val="00A10FD9"/>
+    <w:rPr>
+      <w:rFonts w:cstheme="majorBidi" w:eastAsiaTheme="majorEastAsia"/>
+      <w:color w:themeColor="accent1" w:themeShade="BF" w:val="0F4761"/>
+    </w:rPr>
+  </w:style>
+  <w:style w:customStyle="1" w:styleId="Heading6Char" w:type="character">
+    <w:name w:val="Heading 6 Char"/>
+    <w:basedOn w:val="DefaultParagraphFont"/>
+    <w:link w:val="Heading6"/>
+    <w:uiPriority w:val="9"/>
+    <w:semiHidden/>
+    <w:rsid w:val="00A10FD9"/>
+    <w:rPr>
+      <w:rFonts w:cstheme="majorBidi" w:eastAsiaTheme="majorEastAsia"/>
+      <w:i/>
+      <w:iCs/>
+      <w:color w:themeColor="text1" w:themeTint="A6" w:val="595959"/>
+    </w:rPr>
+  </w:style>
+  <w:style w:customStyle="1" w:styleId="Heading7Char" w:type="character">
+    <w:name w:val="Heading 7 Char"/>
+    <w:basedOn w:val="DefaultParagraphFont"/>
+    <w:link w:val="Heading7"/>
+    <w:uiPriority w:val="9"/>
+    <w:semiHidden/>
+    <w:rsid w:val="00A10FD9"/>
+    <w:rPr>
+      <w:rFonts w:cstheme="majorBidi" w:eastAsiaTheme="majorEastAsia"/>
+      <w:color w:themeColor="text1" w:themeTint="A6" w:val="595959"/>
+    </w:rPr>
+  </w:style>
+  <w:style w:customStyle="1" w:styleId="Heading8Char" w:type="character">
+    <w:name w:val="Heading 8 Char"/>
+    <w:basedOn w:val="DefaultParagraphFont"/>
+    <w:link w:val="Heading8"/>
+    <w:uiPriority w:val="9"/>
+    <w:semiHidden/>
+    <w:rsid w:val="00A10FD9"/>
+    <w:rPr>
+      <w:rFonts w:cstheme="majorBidi" w:eastAsiaTheme="majorEastAsia"/>
+      <w:i/>
+      <w:iCs/>
+      <w:color w:themeColor="text1" w:themeTint="D8" w:val="272727"/>
+    </w:rPr>
+  </w:style>
+  <w:style w:customStyle="1" w:styleId="Heading9Char" w:type="character">
+    <w:name w:val="Heading 9 Char"/>
+    <w:basedOn w:val="DefaultParagraphFont"/>
+    <w:link w:val="Heading9"/>
+    <w:uiPriority w:val="9"/>
+    <w:semiHidden/>
+    <w:rsid w:val="00A10FD9"/>
+    <w:rPr>
+      <w:rFonts w:cstheme="majorBidi" w:eastAsiaTheme="majorEastAsia"/>
+      <w:color w:themeColor="text1" w:themeTint="D8" w:val="272727"/>
     </w:rPr>
   </w:style>
   <w:style w:styleId="BlockText" w:type="paragraph">
@@ -5130,6 +6273,18 @@
     <w:uiPriority w:val="9"/>
     <w:unhideWhenUsed/>
     <w:qFormat/>
+  </w:style>
+  <w:style w:styleId="FootnoteBlockText" w:type="paragraph">
+    <w:name w:val="Footnote Block Text"/>
+    <w:basedOn w:val="FootnoteText"/>
+    <w:next w:val="FootnoteText"/>
+    <w:uiPriority w:val="9"/>
+    <w:unhideWhenUsed/>
+    <w:qFormat/>
+    <w:pPr>
+      <w:spacing w:after="100" w:before="100"/>
+      <w:ind w:firstLine="0" w:left="480" w:right="480"/>
+    </w:pPr>
   </w:style>
   <w:style w:default="1" w:styleId="DefaultParagraphFont" w:type="character">
     <w:name w:val="Default Paragraph Font"/>
@@ -5152,18 +6307,11 @@
       </w:tblCellMar>
     </w:tblPr>
     <w:tblStylePr w:type="firstRow">
-      <w:tblPr>
-        <w:jc w:val="left"/>
-        <w:tblInd w:type="dxa" w:w="0"/>
-      </w:tblPr>
-      <w:trPr>
-        <w:jc w:val="left"/>
-      </w:trPr>
       <w:tcPr>
-        <w:vAlign w:val="bottom"/>
         <w:tcBorders>
           <w:bottom w:val="single"/>
         </w:tcBorders>
+        <w:vAlign w:val="bottom"/>
       </w:tcPr>
     </w:tblStylePr>
   </w:style>
@@ -5278,8 +6426,8 @@
     <w:name w:val="KeywordTok"/>
     <w:basedOn w:val="VerbatimChar"/>
     <w:rPr>
+      <w:b/>
       <w:color w:val="007020"/>
-      <w:b/>
     </w:rPr>
   </w:style>
   <w:style w:type="character" w:customStyle="1" w:styleId="DataTypeTok">
@@ -5356,42 +6504,42 @@
     <w:name w:val="ImportTok"/>
     <w:basedOn w:val="VerbatimChar"/>
     <w:rPr>
+      <w:b/>
       <w:color w:val="008000"/>
-      <w:b/>
     </w:rPr>
   </w:style>
   <w:style w:type="character" w:customStyle="1" w:styleId="CommentTok">
     <w:name w:val="CommentTok"/>
     <w:basedOn w:val="VerbatimChar"/>
     <w:rPr>
+      <w:i/>
       <w:color w:val="60a0b0"/>
-      <w:i/>
     </w:rPr>
   </w:style>
   <w:style w:type="character" w:customStyle="1" w:styleId="DocumentationTok">
     <w:name w:val="DocumentationTok"/>
     <w:basedOn w:val="VerbatimChar"/>
     <w:rPr>
+      <w:i/>
       <w:color w:val="ba2121"/>
-      <w:i/>
     </w:rPr>
   </w:style>
   <w:style w:type="character" w:customStyle="1" w:styleId="AnnotationTok">
     <w:name w:val="AnnotationTok"/>
     <w:basedOn w:val="VerbatimChar"/>
     <w:rPr>
-      <w:color w:val="60a0b0"/>
       <w:b/>
       <w:i/>
+      <w:color w:val="60a0b0"/>
     </w:rPr>
   </w:style>
   <w:style w:type="character" w:customStyle="1" w:styleId="CommentVarTok">
     <w:name w:val="CommentVarTok"/>
     <w:basedOn w:val="VerbatimChar"/>
     <w:rPr>
-      <w:color w:val="60a0b0"/>
       <w:b/>
       <w:i/>
+      <w:color w:val="60a0b0"/>
     </w:rPr>
   </w:style>
   <w:style w:type="character" w:customStyle="1" w:styleId="OtherTok">
@@ -5419,8 +6567,8 @@
     <w:name w:val="ControlFlowTok"/>
     <w:basedOn w:val="VerbatimChar"/>
     <w:rPr>
+      <w:b/>
       <w:color w:val="007020"/>
-      <w:b/>
     </w:rPr>
   </w:style>
   <w:style w:type="character" w:customStyle="1" w:styleId="OperatorTok">
@@ -5465,34 +6613,34 @@
     <w:name w:val="InformationTok"/>
     <w:basedOn w:val="VerbatimChar"/>
     <w:rPr>
-      <w:color w:val="60a0b0"/>
       <w:b/>
       <w:i/>
+      <w:color w:val="60a0b0"/>
     </w:rPr>
   </w:style>
   <w:style w:type="character" w:customStyle="1" w:styleId="WarningTok">
     <w:name w:val="WarningTok"/>
     <w:basedOn w:val="VerbatimChar"/>
     <w:rPr>
-      <w:color w:val="60a0b0"/>
       <w:b/>
       <w:i/>
+      <w:color w:val="60a0b0"/>
     </w:rPr>
   </w:style>
   <w:style w:type="character" w:customStyle="1" w:styleId="AlertTok">
     <w:name w:val="AlertTok"/>
     <w:basedOn w:val="VerbatimChar"/>
     <w:rPr>
+      <w:b/>
       <w:color w:val="ff0000"/>
-      <w:b/>
     </w:rPr>
   </w:style>
   <w:style w:type="character" w:customStyle="1" w:styleId="ErrorTok">
     <w:name w:val="ErrorTok"/>
     <w:basedOn w:val="VerbatimChar"/>
     <w:rPr>
+      <w:b/>
       <w:color w:val="ff0000"/>
-      <w:b/>
     </w:rPr>
   </w:style>
   <w:style w:type="character" w:customStyle="1" w:styleId="NormalTok">
@@ -5514,44 +6662,44 @@
         <a:sysClr val="window" lastClr="FFFFFF"/>
       </a:lt1>
       <a:dk2>
-        <a:srgbClr val="1F497D"/>
+        <a:srgbClr val="0E2841"/>
       </a:dk2>
       <a:lt2>
-        <a:srgbClr val="EEECE1"/>
+        <a:srgbClr val="E8E8E8"/>
       </a:lt2>
       <a:accent1>
-        <a:srgbClr val="4F81BD"/>
+        <a:srgbClr val="156082"/>
       </a:accent1>
       <a:accent2>
-        <a:srgbClr val="C0504D"/>
+        <a:srgbClr val="E97132"/>
       </a:accent2>
       <a:accent3>
-        <a:srgbClr val="9BBB59"/>
+        <a:srgbClr val="196B24"/>
       </a:accent3>
       <a:accent4>
-        <a:srgbClr val="8064A2"/>
+        <a:srgbClr val="0F9ED5"/>
       </a:accent4>
       <a:accent5>
-        <a:srgbClr val="4BACC6"/>
+        <a:srgbClr val="A02B93"/>
       </a:accent5>
       <a:accent6>
-        <a:srgbClr val="F79646"/>
+        <a:srgbClr val="4EA72E"/>
       </a:accent6>
       <a:hlink>
-        <a:srgbClr val="0000FF"/>
+        <a:srgbClr val="467886"/>
       </a:hlink>
       <a:folHlink>
-        <a:srgbClr val="800080"/>
+        <a:srgbClr val="96607D"/>
       </a:folHlink>
     </a:clrScheme>
     <a:fontScheme name="Office">
       <a:majorFont>
-        <a:latin typeface="Calibri"/>
+        <a:latin typeface="Aptos Display" panose="02110004020202020204"/>
         <a:ea typeface=""/>
         <a:cs typeface=""/>
-        <a:font script="Jpan" typeface="ＭＳ ゴシック"/>
+        <a:font script="Jpan" typeface="游ゴシック Light"/>
         <a:font script="Hang" typeface="맑은 고딕"/>
-        <a:font script="Hans" typeface="宋体"/>
+        <a:font script="Hans" typeface="等线 Light"/>
         <a:font script="Hant" typeface="新細明體"/>
         <a:font script="Arab" typeface="Times New Roman"/>
         <a:font script="Hebr" typeface="Times New Roman"/>
@@ -5578,14 +6726,32 @@
         <a:font script="Mong" typeface="Mongolian Baiti"/>
         <a:font script="Viet" typeface="Times New Roman"/>
         <a:font script="Uigh" typeface="Microsoft Uighur"/>
+        <a:font script="Geor" typeface="Sylfaen"/>
+        <a:font script="Armn" typeface="Arial"/>
+        <a:font script="Bugi" typeface="Leelawadee UI"/>
+        <a:font script="Bopo" typeface="Microsoft JhengHei"/>
+        <a:font script="Java" typeface="Javanese Text"/>
+        <a:font script="Lisu" typeface="Segoe UI"/>
+        <a:font script="Mymr" typeface="Myanmar Text"/>
+        <a:font script="Nkoo" typeface="Ebrima"/>
+        <a:font script="Olck" typeface="Nirmala UI"/>
+        <a:font script="Osma" typeface="Ebrima"/>
+        <a:font script="Phag" typeface="Phagspa"/>
+        <a:font script="Syrn" typeface="Estrangelo Edessa"/>
+        <a:font script="Syrj" typeface="Estrangelo Edessa"/>
+        <a:font script="Syre" typeface="Estrangelo Edessa"/>
+        <a:font script="Sora" typeface="Nirmala UI"/>
+        <a:font script="Tale" typeface="Microsoft Tai Le"/>
+        <a:font script="Talu" typeface="Microsoft New Tai Lue"/>
+        <a:font script="Tfng" typeface="Ebrima"/>
       </a:majorFont>
       <a:minorFont>
-        <a:latin typeface="Cambria"/>
+        <a:latin typeface="Aptos" panose="02110004020202020204"/>
         <a:ea typeface=""/>
         <a:cs typeface=""/>
-        <a:font script="Jpan" typeface="ＭＳ 明朝"/>
+        <a:font script="Jpan" typeface="游明朝"/>
         <a:font script="Hang" typeface="맑은 고딕"/>
-        <a:font script="Hans" typeface="宋体"/>
+        <a:font script="Hans" typeface="等线"/>
         <a:font script="Hant" typeface="新細明體"/>
         <a:font script="Arab" typeface="Arial"/>
         <a:font script="Hebr" typeface="Arial"/>
@@ -5612,6 +6778,24 @@
         <a:font script="Mong" typeface="Mongolian Baiti"/>
         <a:font script="Viet" typeface="Arial"/>
         <a:font script="Uigh" typeface="Microsoft Uighur"/>
+        <a:font script="Geor" typeface="Sylfaen"/>
+        <a:font script="Armn" typeface="Arial"/>
+        <a:font script="Bugi" typeface="Leelawadee UI"/>
+        <a:font script="Bopo" typeface="Microsoft JhengHei"/>
+        <a:font script="Java" typeface="Javanese Text"/>
+        <a:font script="Lisu" typeface="Segoe UI"/>
+        <a:font script="Mymr" typeface="Myanmar Text"/>
+        <a:font script="Nkoo" typeface="Ebrima"/>
+        <a:font script="Olck" typeface="Nirmala UI"/>
+        <a:font script="Osma" typeface="Ebrima"/>
+        <a:font script="Phag" typeface="Phagspa"/>
+        <a:font script="Syrn" typeface="Estrangelo Edessa"/>
+        <a:font script="Syrj" typeface="Estrangelo Edessa"/>
+        <a:font script="Syre" typeface="Estrangelo Edessa"/>
+        <a:font script="Sora" typeface="Nirmala UI"/>
+        <a:font script="Tale" typeface="Microsoft Tai Le"/>
+        <a:font script="Talu" typeface="Microsoft New Tai Lue"/>
+        <a:font script="Tfng" typeface="Ebrima"/>
       </a:minorFont>
     </a:fontScheme>
     <a:fmtScheme name="Office">
@@ -5623,200 +6807,141 @@
           <a:gsLst>
             <a:gs pos="0">
               <a:schemeClr val="phClr">
-                <a:tint val="50000"/>
-                <a:satMod val="300000"/>
+                <a:lumMod val="110000"/>
+                <a:satMod val="105000"/>
+                <a:tint val="67000"/>
               </a:schemeClr>
             </a:gs>
-            <a:gs pos="35000">
+            <a:gs pos="50000">
               <a:schemeClr val="phClr">
-                <a:tint val="37000"/>
-                <a:satMod val="300000"/>
+                <a:lumMod val="105000"/>
+                <a:satMod val="103000"/>
+                <a:tint val="73000"/>
               </a:schemeClr>
             </a:gs>
             <a:gs pos="100000">
               <a:schemeClr val="phClr">
-                <a:tint val="15000"/>
-                <a:satMod val="350000"/>
+                <a:lumMod val="105000"/>
+                <a:satMod val="109000"/>
+                <a:tint val="81000"/>
               </a:schemeClr>
             </a:gs>
           </a:gsLst>
-          <a:lin ang="16200000" scaled="1"/>
+          <a:lin ang="5400000" scaled="0"/>
         </a:gradFill>
         <a:gradFill rotWithShape="1">
           <a:gsLst>
             <a:gs pos="0">
               <a:schemeClr val="phClr">
-                <a:tint val="100000"/>
+                <a:satMod val="103000"/>
+                <a:lumMod val="102000"/>
+                <a:tint val="94000"/>
+              </a:schemeClr>
+            </a:gs>
+            <a:gs pos="50000">
+              <a:schemeClr val="phClr">
+                <a:satMod val="110000"/>
+                <a:lumMod val="100000"/>
                 <a:shade val="100000"/>
-                <a:satMod val="130000"/>
               </a:schemeClr>
             </a:gs>
             <a:gs pos="100000">
               <a:schemeClr val="phClr">
-                <a:tint val="50000"/>
-                <a:shade val="100000"/>
-                <a:satMod val="350000"/>
+                <a:lumMod val="99000"/>
+                <a:satMod val="120000"/>
+                <a:shade val="78000"/>
               </a:schemeClr>
             </a:gs>
           </a:gsLst>
-          <a:lin ang="16200000" scaled="0"/>
+          <a:lin ang="5400000" scaled="0"/>
         </a:gradFill>
       </a:fillStyleLst>
       <a:lnStyleLst>
-        <a:ln w="9525" cap="flat" cmpd="sng" algn="ctr">
-          <a:solidFill>
-            <a:schemeClr val="phClr">
-              <a:shade val="95000"/>
-              <a:satMod val="105000"/>
-            </a:schemeClr>
-          </a:solidFill>
-          <a:prstDash val="solid"/>
-        </a:ln>
-        <a:ln w="25400" cap="flat" cmpd="sng" algn="ctr">
+        <a:ln w="6350" cap="flat" cmpd="sng" algn="ctr">
           <a:solidFill>
             <a:schemeClr val="phClr"/>
           </a:solidFill>
           <a:prstDash val="solid"/>
+          <a:miter lim="800000"/>
         </a:ln>
-        <a:ln w="38100" cap="flat" cmpd="sng" algn="ctr">
+        <a:ln w="12700" cap="flat" cmpd="sng" algn="ctr">
           <a:solidFill>
             <a:schemeClr val="phClr"/>
           </a:solidFill>
           <a:prstDash val="solid"/>
+          <a:miter lim="800000"/>
+        </a:ln>
+        <a:ln w="19050" cap="flat" cmpd="sng" algn="ctr">
+          <a:solidFill>
+            <a:schemeClr val="phClr"/>
+          </a:solidFill>
+          <a:prstDash val="solid"/>
+          <a:miter lim="800000"/>
         </a:ln>
       </a:lnStyleLst>
       <a:effectStyleLst>
         <a:effectStyle>
+          <a:effectLst/>
+        </a:effectStyle>
+        <a:effectStyle>
+          <a:effectLst/>
+        </a:effectStyle>
+        <a:effectStyle>
           <a:effectLst>
-            <a:outerShdw blurRad="40000" dist="20000" dir="5400000" rotWithShape="0">
+            <a:outerShdw blurRad="57150" dist="19050" dir="5400000" algn="ctr" rotWithShape="0">
               <a:srgbClr val="000000">
-                <a:alpha val="38000"/>
+                <a:alpha val="63000"/>
               </a:srgbClr>
             </a:outerShdw>
           </a:effectLst>
-        </a:effectStyle>
-        <a:effectStyle>
-          <a:effectLst>
-            <a:outerShdw blurRad="40000" dist="23000" dir="5400000" rotWithShape="0">
-              <a:srgbClr val="000000">
-                <a:alpha val="35000"/>
-              </a:srgbClr>
-            </a:outerShdw>
-          </a:effectLst>
-        </a:effectStyle>
-        <a:effectStyle>
-          <a:effectLst>
-            <a:outerShdw blurRad="40000" dist="23000" dir="5400000" rotWithShape="0">
-              <a:srgbClr val="000000">
-                <a:alpha val="35000"/>
-              </a:srgbClr>
-            </a:outerShdw>
-          </a:effectLst>
-          <a:scene3d>
-            <a:camera prst="orthographicFront">
-              <a:rot lat="0" lon="0" rev="0"/>
-            </a:camera>
-            <a:lightRig rig="threePt" dir="t">
-              <a:rot lat="0" lon="0" rev="1200000"/>
-            </a:lightRig>
-          </a:scene3d>
-          <a:sp3d>
-            <a:bevelT w="63500" h="25400"/>
-          </a:sp3d>
         </a:effectStyle>
       </a:effectStyleLst>
       <a:bgFillStyleLst>
         <a:solidFill>
           <a:schemeClr val="phClr"/>
         </a:solidFill>
+        <a:solidFill>
+          <a:schemeClr val="phClr">
+            <a:tint val="95000"/>
+            <a:satMod val="170000"/>
+          </a:schemeClr>
+        </a:solidFill>
         <a:gradFill rotWithShape="1">
           <a:gsLst>
             <a:gs pos="0">
               <a:schemeClr val="phClr">
-                <a:tint val="40000"/>
-                <a:satMod val="350000"/>
+                <a:tint val="93000"/>
+                <a:satMod val="150000"/>
+                <a:shade val="98000"/>
+                <a:lumMod val="102000"/>
               </a:schemeClr>
             </a:gs>
-            <a:gs pos="40000">
+            <a:gs pos="50000">
               <a:schemeClr val="phClr">
-                <a:tint val="45000"/>
-                <a:shade val="99000"/>
-                <a:satMod val="350000"/>
+                <a:tint val="98000"/>
+                <a:satMod val="130000"/>
+                <a:shade val="90000"/>
+                <a:lumMod val="103000"/>
               </a:schemeClr>
             </a:gs>
             <a:gs pos="100000">
               <a:schemeClr val="phClr">
-                <a:shade val="20000"/>
-                <a:satMod val="255000"/>
+                <a:shade val="63000"/>
+                <a:satMod val="120000"/>
               </a:schemeClr>
             </a:gs>
           </a:gsLst>
-          <a:path path="circle">
-            <a:fillToRect l="50000" t="-80000" r="50000" b="180000"/>
-          </a:path>
-        </a:gradFill>
-        <a:gradFill rotWithShape="1">
-          <a:gsLst>
-            <a:gs pos="0">
-              <a:schemeClr val="phClr">
-                <a:tint val="80000"/>
-                <a:satMod val="300000"/>
-              </a:schemeClr>
-            </a:gs>
-            <a:gs pos="100000">
-              <a:schemeClr val="phClr">
-                <a:shade val="30000"/>
-                <a:satMod val="200000"/>
-              </a:schemeClr>
-            </a:gs>
-          </a:gsLst>
-          <a:path path="circle">
-            <a:fillToRect l="50000" t="50000" r="50000" b="50000"/>
-          </a:path>
+          <a:lin ang="5400000" scaled="0"/>
         </a:gradFill>
       </a:bgFillStyleLst>
     </a:fmtScheme>
   </a:themeElements>
-  <a:objectDefaults>
-    <a:spDef>
-      <a:spPr/>
-      <a:bodyPr/>
-      <a:lstStyle/>
-      <a:style>
-        <a:lnRef idx="1">
-          <a:schemeClr val="accent1"/>
-        </a:lnRef>
-        <a:fillRef idx="3">
-          <a:schemeClr val="accent1"/>
-        </a:fillRef>
-        <a:effectRef idx="2">
-          <a:schemeClr val="accent1"/>
-        </a:effectRef>
-        <a:fontRef idx="minor">
-          <a:schemeClr val="lt1"/>
-        </a:fontRef>
-      </a:style>
-    </a:spDef>
-    <a:lnDef>
-      <a:spPr/>
-      <a:bodyPr/>
-      <a:lstStyle/>
-      <a:style>
-        <a:lnRef idx="2">
-          <a:schemeClr val="accent1"/>
-        </a:lnRef>
-        <a:fillRef idx="0">
-          <a:schemeClr val="accent1"/>
-        </a:fillRef>
-        <a:effectRef idx="1">
-          <a:schemeClr val="accent1"/>
-        </a:effectRef>
-        <a:fontRef idx="minor">
-          <a:schemeClr val="tx1"/>
-        </a:fontRef>
-      </a:style>
-    </a:lnDef>
-  </a:objectDefaults>
+  <a:objectDefaults/>
   <a:extraClrSchemeLst/>
+  <a:extLst>
+    <a:ext uri="{05A4C25C-085E-4340-85A3-A5531E510DB2}">
+      <thm15:themeFamily xmlns:thm15="http://schemas.microsoft.com/office/thememl/2012/main" name="Office Theme" id="{2E142A2C-CD16-42D6-873A-C26D2A0506FA}" vid="{1BDDFF52-6CD6-40A5-AB3C-68EB2F1E4D0A}"/>
+    </a:ext>
+  </a:extLst>
 </a:theme>
 </file>